--- a/FedAirGuard_Technical_Report.docx
+++ b/FedAirGuard_Technical_Report.docx
@@ -384,7 +384,7 @@
           </w:pPr>
           <w:hyperlink w:history="1" w:anchor="_Toc13">
             <w:r>
-              <w:t xml:space="preserve">3. The Dataset, and the Discovery That Reshaped the Project</w:t>
+              <w:t xml:space="preserve">3. Methodology</w:t>
             </w:r>
             <w:r>
               <w:tab/>
@@ -407,7 +407,7 @@
           </w:pPr>
           <w:hyperlink w:history="1" w:anchor="_Toc14">
             <w:r>
-              <w:t xml:space="preserve">3.1 Source</w:t>
+              <w:t xml:space="preserve">2A.1 The experimental question</w:t>
             </w:r>
             <w:r>
               <w:tab/>
@@ -430,7 +430,7 @@
           </w:pPr>
           <w:hyperlink w:history="1" w:anchor="_Toc15">
             <w:r>
-              <w:t xml:space="preserve">3.2 The finding that broke the original plan</w:t>
+              <w:t xml:space="preserve">2A.2 Splitting</w:t>
             </w:r>
             <w:r>
               <w:tab/>
@@ -453,7 +453,7 @@
           </w:pPr>
           <w:hyperlink w:history="1" w:anchor="_Toc16">
             <w:r>
-              <w:t xml:space="preserve">3.3 What replaced it, and what that costs</w:t>
+              <w:t xml:space="preserve">2A.3 Where the threshold comes from</w:t>
             </w:r>
             <w:r>
               <w:tab/>
@@ -476,7 +476,7 @@
           </w:pPr>
           <w:hyperlink w:history="1" w:anchor="_Toc17">
             <w:r>
-              <w:t xml:space="preserve">3.4 Six fault types, and why one number hides everything</w:t>
+              <w:t xml:space="preserve">2A.4 The false-positive budget</w:t>
             </w:r>
             <w:r>
               <w:tab/>
@@ -499,7 +499,7 @@
           </w:pPr>
           <w:hyperlink w:history="1" w:anchor="_Toc18">
             <w:r>
-              <w:t xml:space="preserve">3.5 The drift injector was wrong, twice</w:t>
+              <w:t xml:space="preserve">2A.5 The moving-block bootstrap</w:t>
             </w:r>
             <w:r>
               <w:tab/>
@@ -507,28 +507,6 @@
             <w:r>
               <w:fldChar w:fldCharType="begin" w:dirty="true"/>
               <w:instrText xml:space="preserve">PAGEREF _Toc18 \h</w:instrText>
-              <w:fldChar w:fldCharType="separate"/>
-              <w:fldChar w:fldCharType="end"/>
-            </w:r>
-          </w:hyperlink>
-        </w:p>
-        <w:p>
-          <w:pPr>
-            <w:pStyle w:val="TOC1"/>
-            <w:tabs>
-              <w:tab w:val="right" w:pos="9360" w:leader="dot"/>
-            </w:tabs>
-          </w:pPr>
-          <w:hyperlink w:history="1" w:anchor="_Toc19">
-            <w:r>
-              <w:t xml:space="preserve">4. Pipeline and Code Structure</w:t>
-            </w:r>
-            <w:r>
-              <w:tab/>
-            </w:r>
-            <w:r>
-              <w:fldChar w:fldCharType="begin" w:dirty="true"/>
-              <w:instrText xml:space="preserve">PAGEREF _Toc19 \h</w:instrText>
               <w:fldChar w:fldCharType="separate"/>
               <w:fldChar w:fldCharType="end"/>
             </w:r>
@@ -542,9 +520,31 @@
             </w:tabs>
             <w:ind w:left="220"/>
           </w:pPr>
+          <w:hyperlink w:history="1" w:anchor="_Toc19">
+            <w:r>
+              <w:t xml:space="preserve">2A.6 Why accuracy is never a headline</w:t>
+            </w:r>
+            <w:r>
+              <w:tab/>
+            </w:r>
+            <w:r>
+              <w:fldChar w:fldCharType="begin" w:dirty="true"/>
+              <w:instrText xml:space="preserve">PAGEREF _Toc19 \h</w:instrText>
+              <w:fldChar w:fldCharType="separate"/>
+              <w:fldChar w:fldCharType="end"/>
+            </w:r>
+          </w:hyperlink>
+        </w:p>
+        <w:p>
+          <w:pPr>
+            <w:pStyle w:val="TOC1"/>
+            <w:tabs>
+              <w:tab w:val="right" w:pos="9360" w:leader="dot"/>
+            </w:tabs>
+          </w:pPr>
           <w:hyperlink w:history="1" w:anchor="_Toc20">
             <w:r>
-              <w:t xml:space="preserve">4.1 Preprocessing, run independently per station</w:t>
+              <w:t xml:space="preserve">4. The Novelty, Stated Precisely</w:t>
             </w:r>
             <w:r>
               <w:tab/>
@@ -567,7 +567,7 @@
           </w:pPr>
           <w:hyperlink w:history="1" w:anchor="_Toc21">
             <w:r>
-              <w:t xml:space="preserve">4.2 Repository layout</w:t>
+              <w:t xml:space="preserve">2B.1 What is not new</w:t>
             </w:r>
             <w:r>
               <w:tab/>
@@ -582,14 +582,15 @@
         </w:p>
         <w:p>
           <w:pPr>
-            <w:pStyle w:val="TOC1"/>
+            <w:pStyle w:val="TOC2"/>
             <w:tabs>
               <w:tab w:val="right" w:pos="9360" w:leader="dot"/>
             </w:tabs>
+            <w:ind w:left="220"/>
           </w:pPr>
           <w:hyperlink w:history="1" w:anchor="_Toc22">
             <w:r>
-              <w:t xml:space="preserve">5. The Baseline Ladder</w:t>
+              <w:t xml:space="preserve">2B.2 What is new</w:t>
             </w:r>
             <w:r>
               <w:tab/>
@@ -604,14 +605,15 @@
         </w:p>
         <w:p>
           <w:pPr>
-            <w:pStyle w:val="TOC1"/>
+            <w:pStyle w:val="TOC2"/>
             <w:tabs>
               <w:tab w:val="right" w:pos="9360" w:leader="dot"/>
             </w:tabs>
+            <w:ind w:left="220"/>
           </w:pPr>
           <w:hyperlink w:history="1" w:anchor="_Toc23">
             <w:r>
-              <w:t xml:space="preserve">6. Results</w:t>
+              <w:t xml:space="preserve">2B.3 Why it was not obvious that this could work</w:t>
             </w:r>
             <w:r>
               <w:tab/>
@@ -634,7 +636,7 @@
           </w:pPr>
           <w:hyperlink w:history="1" w:anchor="_Toc24">
             <w:r>
-              <w:t xml:space="preserve">6.1 At 30 stations — does spatial reasoning help?</w:t>
+              <w:t xml:space="preserve">2B.4 The current honest status</w:t>
             </w:r>
             <w:r>
               <w:tab/>
@@ -649,15 +651,14 @@
         </w:p>
         <w:p>
           <w:pPr>
-            <w:pStyle w:val="TOC2"/>
+            <w:pStyle w:val="TOC1"/>
             <w:tabs>
               <w:tab w:val="right" w:pos="9360" w:leader="dot"/>
             </w:tabs>
-            <w:ind w:left="220"/>
           </w:pPr>
           <w:hyperlink w:history="1" w:anchor="_Toc25">
             <w:r>
-              <w:t xml:space="preserve">6.2 What privacy costs</w:t>
+              <w:t xml:space="preserve">5. Architecture in Detail</w:t>
             </w:r>
             <w:r>
               <w:tab/>
@@ -680,7 +681,7 @@
           </w:pPr>
           <w:hyperlink w:history="1" w:anchor="_Toc26">
             <w:r>
-              <w:t xml:space="preserve">6.3 At 69 stations — two things become established</w:t>
+              <w:t xml:space="preserve">2C.1 The node GRU</w:t>
             </w:r>
             <w:r>
               <w:tab/>
@@ -703,7 +704,7 @@
           </w:pPr>
           <w:hyperlink w:history="1" w:anchor="_Toc27">
             <w:r>
-              <w:t xml:space="preserve">6.4 Per fault type — the sharpest result</w:t>
+              <w:t xml:space="preserve">2C.2 Why a GRU rather than an LSTM or Transformer</w:t>
             </w:r>
             <w:r>
               <w:tab/>
@@ -726,7 +727,7 @@
           </w:pPr>
           <w:hyperlink w:history="1" w:anchor="_Toc28">
             <w:r>
-              <w:t xml:space="preserve">6.5 Forecasting — a reversal at full scale</w:t>
+              <w:t xml:space="preserve">2C.3 Graph construction</w:t>
             </w:r>
             <w:r>
               <w:tab/>
@@ -741,14 +742,15 @@
         </w:p>
         <w:p>
           <w:pPr>
-            <w:pStyle w:val="TOC1"/>
+            <w:pStyle w:val="TOC2"/>
             <w:tabs>
               <w:tab w:val="right" w:pos="9360" w:leader="dot"/>
             </w:tabs>
+            <w:ind w:left="220"/>
           </w:pPr>
           <w:hyperlink w:history="1" w:anchor="_Toc29">
             <w:r>
-              <w:t xml:space="preserve">7. The Privacy Amendment</w:t>
+              <w:t xml:space="preserve">2C.4 The neighbour reconstructor</w:t>
             </w:r>
             <w:r>
               <w:tab/>
@@ -771,7 +773,7 @@
           </w:pPr>
           <w:hyperlink w:history="1" w:anchor="_Toc30">
             <w:r>
-              <w:t xml:space="preserve">7.1 Why it was necessary</w:t>
+              <w:t xml:space="preserve">2C.5 The four detectors</w:t>
             </w:r>
             <w:r>
               <w:tab/>
@@ -786,15 +788,14 @@
         </w:p>
         <w:p>
           <w:pPr>
-            <w:pStyle w:val="TOC2"/>
+            <w:pStyle w:val="TOC1"/>
             <w:tabs>
               <w:tab w:val="right" w:pos="9360" w:leader="dot"/>
             </w:tabs>
-            <w:ind w:left="220"/>
           </w:pPr>
           <w:hyperlink w:history="1" w:anchor="_Toc31">
             <w:r>
-              <w:t xml:space="preserve">7.2 What was decided, and why it is defensible</w:t>
+              <w:t xml:space="preserve">6. Parameters and Their Reasoning</w:t>
             </w:r>
             <w:r>
               <w:tab/>
@@ -817,7 +818,7 @@
           </w:pPr>
           <w:hyperlink w:history="1" w:anchor="_Toc32">
             <w:r>
-              <w:t xml:space="preserve">7.3 What it costs</w:t>
+              <w:t xml:space="preserve">2D.1 Preprocessing</w:t>
             </w:r>
             <w:r>
               <w:tab/>
@@ -840,7 +841,7 @@
           </w:pPr>
           <w:hyperlink w:history="1" w:anchor="_Toc33">
             <w:r>
-              <w:t xml:space="preserve">7.4 The measured scope is narrower than designed</w:t>
+              <w:t xml:space="preserve">2D.2 Model and training</w:t>
             </w:r>
             <w:r>
               <w:tab/>
@@ -848,28 +849,6 @@
             <w:r>
               <w:fldChar w:fldCharType="begin" w:dirty="true"/>
               <w:instrText xml:space="preserve">PAGEREF _Toc33 \h</w:instrText>
-              <w:fldChar w:fldCharType="separate"/>
-              <w:fldChar w:fldCharType="end"/>
-            </w:r>
-          </w:hyperlink>
-        </w:p>
-        <w:p>
-          <w:pPr>
-            <w:pStyle w:val="TOC1"/>
-            <w:tabs>
-              <w:tab w:val="right" w:pos="9360" w:leader="dot"/>
-            </w:tabs>
-          </w:pPr>
-          <w:hyperlink w:history="1" w:anchor="_Toc34">
-            <w:r>
-              <w:t xml:space="preserve">8. Real Co-Located Fault Labels</w:t>
-            </w:r>
-            <w:r>
-              <w:tab/>
-            </w:r>
-            <w:r>
-              <w:fldChar w:fldCharType="begin" w:dirty="true"/>
-              <w:instrText xml:space="preserve">PAGEREF _Toc34 \h</w:instrText>
               <w:fldChar w:fldCharType="separate"/>
               <w:fldChar w:fldCharType="end"/>
             </w:r>
@@ -883,9 +862,31 @@
             </w:tabs>
             <w:ind w:left="220"/>
           </w:pPr>
+          <w:hyperlink w:history="1" w:anchor="_Toc34">
+            <w:r>
+              <w:t xml:space="preserve">2D.3 Federation and decision layer</w:t>
+            </w:r>
+            <w:r>
+              <w:tab/>
+            </w:r>
+            <w:r>
+              <w:fldChar w:fldCharType="begin" w:dirty="true"/>
+              <w:instrText xml:space="preserve">PAGEREF _Toc34 \h</w:instrText>
+              <w:fldChar w:fldCharType="separate"/>
+              <w:fldChar w:fldCharType="end"/>
+            </w:r>
+          </w:hyperlink>
+        </w:p>
+        <w:p>
+          <w:pPr>
+            <w:pStyle w:val="TOC1"/>
+            <w:tabs>
+              <w:tab w:val="right" w:pos="9360" w:leader="dot"/>
+            </w:tabs>
+          </w:pPr>
           <w:hyperlink w:history="1" w:anchor="_Toc35">
             <w:r>
-              <w:t xml:space="preserve">8.1 The data</w:t>
+              <w:t xml:space="preserve">7. Code Walkthrough</w:t>
             </w:r>
             <w:r>
               <w:tab/>
@@ -900,15 +901,14 @@
         </w:p>
         <w:p>
           <w:pPr>
-            <w:pStyle w:val="TOC2"/>
+            <w:pStyle w:val="TOC1"/>
             <w:tabs>
               <w:tab w:val="right" w:pos="9360" w:leader="dot"/>
             </w:tabs>
-            <w:ind w:left="220"/>
           </w:pPr>
           <w:hyperlink w:history="1" w:anchor="_Toc36">
             <w:r>
-              <w:t xml:space="preserve">8.2 What counts as a fault</w:t>
+              <w:t xml:space="preserve">8. The Dataset, and the Discovery That Reshaped the Project</w:t>
             </w:r>
             <w:r>
               <w:tab/>
@@ -931,7 +931,7 @@
           </w:pPr>
           <w:hyperlink w:history="1" w:anchor="_Toc37">
             <w:r>
-              <w:t xml:space="preserve">8.3 The finding visible before any model ran</w:t>
+              <w:t xml:space="preserve">3.1 Source</w:t>
             </w:r>
             <w:r>
               <w:tab/>
@@ -954,7 +954,7 @@
           </w:pPr>
           <w:hyperlink w:history="1" w:anchor="_Toc38">
             <w:r>
-              <w:t xml:space="preserve">8.4 Measured</w:t>
+              <w:t xml:space="preserve">3.2 The finding that broke the original plan</w:t>
             </w:r>
             <w:r>
               <w:tab/>
@@ -977,7 +977,7 @@
           </w:pPr>
           <w:hyperlink w:history="1" w:anchor="_Toc39">
             <w:r>
-              <w:t xml:space="preserve">8.5 One result that is unambiguously bad</w:t>
+              <w:t xml:space="preserve">3.3 What replaced it, and what that costs</w:t>
             </w:r>
             <w:r>
               <w:tab/>
@@ -1000,7 +1000,7 @@
           </w:pPr>
           <w:hyperlink w:history="1" w:anchor="_Toc40">
             <w:r>
-              <w:t xml:space="preserve">8.6 Caveats, which are large</w:t>
+              <w:t xml:space="preserve">3.4 Six fault types, and why one number hides everything</w:t>
             </w:r>
             <w:r>
               <w:tab/>
@@ -1008,28 +1008,6 @@
             <w:r>
               <w:fldChar w:fldCharType="begin" w:dirty="true"/>
               <w:instrText xml:space="preserve">PAGEREF _Toc40 \h</w:instrText>
-              <w:fldChar w:fldCharType="separate"/>
-              <w:fldChar w:fldCharType="end"/>
-            </w:r>
-          </w:hyperlink>
-        </w:p>
-        <w:p>
-          <w:pPr>
-            <w:pStyle w:val="TOC1"/>
-            <w:tabs>
-              <w:tab w:val="right" w:pos="9360" w:leader="dot"/>
-            </w:tabs>
-          </w:pPr>
-          <w:hyperlink w:history="1" w:anchor="_Toc41">
-            <w:r>
-              <w:t xml:space="preserve">9. Scaling: Three Walls, Three Different Causes</w:t>
-            </w:r>
-            <w:r>
-              <w:tab/>
-            </w:r>
-            <w:r>
-              <w:fldChar w:fldCharType="begin" w:dirty="true"/>
-              <w:instrText xml:space="preserve">PAGEREF _Toc41 \h</w:instrText>
               <w:fldChar w:fldCharType="separate"/>
               <w:fldChar w:fldCharType="end"/>
             </w:r>
@@ -1043,9 +1021,31 @@
             </w:tabs>
             <w:ind w:left="220"/>
           </w:pPr>
+          <w:hyperlink w:history="1" w:anchor="_Toc41">
+            <w:r>
+              <w:t xml:space="preserve">3.5 The drift injector was wrong, twice</w:t>
+            </w:r>
+            <w:r>
+              <w:tab/>
+            </w:r>
+            <w:r>
+              <w:fldChar w:fldCharType="begin" w:dirty="true"/>
+              <w:instrText xml:space="preserve">PAGEREF _Toc41 \h</w:instrText>
+              <w:fldChar w:fldCharType="separate"/>
+              <w:fldChar w:fldCharType="end"/>
+            </w:r>
+          </w:hyperlink>
+        </w:p>
+        <w:p>
+          <w:pPr>
+            <w:pStyle w:val="TOC1"/>
+            <w:tabs>
+              <w:tab w:val="right" w:pos="9360" w:leader="dot"/>
+            </w:tabs>
+          </w:pPr>
           <w:hyperlink w:history="1" w:anchor="_Toc42">
             <w:r>
-              <w:t xml:space="preserve">9.1 Wall one — zero common window origins</w:t>
+              <w:t xml:space="preserve">9. Pipeline and Code Structure</w:t>
             </w:r>
             <w:r>
               <w:tab/>
@@ -1068,7 +1068,7 @@
           </w:pPr>
           <w:hyperlink w:history="1" w:anchor="_Toc43">
             <w:r>
-              <w:t xml:space="preserve">9.2 Wall two — stations with no scoreable overlap</w:t>
+              <w:t xml:space="preserve">4.1 Preprocessing, run independently per station</w:t>
             </w:r>
             <w:r>
               <w:tab/>
@@ -1091,7 +1091,7 @@
           </w:pPr>
           <w:hyperlink w:history="1" w:anchor="_Toc44">
             <w:r>
-              <w:t xml:space="preserve">9.3 Wall three — memory, twice, for different reasons</w:t>
+              <w:t xml:space="preserve">4.2 Repository layout</w:t>
             </w:r>
             <w:r>
               <w:tab/>
@@ -1106,15 +1106,14 @@
         </w:p>
         <w:p>
           <w:pPr>
-            <w:pStyle w:val="TOC2"/>
+            <w:pStyle w:val="TOC1"/>
             <w:tabs>
               <w:tab w:val="right" w:pos="9360" w:leader="dot"/>
             </w:tabs>
-            <w:ind w:left="220"/>
           </w:pPr>
           <w:hyperlink w:history="1" w:anchor="_Toc45">
             <w:r>
-              <w:t xml:space="preserve">9.4 The discrete GPU was never being used</w:t>
+              <w:t xml:space="preserve">10. The Baseline Ladder</w:t>
             </w:r>
             <w:r>
               <w:tab/>
@@ -1136,7 +1135,7 @@
           </w:pPr>
           <w:hyperlink w:history="1" w:anchor="_Toc46">
             <w:r>
-              <w:t xml:space="preserve">10. Generalization to Delhi</w:t>
+              <w:t xml:space="preserve">11. Results</w:t>
             </w:r>
             <w:r>
               <w:tab/>
@@ -1159,7 +1158,7 @@
           </w:pPr>
           <w:hyperlink w:history="1" w:anchor="_Toc47">
             <w:r>
-              <w:t xml:space="preserve">10.1 Forecasting transfers better than predicted</w:t>
+              <w:t xml:space="preserve">6.1 At 30 stations — does spatial reasoning help?</w:t>
             </w:r>
             <w:r>
               <w:tab/>
@@ -1182,7 +1181,7 @@
           </w:pPr>
           <w:hyperlink w:history="1" w:anchor="_Toc48">
             <w:r>
-              <w:t xml:space="preserve">10.2 What actually breaks: calibration stability</w:t>
+              <w:t xml:space="preserve">6.2 What privacy costs</w:t>
             </w:r>
             <w:r>
               <w:tab/>
@@ -1205,7 +1204,7 @@
           </w:pPr>
           <w:hyperlink w:history="1" w:anchor="_Toc49">
             <w:r>
-              <w:t xml:space="preserve">10.3 The counterintuitive consequence</w:t>
+              <w:t xml:space="preserve">6.3 At 69 stations — two things become established</w:t>
             </w:r>
             <w:r>
               <w:tab/>
@@ -1220,14 +1219,15 @@
         </w:p>
         <w:p>
           <w:pPr>
-            <w:pStyle w:val="TOC1"/>
+            <w:pStyle w:val="TOC2"/>
             <w:tabs>
               <w:tab w:val="right" w:pos="9360" w:leader="dot"/>
             </w:tabs>
+            <w:ind w:left="220"/>
           </w:pPr>
           <w:hyperlink w:history="1" w:anchor="_Toc50">
             <w:r>
-              <w:t xml:space="preserve">11. What Did Not Work</w:t>
+              <w:t xml:space="preserve">6.4 Per fault type — the sharpest result</w:t>
             </w:r>
             <w:r>
               <w:tab/>
@@ -1250,7 +1250,7 @@
           </w:pPr>
           <w:hyperlink w:history="1" w:anchor="_Toc51">
             <w:r>
-              <w:t xml:space="preserve">11.1 Clustered aggregation — measured and rejected</w:t>
+              <w:t xml:space="preserve">6.5 Forecasting — a reversal at full scale</w:t>
             </w:r>
             <w:r>
               <w:tab/>
@@ -1265,15 +1265,14 @@
         </w:p>
         <w:p>
           <w:pPr>
-            <w:pStyle w:val="TOC2"/>
+            <w:pStyle w:val="TOC1"/>
             <w:tabs>
               <w:tab w:val="right" w:pos="9360" w:leader="dot"/>
             </w:tabs>
-            <w:ind w:left="220"/>
           </w:pPr>
           <w:hyperlink w:history="1" w:anchor="_Toc52">
             <w:r>
-              <w:t xml:space="preserve">11.2 Federation does not help forecasting at moderate scale</w:t>
+              <w:t xml:space="preserve">12. The Privacy Amendment</w:t>
             </w:r>
             <w:r>
               <w:tab/>
@@ -1296,7 +1295,7 @@
           </w:pPr>
           <w:hyperlink w:history="1" w:anchor="_Toc53">
             <w:r>
-              <w:t xml:space="preserve">11.3 Drift remains largely unsolved</w:t>
+              <w:t xml:space="preserve">7.1 Why it was necessary</w:t>
             </w:r>
             <w:r>
               <w:tab/>
@@ -1311,14 +1310,15 @@
         </w:p>
         <w:p>
           <w:pPr>
-            <w:pStyle w:val="TOC1"/>
+            <w:pStyle w:val="TOC2"/>
             <w:tabs>
               <w:tab w:val="right" w:pos="9360" w:leader="dot"/>
             </w:tabs>
+            <w:ind w:left="220"/>
           </w:pPr>
           <w:hyperlink w:history="1" w:anchor="_Toc54">
             <w:r>
-              <w:t xml:space="preserve">12. Engineering Lessons</w:t>
+              <w:t xml:space="preserve">7.2 What was decided, and why it is defensible</w:t>
             </w:r>
             <w:r>
               <w:tab/>
@@ -1333,14 +1333,15 @@
         </w:p>
         <w:p>
           <w:pPr>
-            <w:pStyle w:val="TOC1"/>
+            <w:pStyle w:val="TOC2"/>
             <w:tabs>
               <w:tab w:val="right" w:pos="9360" w:leader="dot"/>
             </w:tabs>
+            <w:ind w:left="220"/>
           </w:pPr>
           <w:hyperlink w:history="1" w:anchor="_Toc55">
             <w:r>
-              <w:t xml:space="preserve">13. Honest Summary</w:t>
+              <w:t xml:space="preserve">7.3 What it costs</w:t>
             </w:r>
             <w:r>
               <w:tab/>
@@ -1363,7 +1364,7 @@
           </w:pPr>
           <w:hyperlink w:history="1" w:anchor="_Toc56">
             <w:r>
-              <w:t xml:space="preserve">What is established</w:t>
+              <w:t xml:space="preserve">7.4 The measured scope is narrower than designed</w:t>
             </w:r>
             <w:r>
               <w:tab/>
@@ -1378,15 +1379,14 @@
         </w:p>
         <w:p>
           <w:pPr>
-            <w:pStyle w:val="TOC2"/>
+            <w:pStyle w:val="TOC1"/>
             <w:tabs>
               <w:tab w:val="right" w:pos="9360" w:leader="dot"/>
             </w:tabs>
-            <w:ind w:left="220"/>
           </w:pPr>
           <w:hyperlink w:history="1" w:anchor="_Toc57">
             <w:r>
-              <w:t xml:space="preserve">What is specific and mechanical</w:t>
+              <w:t xml:space="preserve">13. Real Co-Located Fault Labels</w:t>
             </w:r>
             <w:r>
               <w:tab/>
@@ -1409,7 +1409,7 @@
           </w:pPr>
           <w:hyperlink w:history="1" w:anchor="_Toc58">
             <w:r>
-              <w:t xml:space="preserve">What is not solved</w:t>
+              <w:t xml:space="preserve">8.1 The data</w:t>
             </w:r>
             <w:r>
               <w:tab/>
@@ -1432,7 +1432,7 @@
           </w:pPr>
           <w:hyperlink w:history="1" w:anchor="_Toc59">
             <w:r>
-              <w:t xml:space="preserve">What the project cannot yet claim</w:t>
+              <w:t xml:space="preserve">8.2 What counts as a fault</w:t>
             </w:r>
             <w:r>
               <w:tab/>
@@ -1440,6 +1440,667 @@
             <w:r>
               <w:fldChar w:fldCharType="begin" w:dirty="true"/>
               <w:instrText xml:space="preserve">PAGEREF _Toc59 \h</w:instrText>
+              <w:fldChar w:fldCharType="separate"/>
+              <w:fldChar w:fldCharType="end"/>
+            </w:r>
+          </w:hyperlink>
+        </w:p>
+        <w:p>
+          <w:pPr>
+            <w:pStyle w:val="TOC2"/>
+            <w:tabs>
+              <w:tab w:val="right" w:pos="9360" w:leader="dot"/>
+            </w:tabs>
+            <w:ind w:left="220"/>
+          </w:pPr>
+          <w:hyperlink w:history="1" w:anchor="_Toc60">
+            <w:r>
+              <w:t xml:space="preserve">8.3 The finding visible before any model ran</w:t>
+            </w:r>
+            <w:r>
+              <w:tab/>
+            </w:r>
+            <w:r>
+              <w:fldChar w:fldCharType="begin" w:dirty="true"/>
+              <w:instrText xml:space="preserve">PAGEREF _Toc60 \h</w:instrText>
+              <w:fldChar w:fldCharType="separate"/>
+              <w:fldChar w:fldCharType="end"/>
+            </w:r>
+          </w:hyperlink>
+        </w:p>
+        <w:p>
+          <w:pPr>
+            <w:pStyle w:val="TOC2"/>
+            <w:tabs>
+              <w:tab w:val="right" w:pos="9360" w:leader="dot"/>
+            </w:tabs>
+            <w:ind w:left="220"/>
+          </w:pPr>
+          <w:hyperlink w:history="1" w:anchor="_Toc61">
+            <w:r>
+              <w:t xml:space="preserve">8.4 Measured</w:t>
+            </w:r>
+            <w:r>
+              <w:tab/>
+            </w:r>
+            <w:r>
+              <w:fldChar w:fldCharType="begin" w:dirty="true"/>
+              <w:instrText xml:space="preserve">PAGEREF _Toc61 \h</w:instrText>
+              <w:fldChar w:fldCharType="separate"/>
+              <w:fldChar w:fldCharType="end"/>
+            </w:r>
+          </w:hyperlink>
+        </w:p>
+        <w:p>
+          <w:pPr>
+            <w:pStyle w:val="TOC2"/>
+            <w:tabs>
+              <w:tab w:val="right" w:pos="9360" w:leader="dot"/>
+            </w:tabs>
+            <w:ind w:left="220"/>
+          </w:pPr>
+          <w:hyperlink w:history="1" w:anchor="_Toc62">
+            <w:r>
+              <w:t xml:space="preserve">8.5 One result that is unambiguously bad</w:t>
+            </w:r>
+            <w:r>
+              <w:tab/>
+            </w:r>
+            <w:r>
+              <w:fldChar w:fldCharType="begin" w:dirty="true"/>
+              <w:instrText xml:space="preserve">PAGEREF _Toc62 \h</w:instrText>
+              <w:fldChar w:fldCharType="separate"/>
+              <w:fldChar w:fldCharType="end"/>
+            </w:r>
+          </w:hyperlink>
+        </w:p>
+        <w:p>
+          <w:pPr>
+            <w:pStyle w:val="TOC2"/>
+            <w:tabs>
+              <w:tab w:val="right" w:pos="9360" w:leader="dot"/>
+            </w:tabs>
+            <w:ind w:left="220"/>
+          </w:pPr>
+          <w:hyperlink w:history="1" w:anchor="_Toc63">
+            <w:r>
+              <w:t xml:space="preserve">8.6 Caveats, which are large</w:t>
+            </w:r>
+            <w:r>
+              <w:tab/>
+            </w:r>
+            <w:r>
+              <w:fldChar w:fldCharType="begin" w:dirty="true"/>
+              <w:instrText xml:space="preserve">PAGEREF _Toc63 \h</w:instrText>
+              <w:fldChar w:fldCharType="separate"/>
+              <w:fldChar w:fldCharType="end"/>
+            </w:r>
+          </w:hyperlink>
+        </w:p>
+        <w:p>
+          <w:pPr>
+            <w:pStyle w:val="TOC1"/>
+            <w:tabs>
+              <w:tab w:val="right" w:pos="9360" w:leader="dot"/>
+            </w:tabs>
+          </w:pPr>
+          <w:hyperlink w:history="1" w:anchor="_Toc64">
+            <w:r>
+              <w:t xml:space="preserve">14. Scaling: Three Walls, Three Different Causes</w:t>
+            </w:r>
+            <w:r>
+              <w:tab/>
+            </w:r>
+            <w:r>
+              <w:fldChar w:fldCharType="begin" w:dirty="true"/>
+              <w:instrText xml:space="preserve">PAGEREF _Toc64 \h</w:instrText>
+              <w:fldChar w:fldCharType="separate"/>
+              <w:fldChar w:fldCharType="end"/>
+            </w:r>
+          </w:hyperlink>
+        </w:p>
+        <w:p>
+          <w:pPr>
+            <w:pStyle w:val="TOC2"/>
+            <w:tabs>
+              <w:tab w:val="right" w:pos="9360" w:leader="dot"/>
+            </w:tabs>
+            <w:ind w:left="220"/>
+          </w:pPr>
+          <w:hyperlink w:history="1" w:anchor="_Toc65">
+            <w:r>
+              <w:t xml:space="preserve">9.1 Wall one — zero common window origins</w:t>
+            </w:r>
+            <w:r>
+              <w:tab/>
+            </w:r>
+            <w:r>
+              <w:fldChar w:fldCharType="begin" w:dirty="true"/>
+              <w:instrText xml:space="preserve">PAGEREF _Toc65 \h</w:instrText>
+              <w:fldChar w:fldCharType="separate"/>
+              <w:fldChar w:fldCharType="end"/>
+            </w:r>
+          </w:hyperlink>
+        </w:p>
+        <w:p>
+          <w:pPr>
+            <w:pStyle w:val="TOC2"/>
+            <w:tabs>
+              <w:tab w:val="right" w:pos="9360" w:leader="dot"/>
+            </w:tabs>
+            <w:ind w:left="220"/>
+          </w:pPr>
+          <w:hyperlink w:history="1" w:anchor="_Toc66">
+            <w:r>
+              <w:t xml:space="preserve">9.2 Wall two — stations with no scoreable overlap</w:t>
+            </w:r>
+            <w:r>
+              <w:tab/>
+            </w:r>
+            <w:r>
+              <w:fldChar w:fldCharType="begin" w:dirty="true"/>
+              <w:instrText xml:space="preserve">PAGEREF _Toc66 \h</w:instrText>
+              <w:fldChar w:fldCharType="separate"/>
+              <w:fldChar w:fldCharType="end"/>
+            </w:r>
+          </w:hyperlink>
+        </w:p>
+        <w:p>
+          <w:pPr>
+            <w:pStyle w:val="TOC2"/>
+            <w:tabs>
+              <w:tab w:val="right" w:pos="9360" w:leader="dot"/>
+            </w:tabs>
+            <w:ind w:left="220"/>
+          </w:pPr>
+          <w:hyperlink w:history="1" w:anchor="_Toc67">
+            <w:r>
+              <w:t xml:space="preserve">9.3 Wall three — memory, twice, for different reasons</w:t>
+            </w:r>
+            <w:r>
+              <w:tab/>
+            </w:r>
+            <w:r>
+              <w:fldChar w:fldCharType="begin" w:dirty="true"/>
+              <w:instrText xml:space="preserve">PAGEREF _Toc67 \h</w:instrText>
+              <w:fldChar w:fldCharType="separate"/>
+              <w:fldChar w:fldCharType="end"/>
+            </w:r>
+          </w:hyperlink>
+        </w:p>
+        <w:p>
+          <w:pPr>
+            <w:pStyle w:val="TOC2"/>
+            <w:tabs>
+              <w:tab w:val="right" w:pos="9360" w:leader="dot"/>
+            </w:tabs>
+            <w:ind w:left="220"/>
+          </w:pPr>
+          <w:hyperlink w:history="1" w:anchor="_Toc68">
+            <w:r>
+              <w:t xml:space="preserve">9.4 The discrete GPU was never being used</w:t>
+            </w:r>
+            <w:r>
+              <w:tab/>
+            </w:r>
+            <w:r>
+              <w:fldChar w:fldCharType="begin" w:dirty="true"/>
+              <w:instrText xml:space="preserve">PAGEREF _Toc68 \h</w:instrText>
+              <w:fldChar w:fldCharType="separate"/>
+              <w:fldChar w:fldCharType="end"/>
+            </w:r>
+          </w:hyperlink>
+        </w:p>
+        <w:p>
+          <w:pPr>
+            <w:pStyle w:val="TOC1"/>
+            <w:tabs>
+              <w:tab w:val="right" w:pos="9360" w:leader="dot"/>
+            </w:tabs>
+          </w:pPr>
+          <w:hyperlink w:history="1" w:anchor="_Toc69">
+            <w:r>
+              <w:t xml:space="preserve">15. Generalization to Delhi</w:t>
+            </w:r>
+            <w:r>
+              <w:tab/>
+            </w:r>
+            <w:r>
+              <w:fldChar w:fldCharType="begin" w:dirty="true"/>
+              <w:instrText xml:space="preserve">PAGEREF _Toc69 \h</w:instrText>
+              <w:fldChar w:fldCharType="separate"/>
+              <w:fldChar w:fldCharType="end"/>
+            </w:r>
+          </w:hyperlink>
+        </w:p>
+        <w:p>
+          <w:pPr>
+            <w:pStyle w:val="TOC2"/>
+            <w:tabs>
+              <w:tab w:val="right" w:pos="9360" w:leader="dot"/>
+            </w:tabs>
+            <w:ind w:left="220"/>
+          </w:pPr>
+          <w:hyperlink w:history="1" w:anchor="_Toc70">
+            <w:r>
+              <w:t xml:space="preserve">10.1 Forecasting transfers better than predicted</w:t>
+            </w:r>
+            <w:r>
+              <w:tab/>
+            </w:r>
+            <w:r>
+              <w:fldChar w:fldCharType="begin" w:dirty="true"/>
+              <w:instrText xml:space="preserve">PAGEREF _Toc70 \h</w:instrText>
+              <w:fldChar w:fldCharType="separate"/>
+              <w:fldChar w:fldCharType="end"/>
+            </w:r>
+          </w:hyperlink>
+        </w:p>
+        <w:p>
+          <w:pPr>
+            <w:pStyle w:val="TOC2"/>
+            <w:tabs>
+              <w:tab w:val="right" w:pos="9360" w:leader="dot"/>
+            </w:tabs>
+            <w:ind w:left="220"/>
+          </w:pPr>
+          <w:hyperlink w:history="1" w:anchor="_Toc71">
+            <w:r>
+              <w:t xml:space="preserve">10.2 What actually breaks: calibration stability</w:t>
+            </w:r>
+            <w:r>
+              <w:tab/>
+            </w:r>
+            <w:r>
+              <w:fldChar w:fldCharType="begin" w:dirty="true"/>
+              <w:instrText xml:space="preserve">PAGEREF _Toc71 \h</w:instrText>
+              <w:fldChar w:fldCharType="separate"/>
+              <w:fldChar w:fldCharType="end"/>
+            </w:r>
+          </w:hyperlink>
+        </w:p>
+        <w:p>
+          <w:pPr>
+            <w:pStyle w:val="TOC2"/>
+            <w:tabs>
+              <w:tab w:val="right" w:pos="9360" w:leader="dot"/>
+            </w:tabs>
+            <w:ind w:left="220"/>
+          </w:pPr>
+          <w:hyperlink w:history="1" w:anchor="_Toc72">
+            <w:r>
+              <w:t xml:space="preserve">10.3 The counterintuitive consequence</w:t>
+            </w:r>
+            <w:r>
+              <w:tab/>
+            </w:r>
+            <w:r>
+              <w:fldChar w:fldCharType="begin" w:dirty="true"/>
+              <w:instrText xml:space="preserve">PAGEREF _Toc72 \h</w:instrText>
+              <w:fldChar w:fldCharType="separate"/>
+              <w:fldChar w:fldCharType="end"/>
+            </w:r>
+          </w:hyperlink>
+        </w:p>
+        <w:p>
+          <w:pPr>
+            <w:pStyle w:val="TOC1"/>
+            <w:tabs>
+              <w:tab w:val="right" w:pos="9360" w:leader="dot"/>
+            </w:tabs>
+          </w:pPr>
+          <w:hyperlink w:history="1" w:anchor="_Toc73">
+            <w:r>
+              <w:t xml:space="preserve">16. A Confound in the Headline Comparison</w:t>
+            </w:r>
+            <w:r>
+              <w:tab/>
+            </w:r>
+            <w:r>
+              <w:fldChar w:fldCharType="begin" w:dirty="true"/>
+              <w:instrText xml:space="preserve">PAGEREF _Toc73 \h</w:instrText>
+              <w:fldChar w:fldCharType="separate"/>
+              <w:fldChar w:fldCharType="end"/>
+            </w:r>
+          </w:hyperlink>
+        </w:p>
+        <w:p>
+          <w:pPr>
+            <w:pStyle w:val="TOC2"/>
+            <w:tabs>
+              <w:tab w:val="right" w:pos="9360" w:leader="dot"/>
+            </w:tabs>
+            <w:ind w:left="220"/>
+          </w:pPr>
+          <w:hyperlink w:history="1" w:anchor="_Toc74">
+            <w:r>
+              <w:t xml:space="preserve">11A.1 What the code actually does</w:t>
+            </w:r>
+            <w:r>
+              <w:tab/>
+            </w:r>
+            <w:r>
+              <w:fldChar w:fldCharType="begin" w:dirty="true"/>
+              <w:instrText xml:space="preserve">PAGEREF _Toc74 \h</w:instrText>
+              <w:fldChar w:fldCharType="separate"/>
+              <w:fldChar w:fldCharType="end"/>
+            </w:r>
+          </w:hyperlink>
+        </w:p>
+        <w:p>
+          <w:pPr>
+            <w:pStyle w:val="TOC2"/>
+            <w:tabs>
+              <w:tab w:val="right" w:pos="9360" w:leader="dot"/>
+            </w:tabs>
+            <w:ind w:left="220"/>
+          </w:pPr>
+          <w:hyperlink w:history="1" w:anchor="_Toc75">
+            <w:r>
+              <w:t xml:space="preserve">11A.2 Why that matters</w:t>
+            </w:r>
+            <w:r>
+              <w:tab/>
+            </w:r>
+            <w:r>
+              <w:fldChar w:fldCharType="begin" w:dirty="true"/>
+              <w:instrText xml:space="preserve">PAGEREF _Toc75 \h</w:instrText>
+              <w:fldChar w:fldCharType="separate"/>
+              <w:fldChar w:fldCharType="end"/>
+            </w:r>
+          </w:hyperlink>
+        </w:p>
+        <w:p>
+          <w:pPr>
+            <w:pStyle w:val="TOC2"/>
+            <w:tabs>
+              <w:tab w:val="right" w:pos="9360" w:leader="dot"/>
+            </w:tabs>
+            <w:ind w:left="220"/>
+          </w:pPr>
+          <w:hyperlink w:history="1" w:anchor="_Toc76">
+            <w:r>
+              <w:t xml:space="preserve">11A.3 Which of the two produced the gain</w:t>
+            </w:r>
+            <w:r>
+              <w:tab/>
+            </w:r>
+            <w:r>
+              <w:fldChar w:fldCharType="begin" w:dirty="true"/>
+              <w:instrText xml:space="preserve">PAGEREF _Toc76 \h</w:instrText>
+              <w:fldChar w:fldCharType="separate"/>
+              <w:fldChar w:fldCharType="end"/>
+            </w:r>
+          </w:hyperlink>
+        </w:p>
+        <w:p>
+          <w:pPr>
+            <w:pStyle w:val="TOC2"/>
+            <w:tabs>
+              <w:tab w:val="right" w:pos="9360" w:leader="dot"/>
+            </w:tabs>
+            <w:ind w:left="220"/>
+          </w:pPr>
+          <w:hyperlink w:history="1" w:anchor="_Toc77">
+            <w:r>
+              <w:t xml:space="preserve">11A.4 What this does and does not invalidate</w:t>
+            </w:r>
+            <w:r>
+              <w:tab/>
+            </w:r>
+            <w:r>
+              <w:fldChar w:fldCharType="begin" w:dirty="true"/>
+              <w:instrText xml:space="preserve">PAGEREF _Toc77 \h</w:instrText>
+              <w:fldChar w:fldCharType="separate"/>
+              <w:fldChar w:fldCharType="end"/>
+            </w:r>
+          </w:hyperlink>
+        </w:p>
+        <w:p>
+          <w:pPr>
+            <w:pStyle w:val="TOC2"/>
+            <w:tabs>
+              <w:tab w:val="right" w:pos="9360" w:leader="dot"/>
+            </w:tabs>
+            <w:ind w:left="220"/>
+          </w:pPr>
+          <w:hyperlink w:history="1" w:anchor="_Toc78">
+            <w:r>
+              <w:t xml:space="preserve">11A.5 Why it was not caught earlier</w:t>
+            </w:r>
+            <w:r>
+              <w:tab/>
+            </w:r>
+            <w:r>
+              <w:fldChar w:fldCharType="begin" w:dirty="true"/>
+              <w:instrText xml:space="preserve">PAGEREF _Toc78 \h</w:instrText>
+              <w:fldChar w:fldCharType="separate"/>
+              <w:fldChar w:fldCharType="end"/>
+            </w:r>
+          </w:hyperlink>
+        </w:p>
+        <w:p>
+          <w:pPr>
+            <w:pStyle w:val="TOC1"/>
+            <w:tabs>
+              <w:tab w:val="right" w:pos="9360" w:leader="dot"/>
+            </w:tabs>
+          </w:pPr>
+          <w:hyperlink w:history="1" w:anchor="_Toc79">
+            <w:r>
+              <w:t xml:space="preserve">17. What Did Not Work</w:t>
+            </w:r>
+            <w:r>
+              <w:tab/>
+            </w:r>
+            <w:r>
+              <w:fldChar w:fldCharType="begin" w:dirty="true"/>
+              <w:instrText xml:space="preserve">PAGEREF _Toc79 \h</w:instrText>
+              <w:fldChar w:fldCharType="separate"/>
+              <w:fldChar w:fldCharType="end"/>
+            </w:r>
+          </w:hyperlink>
+        </w:p>
+        <w:p>
+          <w:pPr>
+            <w:pStyle w:val="TOC2"/>
+            <w:tabs>
+              <w:tab w:val="right" w:pos="9360" w:leader="dot"/>
+            </w:tabs>
+            <w:ind w:left="220"/>
+          </w:pPr>
+          <w:hyperlink w:history="1" w:anchor="_Toc80">
+            <w:r>
+              <w:t xml:space="preserve">11.1 Clustered aggregation — measured and rejected</w:t>
+            </w:r>
+            <w:r>
+              <w:tab/>
+            </w:r>
+            <w:r>
+              <w:fldChar w:fldCharType="begin" w:dirty="true"/>
+              <w:instrText xml:space="preserve">PAGEREF _Toc80 \h</w:instrText>
+              <w:fldChar w:fldCharType="separate"/>
+              <w:fldChar w:fldCharType="end"/>
+            </w:r>
+          </w:hyperlink>
+        </w:p>
+        <w:p>
+          <w:pPr>
+            <w:pStyle w:val="TOC2"/>
+            <w:tabs>
+              <w:tab w:val="right" w:pos="9360" w:leader="dot"/>
+            </w:tabs>
+            <w:ind w:left="220"/>
+          </w:pPr>
+          <w:hyperlink w:history="1" w:anchor="_Toc81">
+            <w:r>
+              <w:t xml:space="preserve">11.2 Federation does not help forecasting at moderate scale</w:t>
+            </w:r>
+            <w:r>
+              <w:tab/>
+            </w:r>
+            <w:r>
+              <w:fldChar w:fldCharType="begin" w:dirty="true"/>
+              <w:instrText xml:space="preserve">PAGEREF _Toc81 \h</w:instrText>
+              <w:fldChar w:fldCharType="separate"/>
+              <w:fldChar w:fldCharType="end"/>
+            </w:r>
+          </w:hyperlink>
+        </w:p>
+        <w:p>
+          <w:pPr>
+            <w:pStyle w:val="TOC2"/>
+            <w:tabs>
+              <w:tab w:val="right" w:pos="9360" w:leader="dot"/>
+            </w:tabs>
+            <w:ind w:left="220"/>
+          </w:pPr>
+          <w:hyperlink w:history="1" w:anchor="_Toc82">
+            <w:r>
+              <w:t xml:space="preserve">11.3 Drift remains largely unsolved</w:t>
+            </w:r>
+            <w:r>
+              <w:tab/>
+            </w:r>
+            <w:r>
+              <w:fldChar w:fldCharType="begin" w:dirty="true"/>
+              <w:instrText xml:space="preserve">PAGEREF _Toc82 \h</w:instrText>
+              <w:fldChar w:fldCharType="separate"/>
+              <w:fldChar w:fldCharType="end"/>
+            </w:r>
+          </w:hyperlink>
+        </w:p>
+        <w:p>
+          <w:pPr>
+            <w:pStyle w:val="TOC1"/>
+            <w:tabs>
+              <w:tab w:val="right" w:pos="9360" w:leader="dot"/>
+            </w:tabs>
+          </w:pPr>
+          <w:hyperlink w:history="1" w:anchor="_Toc83">
+            <w:r>
+              <w:t xml:space="preserve">18. Engineering Lessons</w:t>
+            </w:r>
+            <w:r>
+              <w:tab/>
+            </w:r>
+            <w:r>
+              <w:fldChar w:fldCharType="begin" w:dirty="true"/>
+              <w:instrText xml:space="preserve">PAGEREF _Toc83 \h</w:instrText>
+              <w:fldChar w:fldCharType="separate"/>
+              <w:fldChar w:fldCharType="end"/>
+            </w:r>
+          </w:hyperlink>
+        </w:p>
+        <w:p>
+          <w:pPr>
+            <w:pStyle w:val="TOC1"/>
+            <w:tabs>
+              <w:tab w:val="right" w:pos="9360" w:leader="dot"/>
+            </w:tabs>
+          </w:pPr>
+          <w:hyperlink w:history="1" w:anchor="_Toc84">
+            <w:r>
+              <w:t xml:space="preserve">19. Honest Summary</w:t>
+            </w:r>
+            <w:r>
+              <w:tab/>
+            </w:r>
+            <w:r>
+              <w:fldChar w:fldCharType="begin" w:dirty="true"/>
+              <w:instrText xml:space="preserve">PAGEREF _Toc84 \h</w:instrText>
+              <w:fldChar w:fldCharType="separate"/>
+              <w:fldChar w:fldCharType="end"/>
+            </w:r>
+          </w:hyperlink>
+        </w:p>
+        <w:p>
+          <w:pPr>
+            <w:pStyle w:val="TOC2"/>
+            <w:tabs>
+              <w:tab w:val="right" w:pos="9360" w:leader="dot"/>
+            </w:tabs>
+            <w:ind w:left="220"/>
+          </w:pPr>
+          <w:hyperlink w:history="1" w:anchor="_Toc85">
+            <w:r>
+              <w:t xml:space="preserve">What is established</w:t>
+            </w:r>
+            <w:r>
+              <w:tab/>
+            </w:r>
+            <w:r>
+              <w:fldChar w:fldCharType="begin" w:dirty="true"/>
+              <w:instrText xml:space="preserve">PAGEREF _Toc85 \h</w:instrText>
+              <w:fldChar w:fldCharType="separate"/>
+              <w:fldChar w:fldCharType="end"/>
+            </w:r>
+          </w:hyperlink>
+        </w:p>
+        <w:p>
+          <w:pPr>
+            <w:pStyle w:val="TOC2"/>
+            <w:tabs>
+              <w:tab w:val="right" w:pos="9360" w:leader="dot"/>
+            </w:tabs>
+            <w:ind w:left="220"/>
+          </w:pPr>
+          <w:hyperlink w:history="1" w:anchor="_Toc86">
+            <w:r>
+              <w:t xml:space="preserve">What is specific and mechanical</w:t>
+            </w:r>
+            <w:r>
+              <w:tab/>
+            </w:r>
+            <w:r>
+              <w:fldChar w:fldCharType="begin" w:dirty="true"/>
+              <w:instrText xml:space="preserve">PAGEREF _Toc86 \h</w:instrText>
+              <w:fldChar w:fldCharType="separate"/>
+              <w:fldChar w:fldCharType="end"/>
+            </w:r>
+          </w:hyperlink>
+        </w:p>
+        <w:p>
+          <w:pPr>
+            <w:pStyle w:val="TOC2"/>
+            <w:tabs>
+              <w:tab w:val="right" w:pos="9360" w:leader="dot"/>
+            </w:tabs>
+            <w:ind w:left="220"/>
+          </w:pPr>
+          <w:hyperlink w:history="1" w:anchor="_Toc87">
+            <w:r>
+              <w:t xml:space="preserve">What is not solved</w:t>
+            </w:r>
+            <w:r>
+              <w:tab/>
+            </w:r>
+            <w:r>
+              <w:fldChar w:fldCharType="begin" w:dirty="true"/>
+              <w:instrText xml:space="preserve">PAGEREF _Toc87 \h</w:instrText>
+              <w:fldChar w:fldCharType="separate"/>
+              <w:fldChar w:fldCharType="end"/>
+            </w:r>
+          </w:hyperlink>
+        </w:p>
+        <w:p>
+          <w:pPr>
+            <w:pStyle w:val="TOC2"/>
+            <w:tabs>
+              <w:tab w:val="right" w:pos="9360" w:leader="dot"/>
+            </w:tabs>
+            <w:ind w:left="220"/>
+          </w:pPr>
+          <w:hyperlink w:history="1" w:anchor="_Toc88">
+            <w:r>
+              <w:t xml:space="preserve">What the project cannot yet claim</w:t>
+            </w:r>
+            <w:r>
+              <w:tab/>
+            </w:r>
+            <w:r>
+              <w:fldChar w:fldCharType="begin" w:dirty="true"/>
+              <w:instrText xml:space="preserve">PAGEREF _Toc88 \h</w:instrText>
               <w:fldChar w:fldCharType="separate"/>
               <w:fldChar w:fldCharType="end"/>
             </w:r>
@@ -2492,7 +3153,7 @@
       </w:pPr>
       <w:bookmarkStart w:name="_Toc13" w:id="13"/>
       <w:r>
-        <w:t xml:space="preserve">3. The Dataset, and the Discovery That Reshaped the Project</w:t>
+        <w:t xml:space="preserve">3. Methodology</w:t>
       </w:r>
       <w:bookmarkEnd w:id="13"/>
     </w:p>
@@ -2503,9 +3164,5245 @@
       </w:pPr>
       <w:bookmarkStart w:name="_Toc14" w:id="14"/>
       <w:r>
+        <w:t xml:space="preserve">2A.1 The experimental question</w:t>
+      </w:r>
+      <w:bookmarkEnd w:id="14"/>
+    </w:p>
+    <w:p>
+      <w:pPr>
+        <w:spacing w:after="120"/>
+      </w:pPr>
+      <w:r>
+        <w:t xml:space="preserve">Every experiment answers one of three questions, and keeping them apart matters because they take different controls. Does federation cost accuracy: rung 5 against rungs 3 and 4. Does spatial reasoning help detection: rung 6 against rung 5. Does it generalise: a Catalonia-trained model applied to Delhi without retraining. Rung 5 exists solely as the control for the second question. Without it, any gain from rung 6 could be credited to federation, to the graph, or to the decision layer, with no way to tell them apart.</w:t>
+      </w:r>
+    </w:p>
+    <w:p>
+      <w:pPr>
+        <w:pStyle w:val="Heading2"/>
+        <w:spacing w:after="120" w:before="280"/>
+      </w:pPr>
+      <w:bookmarkStart w:name="_Toc15" w:id="15"/>
+      <w:r>
+        <w:t xml:space="preserve">2A.2 Splitting</w:t>
+      </w:r>
+      <w:bookmarkEnd w:id="15"/>
+    </w:p>
+    <w:p>
+      <w:pPr>
+        <w:spacing w:after="120"/>
+      </w:pPr>
+      <w:r>
+        <w:t xml:space="preserve">Train, validation and test are 70/15/15 by date, per station, never shuffled. Shuffling would place future readings in training and leak information backwards: a model that has seen Tuesday can trivially predict Monday. Because stations have different record lengths, each station has its own boundaries, which is what later produced the overlap problem in the scaling section.</w:t>
+      </w:r>
+    </w:p>
+    <w:p>
+      <w:pPr>
+        <w:pStyle w:val="Heading2"/>
+        <w:spacing w:after="120" w:before="280"/>
+      </w:pPr>
+      <w:bookmarkStart w:name="_Toc16" w:id="16"/>
+      <w:r>
+        <w:t xml:space="preserve">2A.3 Where the threshold comes from</w:t>
+      </w:r>
+      <w:bookmarkEnd w:id="16"/>
+    </w:p>
+    <w:p>
+      <w:pPr>
+        <w:spacing w:after="120"/>
+      </w:pPr>
+      <w:r>
+        <w:t xml:space="preserve">A detector is useless without a threshold, and the threshold is where most of the methodological danger lives. It is calibrated on validation only, never on test. It is calibrated per station and never shared, because a shared threshold is miscalibrated for every station but the median one and would also cross the privacy boundary. The rule picks the threshold achieving a target false-positive rate on genuinely non-faulty readings rather than a fixed quantile, because the fault rate varies by station and a fixed quantile would mean different things at different stations.</w:t>
+      </w:r>
+    </w:p>
+    <w:p>
+      <w:pPr>
+        <w:pStyle w:val="Heading2"/>
+        <w:spacing w:after="120" w:before="280"/>
+      </w:pPr>
+      <w:bookmarkStart w:name="_Toc17" w:id="17"/>
+      <w:r>
+        <w:t xml:space="preserve">2A.4 The false-positive budget</w:t>
+      </w:r>
+      <w:bookmarkEnd w:id="17"/>
+    </w:p>
+    <w:p>
+      <w:pPr>
+        <w:spacing w:after="120"/>
+      </w:pPr>
+      <w:r>
+        <w:t xml:space="preserve">Several detectors run and the maximum of their standardised scores is taken. If each were calibrated to the target rate independently the combined rate would be several times the target, because any one firing raises an alarm. So each receives the budget divided by the number of usable detectors, and by the union bound the combined rate stays under target. Usability is decided on raw outputs: a detector that produced no finite values must not claim a share of a budget it cannot spend.</w:t>
+      </w:r>
+    </w:p>
+    <w:p>
+      <w:pPr>
+        <w:pStyle w:val="Heading2"/>
+        <w:spacing w:after="120" w:before="280"/>
+      </w:pPr>
+      <w:bookmarkStart w:name="_Toc18" w:id="18"/>
+      <w:r>
+        <w:t xml:space="preserve">2A.5 The moving-block bootstrap</w:t>
+      </w:r>
+      <w:bookmarkEnd w:id="18"/>
+    </w:p>
+    <w:p>
+      <w:pPr>
+        <w:spacing w:after="120"/>
+      </w:pPr>
+      <w:r>
+        <w:t xml:space="preserve">Point estimates are not evidence. Every headline comparison carries a 95 percent interval from a paired moving-block bootstrap. Blocks rather than individual readings, because air quality is autocorrelated and resampling single hours would pretend there is far more independent evidence than exists. Paired, so both models see the same resample and the interval is on the difference between them.</w:t>
+      </w:r>
+    </w:p>
+    <w:p>
+      <w:pPr>
+        <w:pBdr>
+          <w:left w:val="single" w:color="0C6D6D" w:sz="12" w:space="8"/>
+        </w:pBdr>
+        <w:spacing w:after="160"/>
+        <w:ind w:left="180"/>
+      </w:pPr>
+      <w:r>
+        <w:rPr>
+          <w:i/>
+          <w:iCs/>
+          <w:color w:val="5A6D6C"/>
+          <w:sz w:val="20"/>
+          <w:szCs w:val="20"/>
+        </w:rPr>
+        <w:t xml:space="preserve">Two resampling levels, and this is the most important methodological point in the project. Time only asks whether a different stretch of this period would have said the same about these stations. Stations and time asks whether a different set of stations would have said the same, which is the question that matters for a general claim. At seven stations nothing survived the second test.</w:t>
+      </w:r>
+    </w:p>
+    <w:p>
+      <w:pPr>
+        <w:pStyle w:val="Heading2"/>
+        <w:spacing w:after="120" w:before="280"/>
+      </w:pPr>
+      <w:bookmarkStart w:name="_Toc19" w:id="19"/>
+      <w:r>
+        <w:t xml:space="preserve">2A.6 Why accuracy is never a headline</w:t>
+      </w:r>
+      <w:bookmarkEnd w:id="19"/>
+    </w:p>
+    <w:p>
+      <w:pPr>
+        <w:spacing w:after="120"/>
+      </w:pPr>
+      <w:r>
+        <w:t xml:space="preserve">At a 3.5 percent fault rate, a classifier answering never faulty scores 0.965 accuracy, which beats this system at 0.948. Accuracy is dominated by the 96.5 percent of readings that are fine, so it measures prevalence rather than skill. Precision, recall, F1 and area under the precision-recall curve are reported instead, and recall never appears without a false-positive rate beside it.</w:t>
+      </w:r>
+    </w:p>
+    <w:p>
+      <w:r>
+        <w:br w:type="page"/>
+      </w:r>
+    </w:p>
+    <w:p>
+      <w:pPr>
+        <w:pStyle w:val="Heading1"/>
+        <w:spacing w:after="160" w:before="360"/>
+      </w:pPr>
+      <w:bookmarkStart w:name="_Toc20" w:id="20"/>
+      <w:r>
+        <w:t xml:space="preserve">4. The Novelty, Stated Precisely</w:t>
+      </w:r>
+      <w:bookmarkEnd w:id="20"/>
+    </w:p>
+    <w:p>
+      <w:pPr>
+        <w:pStyle w:val="Heading2"/>
+        <w:spacing w:after="120" w:before="280"/>
+      </w:pPr>
+      <w:bookmarkStart w:name="_Toc21" w:id="21"/>
+      <w:r>
+        <w:t xml:space="preserve">2B.1 What is not new</w:t>
+      </w:r>
+      <w:bookmarkEnd w:id="21"/>
+    </w:p>
+    <w:p>
+      <w:pPr>
+        <w:spacing w:after="120"/>
+      </w:pPr>
+      <w:r>
+        <w:t xml:space="preserve">Federated learning for sensor networks is established. Graph networks over station networks for forecasting are established. Residual-based anomaly detection is established. Using spatial agreement to separate events from faults is established, and is the direct precedent for this work.</w:t>
+      </w:r>
+    </w:p>
+    <w:p>
+      <w:pPr>
+        <w:pStyle w:val="Heading2"/>
+        <w:spacing w:after="120" w:before="280"/>
+      </w:pPr>
+      <w:bookmarkStart w:name="_Toc22" w:id="22"/>
+      <w:r>
+        <w:t xml:space="preserve">2B.2 What is new</w:t>
+      </w:r>
+      <w:bookmarkEnd w:id="22"/>
+    </w:p>
+    <w:p>
+      <w:pPr>
+        <w:pBdr>
+          <w:left w:val="single" w:color="0C6D6D" w:sz="12" w:space="8"/>
+        </w:pBdr>
+        <w:spacing w:after="160"/>
+        <w:ind w:left="180"/>
+      </w:pPr>
+      <w:r>
+        <w:rPr>
+          <w:i/>
+          <w:iCs/>
+          <w:color w:val="5A6D6C"/>
+          <w:sz w:val="20"/>
+          <w:szCs w:val="20"/>
+        </w:rPr>
+        <w:t xml:space="preserve">Computing spatial agreement from compressed encoder states rather than raw neighbour readings. Prior systems either federate a detector and give up cross-node reasoning, or reason across nodes and require raw neighbour data centrally. The combination is the contribution: a station is compared against its neighbours without any of them revealing what they measured.</w:t>
+      </w:r>
+    </w:p>
+    <w:p>
+      <w:pPr>
+        <w:pStyle w:val="Heading2"/>
+        <w:spacing w:after="120" w:before="280"/>
+      </w:pPr>
+      <w:bookmarkStart w:name="_Toc23" w:id="23"/>
+      <w:r>
+        <w:t xml:space="preserve">2B.3 Why it was not obvious that this could work</w:t>
+      </w:r>
+      <w:bookmarkEnd w:id="23"/>
+    </w:p>
+    <w:p>
+      <w:pPr>
+        <w:spacing w:after="120"/>
+      </w:pPr>
+      <w:r>
+        <w:t xml:space="preserve">A hidden state is a lossy 64-dimensional summary of a 24-hour, 22-feature window, trained for forecasting. Nothing guarantees it preserves the information needed to distinguish a station disagreeing with its neighbourhood from a neighbourhood that is genuinely varied. The design contract listed this as the single largest open risk, with instructions to report a negative result honestly if compression destroyed the signal.</w:t>
+      </w:r>
+    </w:p>
+    <w:p>
+      <w:pPr>
+        <w:pStyle w:val="Heading2"/>
+        <w:spacing w:after="120" w:before="280"/>
+      </w:pPr>
+      <w:bookmarkStart w:name="_Toc24" w:id="24"/>
+      <w:r>
+        <w:t xml:space="preserve">2B.4 The current honest status</w:t>
+      </w:r>
+      <w:bookmarkEnd w:id="24"/>
+    </w:p>
+    <w:p>
+      <w:pPr>
+        <w:spacing w:after="120"/>
+      </w:pPr>
+      <w:r>
+        <w:t xml:space="preserve">Compression does preserve some signal: drift detection moves from zero to 0.012, and the station-level ordinal channel reaches 0.575 precision. But the confound section documents that the headline detection gain attributed to this mechanism was mixed up with a local detector, and that under controlled comparison the spatial detector currently costs more than it contributes. The novelty is intact as a method and unproven as an improvement. Both halves of that sentence are load-bearing.</w:t>
+      </w:r>
+    </w:p>
+    <w:p>
+      <w:r>
+        <w:br w:type="page"/>
+      </w:r>
+    </w:p>
+    <w:p>
+      <w:pPr>
+        <w:pStyle w:val="Heading1"/>
+        <w:spacing w:after="160" w:before="360"/>
+      </w:pPr>
+      <w:bookmarkStart w:name="_Toc25" w:id="25"/>
+      <w:r>
+        <w:t xml:space="preserve">5. Architecture in Detail</w:t>
+      </w:r>
+      <w:bookmarkEnd w:id="25"/>
+    </w:p>
+    <w:p>
+      <w:pPr>
+        <w:pStyle w:val="Heading2"/>
+        <w:spacing w:after="120" w:before="280"/>
+      </w:pPr>
+      <w:bookmarkStart w:name="_Toc26" w:id="26"/>
+      <w:r>
+        <w:t xml:space="preserve">2C.1 The node GRU</w:t>
+      </w:r>
+      <w:bookmarkEnd w:id="26"/>
+    </w:p>
+    <w:tbl>
+      <w:tblPr>
+        <w:tblW w:type="dxa" w:w="9360"/>
+        <w:tblBorders>
+          <w:top w:val="single" w:color="auto" w:sz="4"/>
+          <w:left w:val="single" w:color="auto" w:sz="4"/>
+          <w:bottom w:val="single" w:color="auto" w:sz="4"/>
+          <w:right w:val="single" w:color="auto" w:sz="4"/>
+          <w:insideH w:val="single" w:color="auto" w:sz="4"/>
+          <w:insideV w:val="single" w:color="auto" w:sz="4"/>
+        </w:tblBorders>
+      </w:tblPr>
+      <w:tblGrid>
+        <w:gridCol w:w="3000"/>
+        <w:gridCol w:w="6360"/>
+      </w:tblGrid>
+      <w:tr>
+        <w:trPr>
+          <w:tblHeader/>
+        </w:trPr>
+        <w:tc>
+          <w:tcPr>
+            <w:tcW w:type="dxa" w:w="3000"/>
+            <w:shd w:fill="EEF3F3" w:val="clear"/>
+            <w:tcMar>
+              <w:top w:type="dxa" w:w="60"/>
+              <w:left w:type="dxa" w:w="100"/>
+              <w:bottom w:type="dxa" w:w="60"/>
+              <w:right w:type="dxa" w:w="100"/>
+            </w:tcMar>
+          </w:tcPr>
+          <w:p>
+            <w:pPr>
+              <w:jc w:val="left"/>
+            </w:pPr>
+            <w:r>
+              <w:rPr>
+                <w:b/>
+                <w:bCs/>
+                <w:sz w:val="18"/>
+                <w:szCs w:val="18"/>
+              </w:rPr>
+              <w:t xml:space="preserve">Property</w:t>
+            </w:r>
+          </w:p>
+        </w:tc>
+        <w:tc>
+          <w:tcPr>
+            <w:tcW w:type="dxa" w:w="6360"/>
+            <w:shd w:fill="EEF3F3" w:val="clear"/>
+            <w:tcMar>
+              <w:top w:type="dxa" w:w="60"/>
+              <w:left w:type="dxa" w:w="100"/>
+              <w:bottom w:type="dxa" w:w="60"/>
+              <w:right w:type="dxa" w:w="100"/>
+            </w:tcMar>
+          </w:tcPr>
+          <w:p>
+            <w:pPr>
+              <w:jc w:val="right"/>
+            </w:pPr>
+            <w:r>
+              <w:rPr>
+                <w:b/>
+                <w:bCs/>
+                <w:sz w:val="18"/>
+                <w:szCs w:val="18"/>
+              </w:rPr>
+              <w:t xml:space="preserve">Value</w:t>
+            </w:r>
+          </w:p>
+        </w:tc>
+      </w:tr>
+      <w:tr>
+        <w:tc>
+          <w:tcPr>
+            <w:tcW w:type="dxa" w:w="3000"/>
+            <w:tcMar>
+              <w:top w:type="dxa" w:w="60"/>
+              <w:left w:type="dxa" w:w="100"/>
+              <w:bottom w:type="dxa" w:w="60"/>
+              <w:right w:type="dxa" w:w="100"/>
+            </w:tcMar>
+          </w:tcPr>
+          <w:p>
+            <w:pPr>
+              <w:jc w:val="left"/>
+            </w:pPr>
+            <w:r>
+              <w:rPr>
+                <w:b w:val="false"/>
+                <w:bCs w:val="false"/>
+                <w:sz w:val="18"/>
+                <w:szCs w:val="18"/>
+              </w:rPr>
+              <w:t xml:space="preserve">Input</w:t>
+            </w:r>
+          </w:p>
+        </w:tc>
+        <w:tc>
+          <w:tcPr>
+            <w:tcW w:type="dxa" w:w="6360"/>
+            <w:tcMar>
+              <w:top w:type="dxa" w:w="60"/>
+              <w:left w:type="dxa" w:w="100"/>
+              <w:bottom w:type="dxa" w:w="60"/>
+              <w:right w:type="dxa" w:w="100"/>
+            </w:tcMar>
+          </w:tcPr>
+          <w:p>
+            <w:pPr>
+              <w:jc w:val="right"/>
+            </w:pPr>
+            <w:r>
+              <w:rPr>
+                <w:rFonts w:ascii="Consolas" w:cs="Consolas" w:eastAsia="Consolas" w:hAnsi="Consolas"/>
+                <w:b w:val="false"/>
+                <w:bCs w:val="false"/>
+                <w:sz w:val="18"/>
+                <w:szCs w:val="18"/>
+              </w:rPr>
+              <w:t xml:space="preserve">(batch, 24 hours, 22 features)</w:t>
+            </w:r>
+          </w:p>
+        </w:tc>
+      </w:tr>
+      <w:tr>
+        <w:tc>
+          <w:tcPr>
+            <w:tcW w:type="dxa" w:w="3000"/>
+            <w:tcMar>
+              <w:top w:type="dxa" w:w="60"/>
+              <w:left w:type="dxa" w:w="100"/>
+              <w:bottom w:type="dxa" w:w="60"/>
+              <w:right w:type="dxa" w:w="100"/>
+            </w:tcMar>
+          </w:tcPr>
+          <w:p>
+            <w:pPr>
+              <w:jc w:val="left"/>
+            </w:pPr>
+            <w:r>
+              <w:rPr>
+                <w:b w:val="false"/>
+                <w:bCs w:val="false"/>
+                <w:sz w:val="18"/>
+                <w:szCs w:val="18"/>
+              </w:rPr>
+              <w:t xml:space="preserve">Encoder</w:t>
+            </w:r>
+          </w:p>
+        </w:tc>
+        <w:tc>
+          <w:tcPr>
+            <w:tcW w:type="dxa" w:w="6360"/>
+            <w:tcMar>
+              <w:top w:type="dxa" w:w="60"/>
+              <w:left w:type="dxa" w:w="100"/>
+              <w:bottom w:type="dxa" w:w="60"/>
+              <w:right w:type="dxa" w:w="100"/>
+            </w:tcMar>
+          </w:tcPr>
+          <w:p>
+            <w:pPr>
+              <w:jc w:val="right"/>
+            </w:pPr>
+            <w:r>
+              <w:rPr>
+                <w:rFonts w:ascii="Consolas" w:cs="Consolas" w:eastAsia="Consolas" w:hAnsi="Consolas"/>
+                <w:b w:val="false"/>
+                <w:bCs w:val="false"/>
+                <w:sz w:val="18"/>
+                <w:szCs w:val="18"/>
+              </w:rPr>
+              <w:t xml:space="preserve">single-layer GRU, hidden size 64</w:t>
+            </w:r>
+          </w:p>
+        </w:tc>
+      </w:tr>
+      <w:tr>
+        <w:tc>
+          <w:tcPr>
+            <w:tcW w:type="dxa" w:w="3000"/>
+            <w:tcMar>
+              <w:top w:type="dxa" w:w="60"/>
+              <w:left w:type="dxa" w:w="100"/>
+              <w:bottom w:type="dxa" w:w="60"/>
+              <w:right w:type="dxa" w:w="100"/>
+            </w:tcMar>
+          </w:tcPr>
+          <w:p>
+            <w:pPr>
+              <w:jc w:val="left"/>
+            </w:pPr>
+            <w:r>
+              <w:rPr>
+                <w:b w:val="false"/>
+                <w:bCs w:val="false"/>
+                <w:sz w:val="18"/>
+                <w:szCs w:val="18"/>
+              </w:rPr>
+              <w:t xml:space="preserve">Decoder</w:t>
+            </w:r>
+          </w:p>
+        </w:tc>
+        <w:tc>
+          <w:tcPr>
+            <w:tcW w:type="dxa" w:w="6360"/>
+            <w:tcMar>
+              <w:top w:type="dxa" w:w="60"/>
+              <w:left w:type="dxa" w:w="100"/>
+              <w:bottom w:type="dxa" w:w="60"/>
+              <w:right w:type="dxa" w:w="100"/>
+            </w:tcMar>
+          </w:tcPr>
+          <w:p>
+            <w:pPr>
+              <w:jc w:val="right"/>
+            </w:pPr>
+            <w:r>
+              <w:rPr>
+                <w:rFonts w:ascii="Consolas" w:cs="Consolas" w:eastAsia="Consolas" w:hAnsi="Consolas"/>
+                <w:b w:val="false"/>
+                <w:bCs w:val="false"/>
+                <w:sz w:val="18"/>
+                <w:szCs w:val="18"/>
+              </w:rPr>
+              <w:t xml:space="preserve">single-layer GRU, input 1, hidden 64</w:t>
+            </w:r>
+          </w:p>
+        </w:tc>
+      </w:tr>
+      <w:tr>
+        <w:tc>
+          <w:tcPr>
+            <w:tcW w:type="dxa" w:w="3000"/>
+            <w:tcMar>
+              <w:top w:type="dxa" w:w="60"/>
+              <w:left w:type="dxa" w:w="100"/>
+              <w:bottom w:type="dxa" w:w="60"/>
+              <w:right w:type="dxa" w:w="100"/>
+            </w:tcMar>
+          </w:tcPr>
+          <w:p>
+            <w:pPr>
+              <w:jc w:val="left"/>
+            </w:pPr>
+            <w:r>
+              <w:rPr>
+                <w:b w:val="false"/>
+                <w:bCs w:val="false"/>
+                <w:sz w:val="18"/>
+                <w:szCs w:val="18"/>
+              </w:rPr>
+              <w:t xml:space="preserve">Head</w:t>
+            </w:r>
+          </w:p>
+        </w:tc>
+        <w:tc>
+          <w:tcPr>
+            <w:tcW w:type="dxa" w:w="6360"/>
+            <w:tcMar>
+              <w:top w:type="dxa" w:w="60"/>
+              <w:left w:type="dxa" w:w="100"/>
+              <w:bottom w:type="dxa" w:w="60"/>
+              <w:right w:type="dxa" w:w="100"/>
+            </w:tcMar>
+          </w:tcPr>
+          <w:p>
+            <w:pPr>
+              <w:jc w:val="right"/>
+            </w:pPr>
+            <w:r>
+              <w:rPr>
+                <w:rFonts w:ascii="Consolas" w:cs="Consolas" w:eastAsia="Consolas" w:hAnsi="Consolas"/>
+                <w:b w:val="false"/>
+                <w:bCs w:val="false"/>
+                <w:sz w:val="18"/>
+                <w:szCs w:val="18"/>
+              </w:rPr>
+              <w:t xml:space="preserve">Linear 64 to 1</w:t>
+            </w:r>
+          </w:p>
+        </w:tc>
+      </w:tr>
+      <w:tr>
+        <w:tc>
+          <w:tcPr>
+            <w:tcW w:type="dxa" w:w="3000"/>
+            <w:tcMar>
+              <w:top w:type="dxa" w:w="60"/>
+              <w:left w:type="dxa" w:w="100"/>
+              <w:bottom w:type="dxa" w:w="60"/>
+              <w:right w:type="dxa" w:w="100"/>
+            </w:tcMar>
+          </w:tcPr>
+          <w:p>
+            <w:pPr>
+              <w:jc w:val="left"/>
+            </w:pPr>
+            <w:r>
+              <w:rPr>
+                <w:b w:val="false"/>
+                <w:bCs w:val="false"/>
+                <w:sz w:val="18"/>
+                <w:szCs w:val="18"/>
+              </w:rPr>
+              <w:t xml:space="preserve">Output</w:t>
+            </w:r>
+          </w:p>
+        </w:tc>
+        <w:tc>
+          <w:tcPr>
+            <w:tcW w:type="dxa" w:w="6360"/>
+            <w:tcMar>
+              <w:top w:type="dxa" w:w="60"/>
+              <w:left w:type="dxa" w:w="100"/>
+              <w:bottom w:type="dxa" w:w="60"/>
+              <w:right w:type="dxa" w:w="100"/>
+            </w:tcMar>
+          </w:tcPr>
+          <w:p>
+            <w:pPr>
+              <w:jc w:val="right"/>
+            </w:pPr>
+            <w:r>
+              <w:rPr>
+                <w:rFonts w:ascii="Consolas" w:cs="Consolas" w:eastAsia="Consolas" w:hAnsi="Consolas"/>
+                <w:b w:val="false"/>
+                <w:bCs w:val="false"/>
+                <w:sz w:val="18"/>
+                <w:szCs w:val="18"/>
+              </w:rPr>
+              <w:t xml:space="preserve">(batch, 6), one value per forecast hour</w:t>
+            </w:r>
+          </w:p>
+        </w:tc>
+      </w:tr>
+      <w:tr>
+        <w:tc>
+          <w:tcPr>
+            <w:tcW w:type="dxa" w:w="3000"/>
+            <w:tcMar>
+              <w:top w:type="dxa" w:w="60"/>
+              <w:left w:type="dxa" w:w="100"/>
+              <w:bottom w:type="dxa" w:w="60"/>
+              <w:right w:type="dxa" w:w="100"/>
+            </w:tcMar>
+          </w:tcPr>
+          <w:p>
+            <w:pPr>
+              <w:jc w:val="left"/>
+            </w:pPr>
+            <w:r>
+              <w:rPr>
+                <w:b w:val="false"/>
+                <w:bCs w:val="false"/>
+                <w:sz w:val="18"/>
+                <w:szCs w:val="18"/>
+              </w:rPr>
+              <w:t xml:space="preserve">Parameters</w:t>
+            </w:r>
+          </w:p>
+        </w:tc>
+        <w:tc>
+          <w:tcPr>
+            <w:tcW w:type="dxa" w:w="6360"/>
+            <w:tcMar>
+              <w:top w:type="dxa" w:w="60"/>
+              <w:left w:type="dxa" w:w="100"/>
+              <w:bottom w:type="dxa" w:w="60"/>
+              <w:right w:type="dxa" w:w="100"/>
+            </w:tcMar>
+          </w:tcPr>
+          <w:p>
+            <w:pPr>
+              <w:jc w:val="right"/>
+            </w:pPr>
+            <w:r>
+              <w:rPr>
+                <w:rFonts w:ascii="Consolas" w:cs="Consolas" w:eastAsia="Consolas" w:hAnsi="Consolas"/>
+                <w:b w:val="false"/>
+                <w:bCs w:val="false"/>
+                <w:sz w:val="18"/>
+                <w:szCs w:val="18"/>
+              </w:rPr>
+              <w:t xml:space="preserve">29,825</w:t>
+            </w:r>
+          </w:p>
+        </w:tc>
+      </w:tr>
+    </w:tbl>
+    <w:p>
+      <w:pPr>
+        <w:spacing w:after="160"/>
+      </w:pPr>
+    </w:p>
+    <w:p>
+      <w:pPr>
+        <w:spacing w:after="120"/>
+      </w:pPr>
+      <w:r>
+        <w:t xml:space="preserve">The decoder is autoregressive: it starts from the station own last observed value and feeds each prediction back as the next input. During training this is mixed with the truth under a teacher-forcing schedule decaying from 0.5 to zero, so the model learns to cope with its own errors compounding rather than always being handed the answer. The encoder final hidden state is the 64-dimensional vector that crosses the privacy boundary, and its size is simultaneously a privacy lever and a communication-cost lever.</w:t>
+      </w:r>
+    </w:p>
+    <w:p>
+      <w:pPr>
+        <w:pStyle w:val="Heading2"/>
+        <w:spacing w:after="120" w:before="280"/>
+      </w:pPr>
+      <w:bookmarkStart w:name="_Toc27" w:id="27"/>
+      <w:r>
+        <w:t xml:space="preserve">2C.2 Why a GRU rather than an LSTM or Transformer</w:t>
+      </w:r>
+      <w:bookmarkEnd w:id="27"/>
+    </w:p>
+    <w:p>
+      <w:pPr>
+        <w:spacing w:after="120"/>
+      </w:pPr>
+      <w:r>
+        <w:t xml:space="preserve">A GRU has two gates against an LSTM three, so roughly 25 percent fewer parameters at the same hidden size. At 29,825 parameters the model is small enough to be plausible on edge hardware and cheap enough to transmit every round, and communication cost is a reported metric at 16.46 megabytes per round across 69 clients. A Transformer attention matrix would dominate that, and the sequence length here is 24, far below where attention earns its cost.</w:t>
+      </w:r>
+    </w:p>
+    <w:p>
+      <w:pPr>
+        <w:pStyle w:val="Heading2"/>
+        <w:spacing w:after="120" w:before="280"/>
+      </w:pPr>
+      <w:bookmarkStart w:name="_Toc28" w:id="28"/>
+      <w:r>
+        <w:t xml:space="preserve">2C.3 Graph construction</w:t>
+      </w:r>
+      <w:bookmarkEnd w:id="28"/>
+    </w:p>
+    <w:tbl>
+      <w:tblPr>
+        <w:tblW w:type="dxa" w:w="9360"/>
+        <w:tblBorders>
+          <w:top w:val="single" w:color="auto" w:sz="4"/>
+          <w:left w:val="single" w:color="auto" w:sz="4"/>
+          <w:bottom w:val="single" w:color="auto" w:sz="4"/>
+          <w:right w:val="single" w:color="auto" w:sz="4"/>
+          <w:insideH w:val="single" w:color="auto" w:sz="4"/>
+          <w:insideV w:val="single" w:color="auto" w:sz="4"/>
+        </w:tblBorders>
+      </w:tblPr>
+      <w:tblGrid>
+        <w:gridCol w:w="3000"/>
+        <w:gridCol w:w="1800"/>
+        <w:gridCol w:w="4560"/>
+      </w:tblGrid>
+      <w:tr>
+        <w:trPr>
+          <w:tblHeader/>
+        </w:trPr>
+        <w:tc>
+          <w:tcPr>
+            <w:tcW w:type="dxa" w:w="3000"/>
+            <w:shd w:fill="EEF3F3" w:val="clear"/>
+            <w:tcMar>
+              <w:top w:type="dxa" w:w="60"/>
+              <w:left w:type="dxa" w:w="100"/>
+              <w:bottom w:type="dxa" w:w="60"/>
+              <w:right w:type="dxa" w:w="100"/>
+            </w:tcMar>
+          </w:tcPr>
+          <w:p>
+            <w:pPr>
+              <w:jc w:val="left"/>
+            </w:pPr>
+            <w:r>
+              <w:rPr>
+                <w:b/>
+                <w:bCs/>
+                <w:sz w:val="18"/>
+                <w:szCs w:val="18"/>
+              </w:rPr>
+              <w:t xml:space="preserve">Parameter</w:t>
+            </w:r>
+          </w:p>
+        </w:tc>
+        <w:tc>
+          <w:tcPr>
+            <w:tcW w:type="dxa" w:w="1800"/>
+            <w:shd w:fill="EEF3F3" w:val="clear"/>
+            <w:tcMar>
+              <w:top w:type="dxa" w:w="60"/>
+              <w:left w:type="dxa" w:w="100"/>
+              <w:bottom w:type="dxa" w:w="60"/>
+              <w:right w:type="dxa" w:w="100"/>
+            </w:tcMar>
+          </w:tcPr>
+          <w:p>
+            <w:pPr>
+              <w:jc w:val="right"/>
+            </w:pPr>
+            <w:r>
+              <w:rPr>
+                <w:b/>
+                <w:bCs/>
+                <w:sz w:val="18"/>
+                <w:szCs w:val="18"/>
+              </w:rPr>
+              <w:t xml:space="preserve">Value</w:t>
+            </w:r>
+          </w:p>
+        </w:tc>
+        <w:tc>
+          <w:tcPr>
+            <w:tcW w:type="dxa" w:w="4560"/>
+            <w:shd w:fill="EEF3F3" w:val="clear"/>
+            <w:tcMar>
+              <w:top w:type="dxa" w:w="60"/>
+              <w:left w:type="dxa" w:w="100"/>
+              <w:bottom w:type="dxa" w:w="60"/>
+              <w:right w:type="dxa" w:w="100"/>
+            </w:tcMar>
+          </w:tcPr>
+          <w:p>
+            <w:pPr>
+              <w:jc w:val="right"/>
+            </w:pPr>
+            <w:r>
+              <w:rPr>
+                <w:b/>
+                <w:bCs/>
+                <w:sz w:val="18"/>
+                <w:szCs w:val="18"/>
+              </w:rPr>
+              <w:t xml:space="preserve">Meaning</w:t>
+            </w:r>
+          </w:p>
+        </w:tc>
+      </w:tr>
+      <w:tr>
+        <w:tc>
+          <w:tcPr>
+            <w:tcW w:type="dxa" w:w="3000"/>
+            <w:tcMar>
+              <w:top w:type="dxa" w:w="60"/>
+              <w:left w:type="dxa" w:w="100"/>
+              <w:bottom w:type="dxa" w:w="60"/>
+              <w:right w:type="dxa" w:w="100"/>
+            </w:tcMar>
+          </w:tcPr>
+          <w:p>
+            <w:pPr>
+              <w:jc w:val="left"/>
+            </w:pPr>
+            <w:r>
+              <w:rPr>
+                <w:b w:val="false"/>
+                <w:bCs w:val="false"/>
+                <w:sz w:val="18"/>
+                <w:szCs w:val="18"/>
+              </w:rPr>
+              <w:t xml:space="preserve">distance_km_threshold</w:t>
+            </w:r>
+          </w:p>
+        </w:tc>
+        <w:tc>
+          <w:tcPr>
+            <w:tcW w:type="dxa" w:w="1800"/>
+            <w:tcMar>
+              <w:top w:type="dxa" w:w="60"/>
+              <w:left w:type="dxa" w:w="100"/>
+              <w:bottom w:type="dxa" w:w="60"/>
+              <w:right w:type="dxa" w:w="100"/>
+            </w:tcMar>
+          </w:tcPr>
+          <w:p>
+            <w:pPr>
+              <w:jc w:val="right"/>
+            </w:pPr>
+            <w:r>
+              <w:rPr>
+                <w:rFonts w:ascii="Consolas" w:cs="Consolas" w:eastAsia="Consolas" w:hAnsi="Consolas"/>
+                <w:b w:val="false"/>
+                <w:bCs w:val="false"/>
+                <w:sz w:val="18"/>
+                <w:szCs w:val="18"/>
+              </w:rPr>
+              <w:t xml:space="preserve">12.0</w:t>
+            </w:r>
+          </w:p>
+        </w:tc>
+        <w:tc>
+          <w:tcPr>
+            <w:tcW w:type="dxa" w:w="4560"/>
+            <w:tcMar>
+              <w:top w:type="dxa" w:w="60"/>
+              <w:left w:type="dxa" w:w="100"/>
+              <w:bottom w:type="dxa" w:w="60"/>
+              <w:right w:type="dxa" w:w="100"/>
+            </w:tcMar>
+          </w:tcPr>
+          <w:p>
+            <w:pPr>
+              <w:jc w:val="right"/>
+            </w:pPr>
+            <w:r>
+              <w:rPr>
+                <w:rFonts w:ascii="Consolas" w:cs="Consolas" w:eastAsia="Consolas" w:hAnsi="Consolas"/>
+                <w:b w:val="false"/>
+                <w:bCs w:val="false"/>
+                <w:sz w:val="18"/>
+                <w:szCs w:val="18"/>
+              </w:rPr>
+              <w:t xml:space="preserve">Stations within 12 km may connect</w:t>
+            </w:r>
+          </w:p>
+        </w:tc>
+      </w:tr>
+      <w:tr>
+        <w:tc>
+          <w:tcPr>
+            <w:tcW w:type="dxa" w:w="3000"/>
+            <w:tcMar>
+              <w:top w:type="dxa" w:w="60"/>
+              <w:left w:type="dxa" w:w="100"/>
+              <w:bottom w:type="dxa" w:w="60"/>
+              <w:right w:type="dxa" w:w="100"/>
+            </w:tcMar>
+          </w:tcPr>
+          <w:p>
+            <w:pPr>
+              <w:jc w:val="left"/>
+            </w:pPr>
+            <w:r>
+              <w:rPr>
+                <w:b w:val="false"/>
+                <w:bCs w:val="false"/>
+                <w:sz w:val="18"/>
+                <w:szCs w:val="18"/>
+              </w:rPr>
+              <w:t xml:space="preserve">correlation_threshold</w:t>
+            </w:r>
+          </w:p>
+        </w:tc>
+        <w:tc>
+          <w:tcPr>
+            <w:tcW w:type="dxa" w:w="1800"/>
+            <w:tcMar>
+              <w:top w:type="dxa" w:w="60"/>
+              <w:left w:type="dxa" w:w="100"/>
+              <w:bottom w:type="dxa" w:w="60"/>
+              <w:right w:type="dxa" w:w="100"/>
+            </w:tcMar>
+          </w:tcPr>
+          <w:p>
+            <w:pPr>
+              <w:jc w:val="right"/>
+            </w:pPr>
+            <w:r>
+              <w:rPr>
+                <w:rFonts w:ascii="Consolas" w:cs="Consolas" w:eastAsia="Consolas" w:hAnsi="Consolas"/>
+                <w:b w:val="false"/>
+                <w:bCs w:val="false"/>
+                <w:sz w:val="18"/>
+                <w:szCs w:val="18"/>
+              </w:rPr>
+              <w:t xml:space="preserve">0.5</w:t>
+            </w:r>
+          </w:p>
+        </w:tc>
+        <w:tc>
+          <w:tcPr>
+            <w:tcW w:type="dxa" w:w="4560"/>
+            <w:tcMar>
+              <w:top w:type="dxa" w:w="60"/>
+              <w:left w:type="dxa" w:w="100"/>
+              <w:bottom w:type="dxa" w:w="60"/>
+              <w:right w:type="dxa" w:w="100"/>
+            </w:tcMar>
+          </w:tcPr>
+          <w:p>
+            <w:pPr>
+              <w:jc w:val="right"/>
+            </w:pPr>
+            <w:r>
+              <w:rPr>
+                <w:rFonts w:ascii="Consolas" w:cs="Consolas" w:eastAsia="Consolas" w:hAnsi="Consolas"/>
+                <w:b w:val="false"/>
+                <w:bCs w:val="false"/>
+                <w:sz w:val="18"/>
+                <w:szCs w:val="18"/>
+              </w:rPr>
+              <w:t xml:space="preserve">And must correlate above 0.5</w:t>
+            </w:r>
+          </w:p>
+        </w:tc>
+      </w:tr>
+      <w:tr>
+        <w:tc>
+          <w:tcPr>
+            <w:tcW w:type="dxa" w:w="3000"/>
+            <w:tcMar>
+              <w:top w:type="dxa" w:w="60"/>
+              <w:left w:type="dxa" w:w="100"/>
+              <w:bottom w:type="dxa" w:w="60"/>
+              <w:right w:type="dxa" w:w="100"/>
+            </w:tcMar>
+          </w:tcPr>
+          <w:p>
+            <w:pPr>
+              <w:jc w:val="left"/>
+            </w:pPr>
+            <w:r>
+              <w:rPr>
+                <w:b w:val="false"/>
+                <w:bCs w:val="false"/>
+                <w:sz w:val="18"/>
+                <w:szCs w:val="18"/>
+              </w:rPr>
+              <w:t xml:space="preserve">self_loops</w:t>
+            </w:r>
+          </w:p>
+        </w:tc>
+        <w:tc>
+          <w:tcPr>
+            <w:tcW w:type="dxa" w:w="1800"/>
+            <w:tcMar>
+              <w:top w:type="dxa" w:w="60"/>
+              <w:left w:type="dxa" w:w="100"/>
+              <w:bottom w:type="dxa" w:w="60"/>
+              <w:right w:type="dxa" w:w="100"/>
+            </w:tcMar>
+          </w:tcPr>
+          <w:p>
+            <w:pPr>
+              <w:jc w:val="right"/>
+            </w:pPr>
+            <w:r>
+              <w:rPr>
+                <w:rFonts w:ascii="Consolas" w:cs="Consolas" w:eastAsia="Consolas" w:hAnsi="Consolas"/>
+                <w:b w:val="false"/>
+                <w:bCs w:val="false"/>
+                <w:sz w:val="18"/>
+                <w:szCs w:val="18"/>
+              </w:rPr>
+              <w:t xml:space="preserve">true or false</w:t>
+            </w:r>
+          </w:p>
+        </w:tc>
+        <w:tc>
+          <w:tcPr>
+            <w:tcW w:type="dxa" w:w="4560"/>
+            <w:tcMar>
+              <w:top w:type="dxa" w:w="60"/>
+              <w:left w:type="dxa" w:w="100"/>
+              <w:bottom w:type="dxa" w:w="60"/>
+              <w:right w:type="dxa" w:w="100"/>
+            </w:tcMar>
+          </w:tcPr>
+          <w:p>
+            <w:pPr>
+              <w:jc w:val="right"/>
+            </w:pPr>
+            <w:r>
+              <w:rPr>
+                <w:rFonts w:ascii="Consolas" w:cs="Consolas" w:eastAsia="Consolas" w:hAnsi="Consolas"/>
+                <w:b w:val="false"/>
+                <w:bCs w:val="false"/>
+                <w:sz w:val="18"/>
+                <w:szCs w:val="18"/>
+              </w:rPr>
+              <w:t xml:space="preserve">On for forecasting, off for reconstruction</w:t>
+            </w:r>
+          </w:p>
+        </w:tc>
+      </w:tr>
+    </w:tbl>
+    <w:p>
+      <w:pPr>
+        <w:spacing w:after="160"/>
+      </w:pPr>
+    </w:p>
+    <w:p>
+      <w:pPr>
+        <w:spacing w:after="120"/>
+      </w:pPr>
+      <w:r>
+        <w:t xml:space="preserve">Distance alone connects stations that are close but behave differently, such as a street canyon and a park 500 metres away. Correlation alone connects stations that merely share a seasonal cycle. Requiring both is what the literature calls physically informed edges.</w:t>
+      </w:r>
+    </w:p>
+    <w:p>
+      <w:pPr>
+        <w:pBdr>
+          <w:left w:val="single" w:color="0C6D6D" w:sz="12" w:space="8"/>
+        </w:pBdr>
+        <w:spacing w:after="160"/>
+        <w:ind w:left="180"/>
+      </w:pPr>
+      <w:r>
+        <w:rPr>
+          <w:i/>
+          <w:iCs/>
+          <w:color w:val="5A6D6C"/>
+          <w:sz w:val="20"/>
+          <w:szCs w:val="20"/>
+        </w:rPr>
+        <w:t xml:space="preserve">Self-loops are the subtle part. For forecasting, a station own history is legitimate input, so the diagonal is on. For neighbour reconstruction it must be off: if a node can see itself the task becomes the identity function, disagreement collapses to zero everywhere, and the detector silently stops working.</w:t>
+      </w:r>
+    </w:p>
+    <w:p>
+      <w:pPr>
+        <w:pStyle w:val="Heading2"/>
+        <w:spacing w:after="120" w:before="280"/>
+      </w:pPr>
+      <w:bookmarkStart w:name="_Toc29" w:id="29"/>
+      <w:r>
+        <w:t xml:space="preserve">2C.4 The neighbour reconstructor</w:t>
+      </w:r>
+      <w:bookmarkEnd w:id="29"/>
+    </w:p>
+    <w:p>
+      <w:pPr>
+        <w:spacing w:after="120"/>
+      </w:pPr>
+      <w:r>
+        <w:t xml:space="preserve">The model predicts each node hidden state from its neighbours only: 13,380 parameters, learned edge attention, exactly one hop. Spatial disagreement is one minus the cosine similarity between predicted and actual. One hop and not two, deliberately, because with two hops a node own state reaches its neighbours and returns, reintroducing exactly the self-information that zeroing the diagonal removed.</w:t>
+      </w:r>
+    </w:p>
+    <w:p>
+      <w:pPr>
+        <w:pStyle w:val="Heading2"/>
+        <w:spacing w:after="120" w:before="280"/>
+      </w:pPr>
+      <w:bookmarkStart w:name="_Toc30" w:id="30"/>
+      <w:r>
+        <w:t xml:space="preserve">2C.5 The four detectors</w:t>
+      </w:r>
+      <w:bookmarkEnd w:id="30"/>
+    </w:p>
+    <w:tbl>
+      <w:tblPr>
+        <w:tblW w:type="dxa" w:w="9360"/>
+        <w:tblBorders>
+          <w:top w:val="single" w:color="auto" w:sz="4"/>
+          <w:left w:val="single" w:color="auto" w:sz="4"/>
+          <w:bottom w:val="single" w:color="auto" w:sz="4"/>
+          <w:right w:val="single" w:color="auto" w:sz="4"/>
+          <w:insideH w:val="single" w:color="auto" w:sz="4"/>
+          <w:insideV w:val="single" w:color="auto" w:sz="4"/>
+        </w:tblBorders>
+      </w:tblPr>
+      <w:tblGrid>
+        <w:gridCol w:w="2000"/>
+        <w:gridCol w:w="4200"/>
+        <w:gridCol w:w="3160"/>
+      </w:tblGrid>
+      <w:tr>
+        <w:trPr>
+          <w:tblHeader/>
+        </w:trPr>
+        <w:tc>
+          <w:tcPr>
+            <w:tcW w:type="dxa" w:w="2000"/>
+            <w:shd w:fill="EEF3F3" w:val="clear"/>
+            <w:tcMar>
+              <w:top w:type="dxa" w:w="60"/>
+              <w:left w:type="dxa" w:w="100"/>
+              <w:bottom w:type="dxa" w:w="60"/>
+              <w:right w:type="dxa" w:w="100"/>
+            </w:tcMar>
+          </w:tcPr>
+          <w:p>
+            <w:pPr>
+              <w:jc w:val="left"/>
+            </w:pPr>
+            <w:r>
+              <w:rPr>
+                <w:b/>
+                <w:bCs/>
+                <w:sz w:val="18"/>
+                <w:szCs w:val="18"/>
+              </w:rPr>
+              <w:t xml:space="preserve">Detector</w:t>
+            </w:r>
+          </w:p>
+        </w:tc>
+        <w:tc>
+          <w:tcPr>
+            <w:tcW w:type="dxa" w:w="4200"/>
+            <w:shd w:fill="EEF3F3" w:val="clear"/>
+            <w:tcMar>
+              <w:top w:type="dxa" w:w="60"/>
+              <w:left w:type="dxa" w:w="100"/>
+              <w:bottom w:type="dxa" w:w="60"/>
+              <w:right w:type="dxa" w:w="100"/>
+            </w:tcMar>
+          </w:tcPr>
+          <w:p>
+            <w:pPr>
+              <w:jc w:val="right"/>
+            </w:pPr>
+            <w:r>
+              <w:rPr>
+                <w:b/>
+                <w:bCs/>
+                <w:sz w:val="18"/>
+                <w:szCs w:val="18"/>
+              </w:rPr>
+              <w:t xml:space="preserve">What it measures</w:t>
+            </w:r>
+          </w:p>
+        </w:tc>
+        <w:tc>
+          <w:tcPr>
+            <w:tcW w:type="dxa" w:w="3160"/>
+            <w:shd w:fill="EEF3F3" w:val="clear"/>
+            <w:tcMar>
+              <w:top w:type="dxa" w:w="60"/>
+              <w:left w:type="dxa" w:w="100"/>
+              <w:bottom w:type="dxa" w:w="60"/>
+              <w:right w:type="dxa" w:w="100"/>
+            </w:tcMar>
+          </w:tcPr>
+          <w:p>
+            <w:pPr>
+              <w:jc w:val="right"/>
+            </w:pPr>
+            <w:r>
+              <w:rPr>
+                <w:b/>
+                <w:bCs/>
+                <w:sz w:val="18"/>
+                <w:szCs w:val="18"/>
+              </w:rPr>
+              <w:t xml:space="preserve">Targets</w:t>
+            </w:r>
+          </w:p>
+        </w:tc>
+      </w:tr>
+      <w:tr>
+        <w:tc>
+          <w:tcPr>
+            <w:tcW w:type="dxa" w:w="2000"/>
+            <w:tcMar>
+              <w:top w:type="dxa" w:w="60"/>
+              <w:left w:type="dxa" w:w="100"/>
+              <w:bottom w:type="dxa" w:w="60"/>
+              <w:right w:type="dxa" w:w="100"/>
+            </w:tcMar>
+          </w:tcPr>
+          <w:p>
+            <w:pPr>
+              <w:jc w:val="left"/>
+            </w:pPr>
+            <w:r>
+              <w:rPr>
+                <w:b w:val="false"/>
+                <w:bCs w:val="false"/>
+                <w:sz w:val="18"/>
+                <w:szCs w:val="18"/>
+              </w:rPr>
+              <w:t xml:space="preserve">residual</w:t>
+            </w:r>
+          </w:p>
+        </w:tc>
+        <w:tc>
+          <w:tcPr>
+            <w:tcW w:type="dxa" w:w="4200"/>
+            <w:tcMar>
+              <w:top w:type="dxa" w:w="60"/>
+              <w:left w:type="dxa" w:w="100"/>
+              <w:bottom w:type="dxa" w:w="60"/>
+              <w:right w:type="dxa" w:w="100"/>
+            </w:tcMar>
+          </w:tcPr>
+          <w:p>
+            <w:pPr>
+              <w:jc w:val="right"/>
+            </w:pPr>
+            <w:r>
+              <w:rPr>
+                <w:rFonts w:ascii="Consolas" w:cs="Consolas" w:eastAsia="Consolas" w:hAnsi="Consolas"/>
+                <w:b w:val="false"/>
+                <w:bCs w:val="false"/>
+                <w:sz w:val="18"/>
+                <w:szCs w:val="18"/>
+              </w:rPr>
+              <w:t xml:space="preserve">Instantaneous error in sigma</w:t>
+            </w:r>
+          </w:p>
+        </w:tc>
+        <w:tc>
+          <w:tcPr>
+            <w:tcW w:type="dxa" w:w="3160"/>
+            <w:tcMar>
+              <w:top w:type="dxa" w:w="60"/>
+              <w:left w:type="dxa" w:w="100"/>
+              <w:bottom w:type="dxa" w:w="60"/>
+              <w:right w:type="dxa" w:w="100"/>
+            </w:tcMar>
+          </w:tcPr>
+          <w:p>
+            <w:pPr>
+              <w:jc w:val="right"/>
+            </w:pPr>
+            <w:r>
+              <w:rPr>
+                <w:rFonts w:ascii="Consolas" w:cs="Consolas" w:eastAsia="Consolas" w:hAnsi="Consolas"/>
+                <w:b w:val="false"/>
+                <w:bCs w:val="false"/>
+                <w:sz w:val="18"/>
+                <w:szCs w:val="18"/>
+              </w:rPr>
+              <w:t xml:space="preserve">Spikes</w:t>
+            </w:r>
+          </w:p>
+        </w:tc>
+      </w:tr>
+      <w:tr>
+        <w:tc>
+          <w:tcPr>
+            <w:tcW w:type="dxa" w:w="2000"/>
+            <w:tcMar>
+              <w:top w:type="dxa" w:w="60"/>
+              <w:left w:type="dxa" w:w="100"/>
+              <w:bottom w:type="dxa" w:w="60"/>
+              <w:right w:type="dxa" w:w="100"/>
+            </w:tcMar>
+          </w:tcPr>
+          <w:p>
+            <w:pPr>
+              <w:jc w:val="left"/>
+            </w:pPr>
+            <w:r>
+              <w:rPr>
+                <w:b w:val="false"/>
+                <w:bCs w:val="false"/>
+                <w:sz w:val="18"/>
+                <w:szCs w:val="18"/>
+              </w:rPr>
+              <w:t xml:space="preserve">accumulated</w:t>
+            </w:r>
+          </w:p>
+        </w:tc>
+        <w:tc>
+          <w:tcPr>
+            <w:tcW w:type="dxa" w:w="4200"/>
+            <w:tcMar>
+              <w:top w:type="dxa" w:w="60"/>
+              <w:left w:type="dxa" w:w="100"/>
+              <w:bottom w:type="dxa" w:w="60"/>
+              <w:right w:type="dxa" w:w="100"/>
+            </w:tcMar>
+          </w:tcPr>
+          <w:p>
+            <w:pPr>
+              <w:jc w:val="right"/>
+            </w:pPr>
+            <w:r>
+              <w:rPr>
+                <w:rFonts w:ascii="Consolas" w:cs="Consolas" w:eastAsia="Consolas" w:hAnsi="Consolas"/>
+                <w:b w:val="false"/>
+                <w:bCs w:val="false"/>
+                <w:sz w:val="18"/>
+                <w:szCs w:val="18"/>
+              </w:rPr>
+              <w:t xml:space="preserve">Rolling maximum over 6h and 24h</w:t>
+            </w:r>
+          </w:p>
+        </w:tc>
+        <w:tc>
+          <w:tcPr>
+            <w:tcW w:type="dxa" w:w="3160"/>
+            <w:tcMar>
+              <w:top w:type="dxa" w:w="60"/>
+              <w:left w:type="dxa" w:w="100"/>
+              <w:bottom w:type="dxa" w:w="60"/>
+              <w:right w:type="dxa" w:w="100"/>
+            </w:tcMar>
+          </w:tcPr>
+          <w:p>
+            <w:pPr>
+              <w:jc w:val="right"/>
+            </w:pPr>
+            <w:r>
+              <w:rPr>
+                <w:rFonts w:ascii="Consolas" w:cs="Consolas" w:eastAsia="Consolas" w:hAnsi="Consolas"/>
+                <w:b w:val="false"/>
+                <w:bCs w:val="false"/>
+                <w:sz w:val="18"/>
+                <w:szCs w:val="18"/>
+              </w:rPr>
+              <w:t xml:space="preserve">Noise, sustained error</w:t>
+            </w:r>
+          </w:p>
+        </w:tc>
+      </w:tr>
+      <w:tr>
+        <w:tc>
+          <w:tcPr>
+            <w:tcW w:type="dxa" w:w="2000"/>
+            <w:tcMar>
+              <w:top w:type="dxa" w:w="60"/>
+              <w:left w:type="dxa" w:w="100"/>
+              <w:bottom w:type="dxa" w:w="60"/>
+              <w:right w:type="dxa" w:w="100"/>
+            </w:tcMar>
+          </w:tcPr>
+          <w:p>
+            <w:pPr>
+              <w:jc w:val="left"/>
+            </w:pPr>
+            <w:r>
+              <w:rPr>
+                <w:b w:val="false"/>
+                <w:bCs w:val="false"/>
+                <w:sz w:val="18"/>
+                <w:szCs w:val="18"/>
+              </w:rPr>
+              <w:t xml:space="preserve">low_variance</w:t>
+            </w:r>
+          </w:p>
+        </w:tc>
+        <w:tc>
+          <w:tcPr>
+            <w:tcW w:type="dxa" w:w="4200"/>
+            <w:tcMar>
+              <w:top w:type="dxa" w:w="60"/>
+              <w:left w:type="dxa" w:w="100"/>
+              <w:bottom w:type="dxa" w:w="60"/>
+              <w:right w:type="dxa" w:w="100"/>
+            </w:tcMar>
+          </w:tcPr>
+          <w:p>
+            <w:pPr>
+              <w:jc w:val="right"/>
+            </w:pPr>
+            <w:r>
+              <w:rPr>
+                <w:rFonts w:ascii="Consolas" w:cs="Consolas" w:eastAsia="Consolas" w:hAnsi="Consolas"/>
+                <w:b w:val="false"/>
+                <w:bCs w:val="false"/>
+                <w:sz w:val="18"/>
+                <w:szCs w:val="18"/>
+              </w:rPr>
+              <w:t xml:space="preserve">Typical deviation over current</w:t>
+            </w:r>
+          </w:p>
+        </w:tc>
+        <w:tc>
+          <w:tcPr>
+            <w:tcW w:type="dxa" w:w="3160"/>
+            <w:tcMar>
+              <w:top w:type="dxa" w:w="60"/>
+              <w:left w:type="dxa" w:w="100"/>
+              <w:bottom w:type="dxa" w:w="60"/>
+              <w:right w:type="dxa" w:w="100"/>
+            </w:tcMar>
+          </w:tcPr>
+          <w:p>
+            <w:pPr>
+              <w:jc w:val="right"/>
+            </w:pPr>
+            <w:r>
+              <w:rPr>
+                <w:rFonts w:ascii="Consolas" w:cs="Consolas" w:eastAsia="Consolas" w:hAnsi="Consolas"/>
+                <w:b w:val="false"/>
+                <w:bCs w:val="false"/>
+                <w:sz w:val="18"/>
+                <w:szCs w:val="18"/>
+              </w:rPr>
+              <w:t xml:space="preserve">Stuck sensors</w:t>
+            </w:r>
+          </w:p>
+        </w:tc>
+      </w:tr>
+      <w:tr>
+        <w:tc>
+          <w:tcPr>
+            <w:tcW w:type="dxa" w:w="2000"/>
+            <w:tcMar>
+              <w:top w:type="dxa" w:w="60"/>
+              <w:left w:type="dxa" w:w="100"/>
+              <w:bottom w:type="dxa" w:w="60"/>
+              <w:right w:type="dxa" w:w="100"/>
+            </w:tcMar>
+          </w:tcPr>
+          <w:p>
+            <w:pPr>
+              <w:jc w:val="left"/>
+            </w:pPr>
+            <w:r>
+              <w:rPr>
+                <w:b w:val="false"/>
+                <w:bCs w:val="false"/>
+                <w:sz w:val="18"/>
+                <w:szCs w:val="18"/>
+              </w:rPr>
+              <w:t xml:space="preserve">spatial</w:t>
+            </w:r>
+          </w:p>
+        </w:tc>
+        <w:tc>
+          <w:tcPr>
+            <w:tcW w:type="dxa" w:w="4200"/>
+            <w:tcMar>
+              <w:top w:type="dxa" w:w="60"/>
+              <w:left w:type="dxa" w:w="100"/>
+              <w:bottom w:type="dxa" w:w="60"/>
+              <w:right w:type="dxa" w:w="100"/>
+            </w:tcMar>
+          </w:tcPr>
+          <w:p>
+            <w:pPr>
+              <w:jc w:val="right"/>
+            </w:pPr>
+            <w:r>
+              <w:rPr>
+                <w:rFonts w:ascii="Consolas" w:cs="Consolas" w:eastAsia="Consolas" w:hAnsi="Consolas"/>
+                <w:b w:val="false"/>
+                <w:bCs w:val="false"/>
+                <w:sz w:val="18"/>
+                <w:szCs w:val="18"/>
+              </w:rPr>
+              <w:t xml:space="preserve">One minus cosine of reconstruction</w:t>
+            </w:r>
+          </w:p>
+        </w:tc>
+        <w:tc>
+          <w:tcPr>
+            <w:tcW w:type="dxa" w:w="3160"/>
+            <w:tcMar>
+              <w:top w:type="dxa" w:w="60"/>
+              <w:left w:type="dxa" w:w="100"/>
+              <w:bottom w:type="dxa" w:w="60"/>
+              <w:right w:type="dxa" w:w="100"/>
+            </w:tcMar>
+          </w:tcPr>
+          <w:p>
+            <w:pPr>
+              <w:jc w:val="right"/>
+            </w:pPr>
+            <w:r>
+              <w:rPr>
+                <w:rFonts w:ascii="Consolas" w:cs="Consolas" w:eastAsia="Consolas" w:hAnsi="Consolas"/>
+                <w:b w:val="false"/>
+                <w:bCs w:val="false"/>
+                <w:sz w:val="18"/>
+                <w:szCs w:val="18"/>
+              </w:rPr>
+              <w:t xml:space="preserve">Faults with regional context</w:t>
+            </w:r>
+          </w:p>
+        </w:tc>
+      </w:tr>
+    </w:tbl>
+    <w:p>
+      <w:pPr>
+        <w:spacing w:after="160"/>
+      </w:pPr>
+    </w:p>
+    <w:p>
+      <w:pPr>
+        <w:pBdr>
+          <w:left w:val="single" w:color="0C6D6D" w:sz="12" w:space="8"/>
+        </w:pBdr>
+        <w:spacing w:after="160"/>
+        <w:ind w:left="180"/>
+      </w:pPr>
+      <w:r>
+        <w:rPr>
+          <w:i/>
+          <w:iCs/>
+          <w:color w:val="5A6D6C"/>
+          <w:sz w:val="20"/>
+          <w:szCs w:val="20"/>
+        </w:rPr>
+        <w:t xml:space="preserve">The low-variance detector exists because of an inversion worth restating. Every other detector asks whether a reading is far from expectation, which a frozen sensor passes easily, because its readings are closer to expectation than a working sensor. So it asks the opposite question: is this sensor too steady?</w:t>
+      </w:r>
+    </w:p>
+    <w:p>
+      <w:r>
+        <w:br w:type="page"/>
+      </w:r>
+    </w:p>
+    <w:p>
+      <w:pPr>
+        <w:pStyle w:val="Heading1"/>
+        <w:spacing w:after="160" w:before="360"/>
+      </w:pPr>
+      <w:bookmarkStart w:name="_Toc31" w:id="31"/>
+      <w:r>
+        <w:t xml:space="preserve">6. Parameters and Their Reasoning</w:t>
+      </w:r>
+      <w:bookmarkEnd w:id="31"/>
+    </w:p>
+    <w:p>
+      <w:pPr>
+        <w:pStyle w:val="Heading2"/>
+        <w:spacing w:after="120" w:before="280"/>
+      </w:pPr>
+      <w:bookmarkStart w:name="_Toc32" w:id="32"/>
+      <w:r>
+        <w:t xml:space="preserve">2D.1 Preprocessing</w:t>
+      </w:r>
+      <w:bookmarkEnd w:id="32"/>
+    </w:p>
+    <w:tbl>
+      <w:tblPr>
+        <w:tblW w:type="dxa" w:w="9360"/>
+        <w:tblBorders>
+          <w:top w:val="single" w:color="auto" w:sz="4"/>
+          <w:left w:val="single" w:color="auto" w:sz="4"/>
+          <w:bottom w:val="single" w:color="auto" w:sz="4"/>
+          <w:right w:val="single" w:color="auto" w:sz="4"/>
+          <w:insideH w:val="single" w:color="auto" w:sz="4"/>
+          <w:insideV w:val="single" w:color="auto" w:sz="4"/>
+        </w:tblBorders>
+      </w:tblPr>
+      <w:tblGrid>
+        <w:gridCol w:w="2600"/>
+        <w:gridCol w:w="1700"/>
+        <w:gridCol w:w="5060"/>
+      </w:tblGrid>
+      <w:tr>
+        <w:trPr>
+          <w:tblHeader/>
+        </w:trPr>
+        <w:tc>
+          <w:tcPr>
+            <w:tcW w:type="dxa" w:w="2600"/>
+            <w:shd w:fill="EEF3F3" w:val="clear"/>
+            <w:tcMar>
+              <w:top w:type="dxa" w:w="60"/>
+              <w:left w:type="dxa" w:w="100"/>
+              <w:bottom w:type="dxa" w:w="60"/>
+              <w:right w:type="dxa" w:w="100"/>
+            </w:tcMar>
+          </w:tcPr>
+          <w:p>
+            <w:pPr>
+              <w:jc w:val="left"/>
+            </w:pPr>
+            <w:r>
+              <w:rPr>
+                <w:b/>
+                <w:bCs/>
+                <w:sz w:val="18"/>
+                <w:szCs w:val="18"/>
+              </w:rPr>
+              <w:t xml:space="preserve">Parameter</w:t>
+            </w:r>
+          </w:p>
+        </w:tc>
+        <w:tc>
+          <w:tcPr>
+            <w:tcW w:type="dxa" w:w="1700"/>
+            <w:shd w:fill="EEF3F3" w:val="clear"/>
+            <w:tcMar>
+              <w:top w:type="dxa" w:w="60"/>
+              <w:left w:type="dxa" w:w="100"/>
+              <w:bottom w:type="dxa" w:w="60"/>
+              <w:right w:type="dxa" w:w="100"/>
+            </w:tcMar>
+          </w:tcPr>
+          <w:p>
+            <w:pPr>
+              <w:jc w:val="right"/>
+            </w:pPr>
+            <w:r>
+              <w:rPr>
+                <w:b/>
+                <w:bCs/>
+                <w:sz w:val="18"/>
+                <w:szCs w:val="18"/>
+              </w:rPr>
+              <w:t xml:space="preserve">Value</w:t>
+            </w:r>
+          </w:p>
+        </w:tc>
+        <w:tc>
+          <w:tcPr>
+            <w:tcW w:type="dxa" w:w="5060"/>
+            <w:shd w:fill="EEF3F3" w:val="clear"/>
+            <w:tcMar>
+              <w:top w:type="dxa" w:w="60"/>
+              <w:left w:type="dxa" w:w="100"/>
+              <w:bottom w:type="dxa" w:w="60"/>
+              <w:right w:type="dxa" w:w="100"/>
+            </w:tcMar>
+          </w:tcPr>
+          <w:p>
+            <w:pPr>
+              <w:jc w:val="right"/>
+            </w:pPr>
+            <w:r>
+              <w:rPr>
+                <w:b/>
+                <w:bCs/>
+                <w:sz w:val="18"/>
+                <w:szCs w:val="18"/>
+              </w:rPr>
+              <w:t xml:space="preserve">Why</w:t>
+            </w:r>
+          </w:p>
+        </w:tc>
+      </w:tr>
+      <w:tr>
+        <w:tc>
+          <w:tcPr>
+            <w:tcW w:type="dxa" w:w="2600"/>
+            <w:tcMar>
+              <w:top w:type="dxa" w:w="60"/>
+              <w:left w:type="dxa" w:w="100"/>
+              <w:bottom w:type="dxa" w:w="60"/>
+              <w:right w:type="dxa" w:w="100"/>
+            </w:tcMar>
+          </w:tcPr>
+          <w:p>
+            <w:pPr>
+              <w:jc w:val="left"/>
+            </w:pPr>
+            <w:r>
+              <w:rPr>
+                <w:b w:val="false"/>
+                <w:bCs w:val="false"/>
+                <w:sz w:val="18"/>
+                <w:szCs w:val="18"/>
+              </w:rPr>
+              <w:t xml:space="preserve">short_gap_hours</w:t>
+            </w:r>
+          </w:p>
+        </w:tc>
+        <w:tc>
+          <w:tcPr>
+            <w:tcW w:type="dxa" w:w="1700"/>
+            <w:tcMar>
+              <w:top w:type="dxa" w:w="60"/>
+              <w:left w:type="dxa" w:w="100"/>
+              <w:bottom w:type="dxa" w:w="60"/>
+              <w:right w:type="dxa" w:w="100"/>
+            </w:tcMar>
+          </w:tcPr>
+          <w:p>
+            <w:pPr>
+              <w:jc w:val="right"/>
+            </w:pPr>
+            <w:r>
+              <w:rPr>
+                <w:rFonts w:ascii="Consolas" w:cs="Consolas" w:eastAsia="Consolas" w:hAnsi="Consolas"/>
+                <w:b w:val="false"/>
+                <w:bCs w:val="false"/>
+                <w:sz w:val="18"/>
+                <w:szCs w:val="18"/>
+              </w:rPr>
+              <w:t xml:space="preserve">3</w:t>
+            </w:r>
+          </w:p>
+        </w:tc>
+        <w:tc>
+          <w:tcPr>
+            <w:tcW w:type="dxa" w:w="5060"/>
+            <w:tcMar>
+              <w:top w:type="dxa" w:w="60"/>
+              <w:left w:type="dxa" w:w="100"/>
+              <w:bottom w:type="dxa" w:w="60"/>
+              <w:right w:type="dxa" w:w="100"/>
+            </w:tcMar>
+          </w:tcPr>
+          <w:p>
+            <w:pPr>
+              <w:jc w:val="right"/>
+            </w:pPr>
+            <w:r>
+              <w:rPr>
+                <w:rFonts w:ascii="Consolas" w:cs="Consolas" w:eastAsia="Consolas" w:hAnsi="Consolas"/>
+                <w:b w:val="false"/>
+                <w:bCs w:val="false"/>
+                <w:sz w:val="18"/>
+                <w:szCs w:val="18"/>
+              </w:rPr>
+              <w:t xml:space="preserve">Pollution is smooth at that scale</w:t>
+            </w:r>
+          </w:p>
+        </w:tc>
+      </w:tr>
+      <w:tr>
+        <w:tc>
+          <w:tcPr>
+            <w:tcW w:type="dxa" w:w="2600"/>
+            <w:tcMar>
+              <w:top w:type="dxa" w:w="60"/>
+              <w:left w:type="dxa" w:w="100"/>
+              <w:bottom w:type="dxa" w:w="60"/>
+              <w:right w:type="dxa" w:w="100"/>
+            </w:tcMar>
+          </w:tcPr>
+          <w:p>
+            <w:pPr>
+              <w:jc w:val="left"/>
+            </w:pPr>
+            <w:r>
+              <w:rPr>
+                <w:b w:val="false"/>
+                <w:bCs w:val="false"/>
+                <w:sz w:val="18"/>
+                <w:szCs w:val="18"/>
+              </w:rPr>
+              <w:t xml:space="preserve">seasonal_period_hours</w:t>
+            </w:r>
+          </w:p>
+        </w:tc>
+        <w:tc>
+          <w:tcPr>
+            <w:tcW w:type="dxa" w:w="1700"/>
+            <w:tcMar>
+              <w:top w:type="dxa" w:w="60"/>
+              <w:left w:type="dxa" w:w="100"/>
+              <w:bottom w:type="dxa" w:w="60"/>
+              <w:right w:type="dxa" w:w="100"/>
+            </w:tcMar>
+          </w:tcPr>
+          <w:p>
+            <w:pPr>
+              <w:jc w:val="right"/>
+            </w:pPr>
+            <w:r>
+              <w:rPr>
+                <w:rFonts w:ascii="Consolas" w:cs="Consolas" w:eastAsia="Consolas" w:hAnsi="Consolas"/>
+                <w:b w:val="false"/>
+                <w:bCs w:val="false"/>
+                <w:sz w:val="18"/>
+                <w:szCs w:val="18"/>
+              </w:rPr>
+              <w:t xml:space="preserve">24</w:t>
+            </w:r>
+          </w:p>
+        </w:tc>
+        <w:tc>
+          <w:tcPr>
+            <w:tcW w:type="dxa" w:w="5060"/>
+            <w:tcMar>
+              <w:top w:type="dxa" w:w="60"/>
+              <w:left w:type="dxa" w:w="100"/>
+              <w:bottom w:type="dxa" w:w="60"/>
+              <w:right w:type="dxa" w:w="100"/>
+            </w:tcMar>
+          </w:tcPr>
+          <w:p>
+            <w:pPr>
+              <w:jc w:val="right"/>
+            </w:pPr>
+            <w:r>
+              <w:rPr>
+                <w:rFonts w:ascii="Consolas" w:cs="Consolas" w:eastAsia="Consolas" w:hAnsi="Consolas"/>
+                <w:b w:val="false"/>
+                <w:bCs w:val="false"/>
+                <w:sz w:val="18"/>
+                <w:szCs w:val="18"/>
+              </w:rPr>
+              <w:t xml:space="preserve">The dominant cycle is diurnal</w:t>
+            </w:r>
+          </w:p>
+        </w:tc>
+      </w:tr>
+      <w:tr>
+        <w:tc>
+          <w:tcPr>
+            <w:tcW w:type="dxa" w:w="2600"/>
+            <w:tcMar>
+              <w:top w:type="dxa" w:w="60"/>
+              <w:left w:type="dxa" w:w="100"/>
+              <w:bottom w:type="dxa" w:w="60"/>
+              <w:right w:type="dxa" w:w="100"/>
+            </w:tcMar>
+          </w:tcPr>
+          <w:p>
+            <w:pPr>
+              <w:jc w:val="left"/>
+            </w:pPr>
+            <w:r>
+              <w:rPr>
+                <w:b w:val="false"/>
+                <w:bCs w:val="false"/>
+                <w:sz w:val="18"/>
+                <w:szCs w:val="18"/>
+              </w:rPr>
+              <w:t xml:space="preserve">max_fill_hours</w:t>
+            </w:r>
+          </w:p>
+        </w:tc>
+        <w:tc>
+          <w:tcPr>
+            <w:tcW w:type="dxa" w:w="1700"/>
+            <w:tcMar>
+              <w:top w:type="dxa" w:w="60"/>
+              <w:left w:type="dxa" w:w="100"/>
+              <w:bottom w:type="dxa" w:w="60"/>
+              <w:right w:type="dxa" w:w="100"/>
+            </w:tcMar>
+          </w:tcPr>
+          <w:p>
+            <w:pPr>
+              <w:jc w:val="right"/>
+            </w:pPr>
+            <w:r>
+              <w:rPr>
+                <w:rFonts w:ascii="Consolas" w:cs="Consolas" w:eastAsia="Consolas" w:hAnsi="Consolas"/>
+                <w:b w:val="false"/>
+                <w:bCs w:val="false"/>
+                <w:sz w:val="18"/>
+                <w:szCs w:val="18"/>
+              </w:rPr>
+              <w:t xml:space="preserve">168</w:t>
+            </w:r>
+          </w:p>
+        </w:tc>
+        <w:tc>
+          <w:tcPr>
+            <w:tcW w:type="dxa" w:w="5060"/>
+            <w:tcMar>
+              <w:top w:type="dxa" w:w="60"/>
+              <w:left w:type="dxa" w:w="100"/>
+              <w:bottom w:type="dxa" w:w="60"/>
+              <w:right w:type="dxa" w:w="100"/>
+            </w:tcMar>
+          </w:tcPr>
+          <w:p>
+            <w:pPr>
+              <w:jc w:val="right"/>
+            </w:pPr>
+            <w:r>
+              <w:rPr>
+                <w:rFonts w:ascii="Consolas" w:cs="Consolas" w:eastAsia="Consolas" w:hAnsi="Consolas"/>
+                <w:b w:val="false"/>
+                <w:bCs w:val="false"/>
+                <w:sz w:val="18"/>
+                <w:szCs w:val="18"/>
+              </w:rPr>
+              <w:t xml:space="preserve">Beyond a week, imputation is fabrication</w:t>
+            </w:r>
+          </w:p>
+        </w:tc>
+      </w:tr>
+      <w:tr>
+        <w:tc>
+          <w:tcPr>
+            <w:tcW w:type="dxa" w:w="2600"/>
+            <w:tcMar>
+              <w:top w:type="dxa" w:w="60"/>
+              <w:left w:type="dxa" w:w="100"/>
+              <w:bottom w:type="dxa" w:w="60"/>
+              <w:right w:type="dxa" w:w="100"/>
+            </w:tcMar>
+          </w:tcPr>
+          <w:p>
+            <w:pPr>
+              <w:jc w:val="left"/>
+            </w:pPr>
+            <w:r>
+              <w:rPr>
+                <w:b w:val="false"/>
+                <w:bCs w:val="false"/>
+                <w:sz w:val="18"/>
+                <w:szCs w:val="18"/>
+              </w:rPr>
+              <w:t xml:space="preserve">flatline_run_length</w:t>
+            </w:r>
+          </w:p>
+        </w:tc>
+        <w:tc>
+          <w:tcPr>
+            <w:tcW w:type="dxa" w:w="1700"/>
+            <w:tcMar>
+              <w:top w:type="dxa" w:w="60"/>
+              <w:left w:type="dxa" w:w="100"/>
+              <w:bottom w:type="dxa" w:w="60"/>
+              <w:right w:type="dxa" w:w="100"/>
+            </w:tcMar>
+          </w:tcPr>
+          <w:p>
+            <w:pPr>
+              <w:jc w:val="right"/>
+            </w:pPr>
+            <w:r>
+              <w:rPr>
+                <w:rFonts w:ascii="Consolas" w:cs="Consolas" w:eastAsia="Consolas" w:hAnsi="Consolas"/>
+                <w:b w:val="false"/>
+                <w:bCs w:val="false"/>
+                <w:sz w:val="18"/>
+                <w:szCs w:val="18"/>
+              </w:rPr>
+              <w:t xml:space="preserve">6</w:t>
+            </w:r>
+          </w:p>
+        </w:tc>
+        <w:tc>
+          <w:tcPr>
+            <w:tcW w:type="dxa" w:w="5060"/>
+            <w:tcMar>
+              <w:top w:type="dxa" w:w="60"/>
+              <w:left w:type="dxa" w:w="100"/>
+              <w:bottom w:type="dxa" w:w="60"/>
+              <w:right w:type="dxa" w:w="100"/>
+            </w:tcMar>
+          </w:tcPr>
+          <w:p>
+            <w:pPr>
+              <w:jc w:val="right"/>
+            </w:pPr>
+            <w:r>
+              <w:rPr>
+                <w:rFonts w:ascii="Consolas" w:cs="Consolas" w:eastAsia="Consolas" w:hAnsi="Consolas"/>
+                <w:b w:val="false"/>
+                <w:bCs w:val="false"/>
+                <w:sz w:val="18"/>
+                <w:szCs w:val="18"/>
+              </w:rPr>
+              <w:t xml:space="preserve">More is physically implausible</w:t>
+            </w:r>
+          </w:p>
+        </w:tc>
+      </w:tr>
+      <w:tr>
+        <w:tc>
+          <w:tcPr>
+            <w:tcW w:type="dxa" w:w="2600"/>
+            <w:tcMar>
+              <w:top w:type="dxa" w:w="60"/>
+              <w:left w:type="dxa" w:w="100"/>
+              <w:bottom w:type="dxa" w:w="60"/>
+              <w:right w:type="dxa" w:w="100"/>
+            </w:tcMar>
+          </w:tcPr>
+          <w:p>
+            <w:pPr>
+              <w:jc w:val="left"/>
+            </w:pPr>
+            <w:r>
+              <w:rPr>
+                <w:b w:val="false"/>
+                <w:bCs w:val="false"/>
+                <w:sz w:val="18"/>
+                <w:szCs w:val="18"/>
+              </w:rPr>
+              <w:t xml:space="preserve">lags</w:t>
+            </w:r>
+          </w:p>
+        </w:tc>
+        <w:tc>
+          <w:tcPr>
+            <w:tcW w:type="dxa" w:w="1700"/>
+            <w:tcMar>
+              <w:top w:type="dxa" w:w="60"/>
+              <w:left w:type="dxa" w:w="100"/>
+              <w:bottom w:type="dxa" w:w="60"/>
+              <w:right w:type="dxa" w:w="100"/>
+            </w:tcMar>
+          </w:tcPr>
+          <w:p>
+            <w:pPr>
+              <w:jc w:val="right"/>
+            </w:pPr>
+            <w:r>
+              <w:rPr>
+                <w:rFonts w:ascii="Consolas" w:cs="Consolas" w:eastAsia="Consolas" w:hAnsi="Consolas"/>
+                <w:b w:val="false"/>
+                <w:bCs w:val="false"/>
+                <w:sz w:val="18"/>
+                <w:szCs w:val="18"/>
+              </w:rPr>
+              <w:t xml:space="preserve">1, 24, 168</w:t>
+            </w:r>
+          </w:p>
+        </w:tc>
+        <w:tc>
+          <w:tcPr>
+            <w:tcW w:type="dxa" w:w="5060"/>
+            <w:tcMar>
+              <w:top w:type="dxa" w:w="60"/>
+              <w:left w:type="dxa" w:w="100"/>
+              <w:bottom w:type="dxa" w:w="60"/>
+              <w:right w:type="dxa" w:w="100"/>
+            </w:tcMar>
+          </w:tcPr>
+          <w:p>
+            <w:pPr>
+              <w:jc w:val="right"/>
+            </w:pPr>
+            <w:r>
+              <w:rPr>
+                <w:rFonts w:ascii="Consolas" w:cs="Consolas" w:eastAsia="Consolas" w:hAnsi="Consolas"/>
+                <w:b w:val="false"/>
+                <w:bCs w:val="false"/>
+                <w:sz w:val="18"/>
+                <w:szCs w:val="18"/>
+              </w:rPr>
+              <w:t xml:space="preserve">Last hour, yesterday, last week</w:t>
+            </w:r>
+          </w:p>
+        </w:tc>
+      </w:tr>
+      <w:tr>
+        <w:tc>
+          <w:tcPr>
+            <w:tcW w:type="dxa" w:w="2600"/>
+            <w:tcMar>
+              <w:top w:type="dxa" w:w="60"/>
+              <w:left w:type="dxa" w:w="100"/>
+              <w:bottom w:type="dxa" w:w="60"/>
+              <w:right w:type="dxa" w:w="100"/>
+            </w:tcMar>
+          </w:tcPr>
+          <w:p>
+            <w:pPr>
+              <w:jc w:val="left"/>
+            </w:pPr>
+            <w:r>
+              <w:rPr>
+                <w:b w:val="false"/>
+                <w:bCs w:val="false"/>
+                <w:sz w:val="18"/>
+                <w:szCs w:val="18"/>
+              </w:rPr>
+              <w:t xml:space="preserve">input_hours</w:t>
+            </w:r>
+          </w:p>
+        </w:tc>
+        <w:tc>
+          <w:tcPr>
+            <w:tcW w:type="dxa" w:w="1700"/>
+            <w:tcMar>
+              <w:top w:type="dxa" w:w="60"/>
+              <w:left w:type="dxa" w:w="100"/>
+              <w:bottom w:type="dxa" w:w="60"/>
+              <w:right w:type="dxa" w:w="100"/>
+            </w:tcMar>
+          </w:tcPr>
+          <w:p>
+            <w:pPr>
+              <w:jc w:val="right"/>
+            </w:pPr>
+            <w:r>
+              <w:rPr>
+                <w:rFonts w:ascii="Consolas" w:cs="Consolas" w:eastAsia="Consolas" w:hAnsi="Consolas"/>
+                <w:b w:val="false"/>
+                <w:bCs w:val="false"/>
+                <w:sz w:val="18"/>
+                <w:szCs w:val="18"/>
+              </w:rPr>
+              <w:t xml:space="preserve">24</w:t>
+            </w:r>
+          </w:p>
+        </w:tc>
+        <w:tc>
+          <w:tcPr>
+            <w:tcW w:type="dxa" w:w="5060"/>
+            <w:tcMar>
+              <w:top w:type="dxa" w:w="60"/>
+              <w:left w:type="dxa" w:w="100"/>
+              <w:bottom w:type="dxa" w:w="60"/>
+              <w:right w:type="dxa" w:w="100"/>
+            </w:tcMar>
+          </w:tcPr>
+          <w:p>
+            <w:pPr>
+              <w:jc w:val="right"/>
+            </w:pPr>
+            <w:r>
+              <w:rPr>
+                <w:rFonts w:ascii="Consolas" w:cs="Consolas" w:eastAsia="Consolas" w:hAnsi="Consolas"/>
+                <w:b w:val="false"/>
+                <w:bCs w:val="false"/>
+                <w:sz w:val="18"/>
+                <w:szCs w:val="18"/>
+              </w:rPr>
+              <w:t xml:space="preserve">A full diurnal cycle</w:t>
+            </w:r>
+          </w:p>
+        </w:tc>
+      </w:tr>
+      <w:tr>
+        <w:tc>
+          <w:tcPr>
+            <w:tcW w:type="dxa" w:w="2600"/>
+            <w:tcMar>
+              <w:top w:type="dxa" w:w="60"/>
+              <w:left w:type="dxa" w:w="100"/>
+              <w:bottom w:type="dxa" w:w="60"/>
+              <w:right w:type="dxa" w:w="100"/>
+            </w:tcMar>
+          </w:tcPr>
+          <w:p>
+            <w:pPr>
+              <w:jc w:val="left"/>
+            </w:pPr>
+            <w:r>
+              <w:rPr>
+                <w:b w:val="false"/>
+                <w:bCs w:val="false"/>
+                <w:sz w:val="18"/>
+                <w:szCs w:val="18"/>
+              </w:rPr>
+              <w:t xml:space="preserve">horizon_hours</w:t>
+            </w:r>
+          </w:p>
+        </w:tc>
+        <w:tc>
+          <w:tcPr>
+            <w:tcW w:type="dxa" w:w="1700"/>
+            <w:tcMar>
+              <w:top w:type="dxa" w:w="60"/>
+              <w:left w:type="dxa" w:w="100"/>
+              <w:bottom w:type="dxa" w:w="60"/>
+              <w:right w:type="dxa" w:w="100"/>
+            </w:tcMar>
+          </w:tcPr>
+          <w:p>
+            <w:pPr>
+              <w:jc w:val="right"/>
+            </w:pPr>
+            <w:r>
+              <w:rPr>
+                <w:rFonts w:ascii="Consolas" w:cs="Consolas" w:eastAsia="Consolas" w:hAnsi="Consolas"/>
+                <w:b w:val="false"/>
+                <w:bCs w:val="false"/>
+                <w:sz w:val="18"/>
+                <w:szCs w:val="18"/>
+              </w:rPr>
+              <w:t xml:space="preserve">6</w:t>
+            </w:r>
+          </w:p>
+        </w:tc>
+        <w:tc>
+          <w:tcPr>
+            <w:tcW w:type="dxa" w:w="5060"/>
+            <w:tcMar>
+              <w:top w:type="dxa" w:w="60"/>
+              <w:left w:type="dxa" w:w="100"/>
+              <w:bottom w:type="dxa" w:w="60"/>
+              <w:right w:type="dxa" w:w="100"/>
+            </w:tcMar>
+          </w:tcPr>
+          <w:p>
+            <w:pPr>
+              <w:jc w:val="right"/>
+            </w:pPr>
+            <w:r>
+              <w:rPr>
+                <w:rFonts w:ascii="Consolas" w:cs="Consolas" w:eastAsia="Consolas" w:hAnsi="Consolas"/>
+                <w:b w:val="false"/>
+                <w:bCs w:val="false"/>
+                <w:sz w:val="18"/>
+                <w:szCs w:val="18"/>
+              </w:rPr>
+              <w:t xml:space="preserve">Useful lead time, reported at 1, 3 and 6</w:t>
+            </w:r>
+          </w:p>
+        </w:tc>
+      </w:tr>
+      <w:tr>
+        <w:tc>
+          <w:tcPr>
+            <w:tcW w:type="dxa" w:w="2600"/>
+            <w:tcMar>
+              <w:top w:type="dxa" w:w="60"/>
+              <w:left w:type="dxa" w:w="100"/>
+              <w:bottom w:type="dxa" w:w="60"/>
+              <w:right w:type="dxa" w:w="100"/>
+            </w:tcMar>
+          </w:tcPr>
+          <w:p>
+            <w:pPr>
+              <w:jc w:val="left"/>
+            </w:pPr>
+            <w:r>
+              <w:rPr>
+                <w:b w:val="false"/>
+                <w:bCs w:val="false"/>
+                <w:sz w:val="18"/>
+                <w:szCs w:val="18"/>
+              </w:rPr>
+              <w:t xml:space="preserve">min_observed_fraction</w:t>
+            </w:r>
+          </w:p>
+        </w:tc>
+        <w:tc>
+          <w:tcPr>
+            <w:tcW w:type="dxa" w:w="1700"/>
+            <w:tcMar>
+              <w:top w:type="dxa" w:w="60"/>
+              <w:left w:type="dxa" w:w="100"/>
+              <w:bottom w:type="dxa" w:w="60"/>
+              <w:right w:type="dxa" w:w="100"/>
+            </w:tcMar>
+          </w:tcPr>
+          <w:p>
+            <w:pPr>
+              <w:jc w:val="right"/>
+            </w:pPr>
+            <w:r>
+              <w:rPr>
+                <w:rFonts w:ascii="Consolas" w:cs="Consolas" w:eastAsia="Consolas" w:hAnsi="Consolas"/>
+                <w:b w:val="false"/>
+                <w:bCs w:val="false"/>
+                <w:sz w:val="18"/>
+                <w:szCs w:val="18"/>
+              </w:rPr>
+              <w:t xml:space="preserve">0.60</w:t>
+            </w:r>
+          </w:p>
+        </w:tc>
+        <w:tc>
+          <w:tcPr>
+            <w:tcW w:type="dxa" w:w="5060"/>
+            <w:tcMar>
+              <w:top w:type="dxa" w:w="60"/>
+              <w:left w:type="dxa" w:w="100"/>
+              <w:bottom w:type="dxa" w:w="60"/>
+              <w:right w:type="dxa" w:w="100"/>
+            </w:tcMar>
+          </w:tcPr>
+          <w:p>
+            <w:pPr>
+              <w:jc w:val="right"/>
+            </w:pPr>
+            <w:r>
+              <w:rPr>
+                <w:rFonts w:ascii="Consolas" w:cs="Consolas" w:eastAsia="Consolas" w:hAnsi="Consolas"/>
+                <w:b w:val="false"/>
+                <w:bCs w:val="false"/>
+                <w:sz w:val="18"/>
+                <w:szCs w:val="18"/>
+              </w:rPr>
+              <w:t xml:space="preserve">Below this a station is mostly imputation</w:t>
+            </w:r>
+          </w:p>
+        </w:tc>
+      </w:tr>
+      <w:tr>
+        <w:tc>
+          <w:tcPr>
+            <w:tcW w:type="dxa" w:w="2600"/>
+            <w:tcMar>
+              <w:top w:type="dxa" w:w="60"/>
+              <w:left w:type="dxa" w:w="100"/>
+              <w:bottom w:type="dxa" w:w="60"/>
+              <w:right w:type="dxa" w:w="100"/>
+            </w:tcMar>
+          </w:tcPr>
+          <w:p>
+            <w:pPr>
+              <w:jc w:val="left"/>
+            </w:pPr>
+            <w:r>
+              <w:rPr>
+                <w:b w:val="false"/>
+                <w:bCs w:val="false"/>
+                <w:sz w:val="18"/>
+                <w:szCs w:val="18"/>
+              </w:rPr>
+              <w:t xml:space="preserve">min_feature_coverage</w:t>
+            </w:r>
+          </w:p>
+        </w:tc>
+        <w:tc>
+          <w:tcPr>
+            <w:tcW w:type="dxa" w:w="1700"/>
+            <w:tcMar>
+              <w:top w:type="dxa" w:w="60"/>
+              <w:left w:type="dxa" w:w="100"/>
+              <w:bottom w:type="dxa" w:w="60"/>
+              <w:right w:type="dxa" w:w="100"/>
+            </w:tcMar>
+          </w:tcPr>
+          <w:p>
+            <w:pPr>
+              <w:jc w:val="right"/>
+            </w:pPr>
+            <w:r>
+              <w:rPr>
+                <w:rFonts w:ascii="Consolas" w:cs="Consolas" w:eastAsia="Consolas" w:hAnsi="Consolas"/>
+                <w:b w:val="false"/>
+                <w:bCs w:val="false"/>
+                <w:sz w:val="18"/>
+                <w:szCs w:val="18"/>
+              </w:rPr>
+              <w:t xml:space="preserve">0.80</w:t>
+            </w:r>
+          </w:p>
+        </w:tc>
+        <w:tc>
+          <w:tcPr>
+            <w:tcW w:type="dxa" w:w="5060"/>
+            <w:tcMar>
+              <w:top w:type="dxa" w:w="60"/>
+              <w:left w:type="dxa" w:w="100"/>
+              <w:bottom w:type="dxa" w:w="60"/>
+              <w:right w:type="dxa" w:w="100"/>
+            </w:tcMar>
+          </w:tcPr>
+          <w:p>
+            <w:pPr>
+              <w:jc w:val="right"/>
+            </w:pPr>
+            <w:r>
+              <w:rPr>
+                <w:rFonts w:ascii="Consolas" w:cs="Consolas" w:eastAsia="Consolas" w:hAnsi="Consolas"/>
+                <w:b w:val="false"/>
+                <w:bCs w:val="false"/>
+                <w:sz w:val="18"/>
+                <w:szCs w:val="18"/>
+              </w:rPr>
+              <w:t xml:space="preserve">A sparse pollutant is dropped per station</w:t>
+            </w:r>
+          </w:p>
+        </w:tc>
+      </w:tr>
+    </w:tbl>
+    <w:p>
+      <w:pPr>
+        <w:spacing w:after="160"/>
+      </w:pPr>
+    </w:p>
+    <w:p>
+      <w:pPr>
+        <w:spacing w:after="120"/>
+      </w:pPr>
+      <w:r>
+        <w:t xml:space="preserve">The last has a concrete origin. One station gained two pollutants in 2024, and because every window requires all features finite, those columns annihilated 48,892 training windows before this gate existed.</w:t>
+      </w:r>
+    </w:p>
+    <w:p>
+      <w:pPr>
+        <w:pStyle w:val="Heading2"/>
+        <w:spacing w:after="120" w:before="280"/>
+      </w:pPr>
+      <w:bookmarkStart w:name="_Toc33" w:id="33"/>
+      <w:r>
+        <w:t xml:space="preserve">2D.2 Model and training</w:t>
+      </w:r>
+      <w:bookmarkEnd w:id="33"/>
+    </w:p>
+    <w:tbl>
+      <w:tblPr>
+        <w:tblW w:type="dxa" w:w="9360"/>
+        <w:tblBorders>
+          <w:top w:val="single" w:color="auto" w:sz="4"/>
+          <w:left w:val="single" w:color="auto" w:sz="4"/>
+          <w:bottom w:val="single" w:color="auto" w:sz="4"/>
+          <w:right w:val="single" w:color="auto" w:sz="4"/>
+          <w:insideH w:val="single" w:color="auto" w:sz="4"/>
+          <w:insideV w:val="single" w:color="auto" w:sz="4"/>
+        </w:tblBorders>
+      </w:tblPr>
+      <w:tblGrid>
+        <w:gridCol w:w="2600"/>
+        <w:gridCol w:w="1700"/>
+        <w:gridCol w:w="5060"/>
+      </w:tblGrid>
+      <w:tr>
+        <w:trPr>
+          <w:tblHeader/>
+        </w:trPr>
+        <w:tc>
+          <w:tcPr>
+            <w:tcW w:type="dxa" w:w="2600"/>
+            <w:shd w:fill="EEF3F3" w:val="clear"/>
+            <w:tcMar>
+              <w:top w:type="dxa" w:w="60"/>
+              <w:left w:type="dxa" w:w="100"/>
+              <w:bottom w:type="dxa" w:w="60"/>
+              <w:right w:type="dxa" w:w="100"/>
+            </w:tcMar>
+          </w:tcPr>
+          <w:p>
+            <w:pPr>
+              <w:jc w:val="left"/>
+            </w:pPr>
+            <w:r>
+              <w:rPr>
+                <w:b/>
+                <w:bCs/>
+                <w:sz w:val="18"/>
+                <w:szCs w:val="18"/>
+              </w:rPr>
+              <w:t xml:space="preserve">Parameter</w:t>
+            </w:r>
+          </w:p>
+        </w:tc>
+        <w:tc>
+          <w:tcPr>
+            <w:tcW w:type="dxa" w:w="1700"/>
+            <w:shd w:fill="EEF3F3" w:val="clear"/>
+            <w:tcMar>
+              <w:top w:type="dxa" w:w="60"/>
+              <w:left w:type="dxa" w:w="100"/>
+              <w:bottom w:type="dxa" w:w="60"/>
+              <w:right w:type="dxa" w:w="100"/>
+            </w:tcMar>
+          </w:tcPr>
+          <w:p>
+            <w:pPr>
+              <w:jc w:val="right"/>
+            </w:pPr>
+            <w:r>
+              <w:rPr>
+                <w:b/>
+                <w:bCs/>
+                <w:sz w:val="18"/>
+                <w:szCs w:val="18"/>
+              </w:rPr>
+              <w:t xml:space="preserve">Value</w:t>
+            </w:r>
+          </w:p>
+        </w:tc>
+        <w:tc>
+          <w:tcPr>
+            <w:tcW w:type="dxa" w:w="5060"/>
+            <w:shd w:fill="EEF3F3" w:val="clear"/>
+            <w:tcMar>
+              <w:top w:type="dxa" w:w="60"/>
+              <w:left w:type="dxa" w:w="100"/>
+              <w:bottom w:type="dxa" w:w="60"/>
+              <w:right w:type="dxa" w:w="100"/>
+            </w:tcMar>
+          </w:tcPr>
+          <w:p>
+            <w:pPr>
+              <w:jc w:val="right"/>
+            </w:pPr>
+            <w:r>
+              <w:rPr>
+                <w:b/>
+                <w:bCs/>
+                <w:sz w:val="18"/>
+                <w:szCs w:val="18"/>
+              </w:rPr>
+              <w:t xml:space="preserve">Why</w:t>
+            </w:r>
+          </w:p>
+        </w:tc>
+      </w:tr>
+      <w:tr>
+        <w:tc>
+          <w:tcPr>
+            <w:tcW w:type="dxa" w:w="2600"/>
+            <w:tcMar>
+              <w:top w:type="dxa" w:w="60"/>
+              <w:left w:type="dxa" w:w="100"/>
+              <w:bottom w:type="dxa" w:w="60"/>
+              <w:right w:type="dxa" w:w="100"/>
+            </w:tcMar>
+          </w:tcPr>
+          <w:p>
+            <w:pPr>
+              <w:jc w:val="left"/>
+            </w:pPr>
+            <w:r>
+              <w:rPr>
+                <w:b w:val="false"/>
+                <w:bCs w:val="false"/>
+                <w:sz w:val="18"/>
+                <w:szCs w:val="18"/>
+              </w:rPr>
+              <w:t xml:space="preserve">hidden_size</w:t>
+            </w:r>
+          </w:p>
+        </w:tc>
+        <w:tc>
+          <w:tcPr>
+            <w:tcW w:type="dxa" w:w="1700"/>
+            <w:tcMar>
+              <w:top w:type="dxa" w:w="60"/>
+              <w:left w:type="dxa" w:w="100"/>
+              <w:bottom w:type="dxa" w:w="60"/>
+              <w:right w:type="dxa" w:w="100"/>
+            </w:tcMar>
+          </w:tcPr>
+          <w:p>
+            <w:pPr>
+              <w:jc w:val="right"/>
+            </w:pPr>
+            <w:r>
+              <w:rPr>
+                <w:rFonts w:ascii="Consolas" w:cs="Consolas" w:eastAsia="Consolas" w:hAnsi="Consolas"/>
+                <w:b w:val="false"/>
+                <w:bCs w:val="false"/>
+                <w:sz w:val="18"/>
+                <w:szCs w:val="18"/>
+              </w:rPr>
+              <w:t xml:space="preserve">64</w:t>
+            </w:r>
+          </w:p>
+        </w:tc>
+        <w:tc>
+          <w:tcPr>
+            <w:tcW w:type="dxa" w:w="5060"/>
+            <w:tcMar>
+              <w:top w:type="dxa" w:w="60"/>
+              <w:left w:type="dxa" w:w="100"/>
+              <w:bottom w:type="dxa" w:w="60"/>
+              <w:right w:type="dxa" w:w="100"/>
+            </w:tcMar>
+          </w:tcPr>
+          <w:p>
+            <w:pPr>
+              <w:jc w:val="right"/>
+            </w:pPr>
+            <w:r>
+              <w:rPr>
+                <w:rFonts w:ascii="Consolas" w:cs="Consolas" w:eastAsia="Consolas" w:hAnsi="Consolas"/>
+                <w:b w:val="false"/>
+                <w:bCs w:val="false"/>
+                <w:sz w:val="18"/>
+                <w:szCs w:val="18"/>
+              </w:rPr>
+              <w:t xml:space="preserve">Enough to encode the window, small enough to send</w:t>
+            </w:r>
+          </w:p>
+        </w:tc>
+      </w:tr>
+      <w:tr>
+        <w:tc>
+          <w:tcPr>
+            <w:tcW w:type="dxa" w:w="2600"/>
+            <w:tcMar>
+              <w:top w:type="dxa" w:w="60"/>
+              <w:left w:type="dxa" w:w="100"/>
+              <w:bottom w:type="dxa" w:w="60"/>
+              <w:right w:type="dxa" w:w="100"/>
+            </w:tcMar>
+          </w:tcPr>
+          <w:p>
+            <w:pPr>
+              <w:jc w:val="left"/>
+            </w:pPr>
+            <w:r>
+              <w:rPr>
+                <w:b w:val="false"/>
+                <w:bCs w:val="false"/>
+                <w:sz w:val="18"/>
+                <w:szCs w:val="18"/>
+              </w:rPr>
+              <w:t xml:space="preserve">embedding_size</w:t>
+            </w:r>
+          </w:p>
+        </w:tc>
+        <w:tc>
+          <w:tcPr>
+            <w:tcW w:type="dxa" w:w="1700"/>
+            <w:tcMar>
+              <w:top w:type="dxa" w:w="60"/>
+              <w:left w:type="dxa" w:w="100"/>
+              <w:bottom w:type="dxa" w:w="60"/>
+              <w:right w:type="dxa" w:w="100"/>
+            </w:tcMar>
+          </w:tcPr>
+          <w:p>
+            <w:pPr>
+              <w:jc w:val="right"/>
+            </w:pPr>
+            <w:r>
+              <w:rPr>
+                <w:rFonts w:ascii="Consolas" w:cs="Consolas" w:eastAsia="Consolas" w:hAnsi="Consolas"/>
+                <w:b w:val="false"/>
+                <w:bCs w:val="false"/>
+                <w:sz w:val="18"/>
+                <w:szCs w:val="18"/>
+              </w:rPr>
+              <w:t xml:space="preserve">64</w:t>
+            </w:r>
+          </w:p>
+        </w:tc>
+        <w:tc>
+          <w:tcPr>
+            <w:tcW w:type="dxa" w:w="5060"/>
+            <w:tcMar>
+              <w:top w:type="dxa" w:w="60"/>
+              <w:left w:type="dxa" w:w="100"/>
+              <w:bottom w:type="dxa" w:w="60"/>
+              <w:right w:type="dxa" w:w="100"/>
+            </w:tcMar>
+          </w:tcPr>
+          <w:p>
+            <w:pPr>
+              <w:jc w:val="right"/>
+            </w:pPr>
+            <w:r>
+              <w:rPr>
+                <w:rFonts w:ascii="Consolas" w:cs="Consolas" w:eastAsia="Consolas" w:hAnsi="Consolas"/>
+                <w:b w:val="false"/>
+                <w:bCs w:val="false"/>
+                <w:sz w:val="18"/>
+                <w:szCs w:val="18"/>
+              </w:rPr>
+              <w:t xml:space="preserve">What crosses the privacy boundary</w:t>
+            </w:r>
+          </w:p>
+        </w:tc>
+      </w:tr>
+      <w:tr>
+        <w:tc>
+          <w:tcPr>
+            <w:tcW w:type="dxa" w:w="2600"/>
+            <w:tcMar>
+              <w:top w:type="dxa" w:w="60"/>
+              <w:left w:type="dxa" w:w="100"/>
+              <w:bottom w:type="dxa" w:w="60"/>
+              <w:right w:type="dxa" w:w="100"/>
+            </w:tcMar>
+          </w:tcPr>
+          <w:p>
+            <w:pPr>
+              <w:jc w:val="left"/>
+            </w:pPr>
+            <w:r>
+              <w:rPr>
+                <w:b w:val="false"/>
+                <w:bCs w:val="false"/>
+                <w:sz w:val="18"/>
+                <w:szCs w:val="18"/>
+              </w:rPr>
+              <w:t xml:space="preserve">num_layers</w:t>
+            </w:r>
+          </w:p>
+        </w:tc>
+        <w:tc>
+          <w:tcPr>
+            <w:tcW w:type="dxa" w:w="1700"/>
+            <w:tcMar>
+              <w:top w:type="dxa" w:w="60"/>
+              <w:left w:type="dxa" w:w="100"/>
+              <w:bottom w:type="dxa" w:w="60"/>
+              <w:right w:type="dxa" w:w="100"/>
+            </w:tcMar>
+          </w:tcPr>
+          <w:p>
+            <w:pPr>
+              <w:jc w:val="right"/>
+            </w:pPr>
+            <w:r>
+              <w:rPr>
+                <w:rFonts w:ascii="Consolas" w:cs="Consolas" w:eastAsia="Consolas" w:hAnsi="Consolas"/>
+                <w:b w:val="false"/>
+                <w:bCs w:val="false"/>
+                <w:sz w:val="18"/>
+                <w:szCs w:val="18"/>
+              </w:rPr>
+              <w:t xml:space="preserve">1</w:t>
+            </w:r>
+          </w:p>
+        </w:tc>
+        <w:tc>
+          <w:tcPr>
+            <w:tcW w:type="dxa" w:w="5060"/>
+            <w:tcMar>
+              <w:top w:type="dxa" w:w="60"/>
+              <w:left w:type="dxa" w:w="100"/>
+              <w:bottom w:type="dxa" w:w="60"/>
+              <w:right w:type="dxa" w:w="100"/>
+            </w:tcMar>
+          </w:tcPr>
+          <w:p>
+            <w:pPr>
+              <w:jc w:val="right"/>
+            </w:pPr>
+            <w:r>
+              <w:rPr>
+                <w:rFonts w:ascii="Consolas" w:cs="Consolas" w:eastAsia="Consolas" w:hAnsi="Consolas"/>
+                <w:b w:val="false"/>
+                <w:bCs w:val="false"/>
+                <w:sz w:val="18"/>
+                <w:szCs w:val="18"/>
+              </w:rPr>
+              <w:t xml:space="preserve">Depth gave no gain at this sequence length</w:t>
+            </w:r>
+          </w:p>
+        </w:tc>
+      </w:tr>
+      <w:tr>
+        <w:tc>
+          <w:tcPr>
+            <w:tcW w:type="dxa" w:w="2600"/>
+            <w:tcMar>
+              <w:top w:type="dxa" w:w="60"/>
+              <w:left w:type="dxa" w:w="100"/>
+              <w:bottom w:type="dxa" w:w="60"/>
+              <w:right w:type="dxa" w:w="100"/>
+            </w:tcMar>
+          </w:tcPr>
+          <w:p>
+            <w:pPr>
+              <w:jc w:val="left"/>
+            </w:pPr>
+            <w:r>
+              <w:rPr>
+                <w:b w:val="false"/>
+                <w:bCs w:val="false"/>
+                <w:sz w:val="18"/>
+                <w:szCs w:val="18"/>
+              </w:rPr>
+              <w:t xml:space="preserve">dropout</w:t>
+            </w:r>
+          </w:p>
+        </w:tc>
+        <w:tc>
+          <w:tcPr>
+            <w:tcW w:type="dxa" w:w="1700"/>
+            <w:tcMar>
+              <w:top w:type="dxa" w:w="60"/>
+              <w:left w:type="dxa" w:w="100"/>
+              <w:bottom w:type="dxa" w:w="60"/>
+              <w:right w:type="dxa" w:w="100"/>
+            </w:tcMar>
+          </w:tcPr>
+          <w:p>
+            <w:pPr>
+              <w:jc w:val="right"/>
+            </w:pPr>
+            <w:r>
+              <w:rPr>
+                <w:rFonts w:ascii="Consolas" w:cs="Consolas" w:eastAsia="Consolas" w:hAnsi="Consolas"/>
+                <w:b w:val="false"/>
+                <w:bCs w:val="false"/>
+                <w:sz w:val="18"/>
+                <w:szCs w:val="18"/>
+              </w:rPr>
+              <w:t xml:space="preserve">0.1</w:t>
+            </w:r>
+          </w:p>
+        </w:tc>
+        <w:tc>
+          <w:tcPr>
+            <w:tcW w:type="dxa" w:w="5060"/>
+            <w:tcMar>
+              <w:top w:type="dxa" w:w="60"/>
+              <w:left w:type="dxa" w:w="100"/>
+              <w:bottom w:type="dxa" w:w="60"/>
+              <w:right w:type="dxa" w:w="100"/>
+            </w:tcMar>
+          </w:tcPr>
+          <w:p>
+            <w:pPr>
+              <w:jc w:val="right"/>
+            </w:pPr>
+            <w:r>
+              <w:rPr>
+                <w:rFonts w:ascii="Consolas" w:cs="Consolas" w:eastAsia="Consolas" w:hAnsi="Consolas"/>
+                <w:b w:val="false"/>
+                <w:bCs w:val="false"/>
+                <w:sz w:val="18"/>
+                <w:szCs w:val="18"/>
+              </w:rPr>
+              <w:t xml:space="preserve">Light, because the training sets are large</w:t>
+            </w:r>
+          </w:p>
+        </w:tc>
+      </w:tr>
+      <w:tr>
+        <w:tc>
+          <w:tcPr>
+            <w:tcW w:type="dxa" w:w="2600"/>
+            <w:tcMar>
+              <w:top w:type="dxa" w:w="60"/>
+              <w:left w:type="dxa" w:w="100"/>
+              <w:bottom w:type="dxa" w:w="60"/>
+              <w:right w:type="dxa" w:w="100"/>
+            </w:tcMar>
+          </w:tcPr>
+          <w:p>
+            <w:pPr>
+              <w:jc w:val="left"/>
+            </w:pPr>
+            <w:r>
+              <w:rPr>
+                <w:b w:val="false"/>
+                <w:bCs w:val="false"/>
+                <w:sz w:val="18"/>
+                <w:szCs w:val="18"/>
+              </w:rPr>
+              <w:t xml:space="preserve">epochs</w:t>
+            </w:r>
+          </w:p>
+        </w:tc>
+        <w:tc>
+          <w:tcPr>
+            <w:tcW w:type="dxa" w:w="1700"/>
+            <w:tcMar>
+              <w:top w:type="dxa" w:w="60"/>
+              <w:left w:type="dxa" w:w="100"/>
+              <w:bottom w:type="dxa" w:w="60"/>
+              <w:right w:type="dxa" w:w="100"/>
+            </w:tcMar>
+          </w:tcPr>
+          <w:p>
+            <w:pPr>
+              <w:jc w:val="right"/>
+            </w:pPr>
+            <w:r>
+              <w:rPr>
+                <w:rFonts w:ascii="Consolas" w:cs="Consolas" w:eastAsia="Consolas" w:hAnsi="Consolas"/>
+                <w:b w:val="false"/>
+                <w:bCs w:val="false"/>
+                <w:sz w:val="18"/>
+                <w:szCs w:val="18"/>
+              </w:rPr>
+              <w:t xml:space="preserve">40</w:t>
+            </w:r>
+          </w:p>
+        </w:tc>
+        <w:tc>
+          <w:tcPr>
+            <w:tcW w:type="dxa" w:w="5060"/>
+            <w:tcMar>
+              <w:top w:type="dxa" w:w="60"/>
+              <w:left w:type="dxa" w:w="100"/>
+              <w:bottom w:type="dxa" w:w="60"/>
+              <w:right w:type="dxa" w:w="100"/>
+            </w:tcMar>
+          </w:tcPr>
+          <w:p>
+            <w:pPr>
+              <w:jc w:val="right"/>
+            </w:pPr>
+            <w:r>
+              <w:rPr>
+                <w:rFonts w:ascii="Consolas" w:cs="Consolas" w:eastAsia="Consolas" w:hAnsi="Consolas"/>
+                <w:b w:val="false"/>
+                <w:bCs w:val="false"/>
+                <w:sz w:val="18"/>
+                <w:szCs w:val="18"/>
+              </w:rPr>
+              <w:t xml:space="preserve">Upper bound, early stopping usually ends it sooner</w:t>
+            </w:r>
+          </w:p>
+        </w:tc>
+      </w:tr>
+      <w:tr>
+        <w:tc>
+          <w:tcPr>
+            <w:tcW w:type="dxa" w:w="2600"/>
+            <w:tcMar>
+              <w:top w:type="dxa" w:w="60"/>
+              <w:left w:type="dxa" w:w="100"/>
+              <w:bottom w:type="dxa" w:w="60"/>
+              <w:right w:type="dxa" w:w="100"/>
+            </w:tcMar>
+          </w:tcPr>
+          <w:p>
+            <w:pPr>
+              <w:jc w:val="left"/>
+            </w:pPr>
+            <w:r>
+              <w:rPr>
+                <w:b w:val="false"/>
+                <w:bCs w:val="false"/>
+                <w:sz w:val="18"/>
+                <w:szCs w:val="18"/>
+              </w:rPr>
+              <w:t xml:space="preserve">batch_size</w:t>
+            </w:r>
+          </w:p>
+        </w:tc>
+        <w:tc>
+          <w:tcPr>
+            <w:tcW w:type="dxa" w:w="1700"/>
+            <w:tcMar>
+              <w:top w:type="dxa" w:w="60"/>
+              <w:left w:type="dxa" w:w="100"/>
+              <w:bottom w:type="dxa" w:w="60"/>
+              <w:right w:type="dxa" w:w="100"/>
+            </w:tcMar>
+          </w:tcPr>
+          <w:p>
+            <w:pPr>
+              <w:jc w:val="right"/>
+            </w:pPr>
+            <w:r>
+              <w:rPr>
+                <w:rFonts w:ascii="Consolas" w:cs="Consolas" w:eastAsia="Consolas" w:hAnsi="Consolas"/>
+                <w:b w:val="false"/>
+                <w:bCs w:val="false"/>
+                <w:sz w:val="18"/>
+                <w:szCs w:val="18"/>
+              </w:rPr>
+              <w:t xml:space="preserve">128 or 256</w:t>
+            </w:r>
+          </w:p>
+        </w:tc>
+        <w:tc>
+          <w:tcPr>
+            <w:tcW w:type="dxa" w:w="5060"/>
+            <w:tcMar>
+              <w:top w:type="dxa" w:w="60"/>
+              <w:left w:type="dxa" w:w="100"/>
+              <w:bottom w:type="dxa" w:w="60"/>
+              <w:right w:type="dxa" w:w="100"/>
+            </w:tcMar>
+          </w:tcPr>
+          <w:p>
+            <w:pPr>
+              <w:jc w:val="right"/>
+            </w:pPr>
+            <w:r>
+              <w:rPr>
+                <w:rFonts w:ascii="Consolas" w:cs="Consolas" w:eastAsia="Consolas" w:hAnsi="Consolas"/>
+                <w:b w:val="false"/>
+                <w:bCs w:val="false"/>
+                <w:sz w:val="18"/>
+                <w:szCs w:val="18"/>
+              </w:rPr>
+              <w:t xml:space="preserve">Larger where per-round wall time dominates</w:t>
+            </w:r>
+          </w:p>
+        </w:tc>
+      </w:tr>
+      <w:tr>
+        <w:tc>
+          <w:tcPr>
+            <w:tcW w:type="dxa" w:w="2600"/>
+            <w:tcMar>
+              <w:top w:type="dxa" w:w="60"/>
+              <w:left w:type="dxa" w:w="100"/>
+              <w:bottom w:type="dxa" w:w="60"/>
+              <w:right w:type="dxa" w:w="100"/>
+            </w:tcMar>
+          </w:tcPr>
+          <w:p>
+            <w:pPr>
+              <w:jc w:val="left"/>
+            </w:pPr>
+            <w:r>
+              <w:rPr>
+                <w:b w:val="false"/>
+                <w:bCs w:val="false"/>
+                <w:sz w:val="18"/>
+                <w:szCs w:val="18"/>
+              </w:rPr>
+              <w:t xml:space="preserve">lr</w:t>
+            </w:r>
+          </w:p>
+        </w:tc>
+        <w:tc>
+          <w:tcPr>
+            <w:tcW w:type="dxa" w:w="1700"/>
+            <w:tcMar>
+              <w:top w:type="dxa" w:w="60"/>
+              <w:left w:type="dxa" w:w="100"/>
+              <w:bottom w:type="dxa" w:w="60"/>
+              <w:right w:type="dxa" w:w="100"/>
+            </w:tcMar>
+          </w:tcPr>
+          <w:p>
+            <w:pPr>
+              <w:jc w:val="right"/>
+            </w:pPr>
+            <w:r>
+              <w:rPr>
+                <w:rFonts w:ascii="Consolas" w:cs="Consolas" w:eastAsia="Consolas" w:hAnsi="Consolas"/>
+                <w:b w:val="false"/>
+                <w:bCs w:val="false"/>
+                <w:sz w:val="18"/>
+                <w:szCs w:val="18"/>
+              </w:rPr>
+              <w:t xml:space="preserve">0.001</w:t>
+            </w:r>
+          </w:p>
+        </w:tc>
+        <w:tc>
+          <w:tcPr>
+            <w:tcW w:type="dxa" w:w="5060"/>
+            <w:tcMar>
+              <w:top w:type="dxa" w:w="60"/>
+              <w:left w:type="dxa" w:w="100"/>
+              <w:bottom w:type="dxa" w:w="60"/>
+              <w:right w:type="dxa" w:w="100"/>
+            </w:tcMar>
+          </w:tcPr>
+          <w:p>
+            <w:pPr>
+              <w:jc w:val="right"/>
+            </w:pPr>
+            <w:r>
+              <w:rPr>
+                <w:rFonts w:ascii="Consolas" w:cs="Consolas" w:eastAsia="Consolas" w:hAnsi="Consolas"/>
+                <w:b w:val="false"/>
+                <w:bCs w:val="false"/>
+                <w:sz w:val="18"/>
+                <w:szCs w:val="18"/>
+              </w:rPr>
+              <w:t xml:space="preserve">Adam default, no instability observed</w:t>
+            </w:r>
+          </w:p>
+        </w:tc>
+      </w:tr>
+      <w:tr>
+        <w:tc>
+          <w:tcPr>
+            <w:tcW w:type="dxa" w:w="2600"/>
+            <w:tcMar>
+              <w:top w:type="dxa" w:w="60"/>
+              <w:left w:type="dxa" w:w="100"/>
+              <w:bottom w:type="dxa" w:w="60"/>
+              <w:right w:type="dxa" w:w="100"/>
+            </w:tcMar>
+          </w:tcPr>
+          <w:p>
+            <w:pPr>
+              <w:jc w:val="left"/>
+            </w:pPr>
+            <w:r>
+              <w:rPr>
+                <w:b w:val="false"/>
+                <w:bCs w:val="false"/>
+                <w:sz w:val="18"/>
+                <w:szCs w:val="18"/>
+              </w:rPr>
+              <w:t xml:space="preserve">grad_clip</w:t>
+            </w:r>
+          </w:p>
+        </w:tc>
+        <w:tc>
+          <w:tcPr>
+            <w:tcW w:type="dxa" w:w="1700"/>
+            <w:tcMar>
+              <w:top w:type="dxa" w:w="60"/>
+              <w:left w:type="dxa" w:w="100"/>
+              <w:bottom w:type="dxa" w:w="60"/>
+              <w:right w:type="dxa" w:w="100"/>
+            </w:tcMar>
+          </w:tcPr>
+          <w:p>
+            <w:pPr>
+              <w:jc w:val="right"/>
+            </w:pPr>
+            <w:r>
+              <w:rPr>
+                <w:rFonts w:ascii="Consolas" w:cs="Consolas" w:eastAsia="Consolas" w:hAnsi="Consolas"/>
+                <w:b w:val="false"/>
+                <w:bCs w:val="false"/>
+                <w:sz w:val="18"/>
+                <w:szCs w:val="18"/>
+              </w:rPr>
+              <w:t xml:space="preserve">1.0</w:t>
+            </w:r>
+          </w:p>
+        </w:tc>
+        <w:tc>
+          <w:tcPr>
+            <w:tcW w:type="dxa" w:w="5060"/>
+            <w:tcMar>
+              <w:top w:type="dxa" w:w="60"/>
+              <w:left w:type="dxa" w:w="100"/>
+              <w:bottom w:type="dxa" w:w="60"/>
+              <w:right w:type="dxa" w:w="100"/>
+            </w:tcMar>
+          </w:tcPr>
+          <w:p>
+            <w:pPr>
+              <w:jc w:val="right"/>
+            </w:pPr>
+            <w:r>
+              <w:rPr>
+                <w:rFonts w:ascii="Consolas" w:cs="Consolas" w:eastAsia="Consolas" w:hAnsi="Consolas"/>
+                <w:b w:val="false"/>
+                <w:bCs w:val="false"/>
+                <w:sz w:val="18"/>
+                <w:szCs w:val="18"/>
+              </w:rPr>
+              <w:t xml:space="preserve">Autoregressive decoders can explode</w:t>
+            </w:r>
+          </w:p>
+        </w:tc>
+      </w:tr>
+      <w:tr>
+        <w:tc>
+          <w:tcPr>
+            <w:tcW w:type="dxa" w:w="2600"/>
+            <w:tcMar>
+              <w:top w:type="dxa" w:w="60"/>
+              <w:left w:type="dxa" w:w="100"/>
+              <w:bottom w:type="dxa" w:w="60"/>
+              <w:right w:type="dxa" w:w="100"/>
+            </w:tcMar>
+          </w:tcPr>
+          <w:p>
+            <w:pPr>
+              <w:jc w:val="left"/>
+            </w:pPr>
+            <w:r>
+              <w:rPr>
+                <w:b w:val="false"/>
+                <w:bCs w:val="false"/>
+                <w:sz w:val="18"/>
+                <w:szCs w:val="18"/>
+              </w:rPr>
+              <w:t xml:space="preserve">early_stopping_patience</w:t>
+            </w:r>
+          </w:p>
+        </w:tc>
+        <w:tc>
+          <w:tcPr>
+            <w:tcW w:type="dxa" w:w="1700"/>
+            <w:tcMar>
+              <w:top w:type="dxa" w:w="60"/>
+              <w:left w:type="dxa" w:w="100"/>
+              <w:bottom w:type="dxa" w:w="60"/>
+              <w:right w:type="dxa" w:w="100"/>
+            </w:tcMar>
+          </w:tcPr>
+          <w:p>
+            <w:pPr>
+              <w:jc w:val="right"/>
+            </w:pPr>
+            <w:r>
+              <w:rPr>
+                <w:rFonts w:ascii="Consolas" w:cs="Consolas" w:eastAsia="Consolas" w:hAnsi="Consolas"/>
+                <w:b w:val="false"/>
+                <w:bCs w:val="false"/>
+                <w:sz w:val="18"/>
+                <w:szCs w:val="18"/>
+              </w:rPr>
+              <w:t xml:space="preserve">6</w:t>
+            </w:r>
+          </w:p>
+        </w:tc>
+        <w:tc>
+          <w:tcPr>
+            <w:tcW w:type="dxa" w:w="5060"/>
+            <w:tcMar>
+              <w:top w:type="dxa" w:w="60"/>
+              <w:left w:type="dxa" w:w="100"/>
+              <w:bottom w:type="dxa" w:w="60"/>
+              <w:right w:type="dxa" w:w="100"/>
+            </w:tcMar>
+          </w:tcPr>
+          <w:p>
+            <w:pPr>
+              <w:jc w:val="right"/>
+            </w:pPr>
+            <w:r>
+              <w:rPr>
+                <w:rFonts w:ascii="Consolas" w:cs="Consolas" w:eastAsia="Consolas" w:hAnsi="Consolas"/>
+                <w:b w:val="false"/>
+                <w:bCs w:val="false"/>
+                <w:sz w:val="18"/>
+                <w:szCs w:val="18"/>
+              </w:rPr>
+              <w:t xml:space="preserve">On validation loss</w:t>
+            </w:r>
+          </w:p>
+        </w:tc>
+      </w:tr>
+    </w:tbl>
+    <w:p>
+      <w:pPr>
+        <w:spacing w:after="160"/>
+      </w:pPr>
+    </w:p>
+    <w:p>
+      <w:pPr>
+        <w:pStyle w:val="Heading2"/>
+        <w:spacing w:after="120" w:before="280"/>
+      </w:pPr>
+      <w:bookmarkStart w:name="_Toc34" w:id="34"/>
+      <w:r>
+        <w:t xml:space="preserve">2D.3 Federation and decision layer</w:t>
+      </w:r>
+      <w:bookmarkEnd w:id="34"/>
+    </w:p>
+    <w:tbl>
+      <w:tblPr>
+        <w:tblW w:type="dxa" w:w="9360"/>
+        <w:tblBorders>
+          <w:top w:val="single" w:color="auto" w:sz="4"/>
+          <w:left w:val="single" w:color="auto" w:sz="4"/>
+          <w:bottom w:val="single" w:color="auto" w:sz="4"/>
+          <w:right w:val="single" w:color="auto" w:sz="4"/>
+          <w:insideH w:val="single" w:color="auto" w:sz="4"/>
+          <w:insideV w:val="single" w:color="auto" w:sz="4"/>
+        </w:tblBorders>
+      </w:tblPr>
+      <w:tblGrid>
+        <w:gridCol w:w="2600"/>
+        <w:gridCol w:w="1700"/>
+        <w:gridCol w:w="5060"/>
+      </w:tblGrid>
+      <w:tr>
+        <w:trPr>
+          <w:tblHeader/>
+        </w:trPr>
+        <w:tc>
+          <w:tcPr>
+            <w:tcW w:type="dxa" w:w="2600"/>
+            <w:shd w:fill="EEF3F3" w:val="clear"/>
+            <w:tcMar>
+              <w:top w:type="dxa" w:w="60"/>
+              <w:left w:type="dxa" w:w="100"/>
+              <w:bottom w:type="dxa" w:w="60"/>
+              <w:right w:type="dxa" w:w="100"/>
+            </w:tcMar>
+          </w:tcPr>
+          <w:p>
+            <w:pPr>
+              <w:jc w:val="left"/>
+            </w:pPr>
+            <w:r>
+              <w:rPr>
+                <w:b/>
+                <w:bCs/>
+                <w:sz w:val="18"/>
+                <w:szCs w:val="18"/>
+              </w:rPr>
+              <w:t xml:space="preserve">Parameter</w:t>
+            </w:r>
+          </w:p>
+        </w:tc>
+        <w:tc>
+          <w:tcPr>
+            <w:tcW w:type="dxa" w:w="1700"/>
+            <w:shd w:fill="EEF3F3" w:val="clear"/>
+            <w:tcMar>
+              <w:top w:type="dxa" w:w="60"/>
+              <w:left w:type="dxa" w:w="100"/>
+              <w:bottom w:type="dxa" w:w="60"/>
+              <w:right w:type="dxa" w:w="100"/>
+            </w:tcMar>
+          </w:tcPr>
+          <w:p>
+            <w:pPr>
+              <w:jc w:val="right"/>
+            </w:pPr>
+            <w:r>
+              <w:rPr>
+                <w:b/>
+                <w:bCs/>
+                <w:sz w:val="18"/>
+                <w:szCs w:val="18"/>
+              </w:rPr>
+              <w:t xml:space="preserve">Value</w:t>
+            </w:r>
+          </w:p>
+        </w:tc>
+        <w:tc>
+          <w:tcPr>
+            <w:tcW w:type="dxa" w:w="5060"/>
+            <w:shd w:fill="EEF3F3" w:val="clear"/>
+            <w:tcMar>
+              <w:top w:type="dxa" w:w="60"/>
+              <w:left w:type="dxa" w:w="100"/>
+              <w:bottom w:type="dxa" w:w="60"/>
+              <w:right w:type="dxa" w:w="100"/>
+            </w:tcMar>
+          </w:tcPr>
+          <w:p>
+            <w:pPr>
+              <w:jc w:val="right"/>
+            </w:pPr>
+            <w:r>
+              <w:rPr>
+                <w:b/>
+                <w:bCs/>
+                <w:sz w:val="18"/>
+                <w:szCs w:val="18"/>
+              </w:rPr>
+              <w:t xml:space="preserve">Why</w:t>
+            </w:r>
+          </w:p>
+        </w:tc>
+      </w:tr>
+      <w:tr>
+        <w:tc>
+          <w:tcPr>
+            <w:tcW w:type="dxa" w:w="2600"/>
+            <w:tcMar>
+              <w:top w:type="dxa" w:w="60"/>
+              <w:left w:type="dxa" w:w="100"/>
+              <w:bottom w:type="dxa" w:w="60"/>
+              <w:right w:type="dxa" w:w="100"/>
+            </w:tcMar>
+          </w:tcPr>
+          <w:p>
+            <w:pPr>
+              <w:jc w:val="left"/>
+            </w:pPr>
+            <w:r>
+              <w:rPr>
+                <w:b w:val="false"/>
+                <w:bCs w:val="false"/>
+                <w:sz w:val="18"/>
+                <w:szCs w:val="18"/>
+              </w:rPr>
+              <w:t xml:space="preserve">rounds</w:t>
+            </w:r>
+          </w:p>
+        </w:tc>
+        <w:tc>
+          <w:tcPr>
+            <w:tcW w:type="dxa" w:w="1700"/>
+            <w:tcMar>
+              <w:top w:type="dxa" w:w="60"/>
+              <w:left w:type="dxa" w:w="100"/>
+              <w:bottom w:type="dxa" w:w="60"/>
+              <w:right w:type="dxa" w:w="100"/>
+            </w:tcMar>
+          </w:tcPr>
+          <w:p>
+            <w:pPr>
+              <w:jc w:val="right"/>
+            </w:pPr>
+            <w:r>
+              <w:rPr>
+                <w:rFonts w:ascii="Consolas" w:cs="Consolas" w:eastAsia="Consolas" w:hAnsi="Consolas"/>
+                <w:b w:val="false"/>
+                <w:bCs w:val="false"/>
+                <w:sz w:val="18"/>
+                <w:szCs w:val="18"/>
+              </w:rPr>
+              <w:t xml:space="preserve">60 maximum</w:t>
+            </w:r>
+          </w:p>
+        </w:tc>
+        <w:tc>
+          <w:tcPr>
+            <w:tcW w:type="dxa" w:w="5060"/>
+            <w:tcMar>
+              <w:top w:type="dxa" w:w="60"/>
+              <w:left w:type="dxa" w:w="100"/>
+              <w:bottom w:type="dxa" w:w="60"/>
+              <w:right w:type="dxa" w:w="100"/>
+            </w:tcMar>
+          </w:tcPr>
+          <w:p>
+            <w:pPr>
+              <w:jc w:val="right"/>
+            </w:pPr>
+            <w:r>
+              <w:rPr>
+                <w:rFonts w:ascii="Consolas" w:cs="Consolas" w:eastAsia="Consolas" w:hAnsi="Consolas"/>
+                <w:b w:val="false"/>
+                <w:bCs w:val="false"/>
+                <w:sz w:val="18"/>
+                <w:szCs w:val="18"/>
+              </w:rPr>
+              <w:t xml:space="preserve">Early stopping typically ends near round 19</w:t>
+            </w:r>
+          </w:p>
+        </w:tc>
+      </w:tr>
+      <w:tr>
+        <w:tc>
+          <w:tcPr>
+            <w:tcW w:type="dxa" w:w="2600"/>
+            <w:tcMar>
+              <w:top w:type="dxa" w:w="60"/>
+              <w:left w:type="dxa" w:w="100"/>
+              <w:bottom w:type="dxa" w:w="60"/>
+              <w:right w:type="dxa" w:w="100"/>
+            </w:tcMar>
+          </w:tcPr>
+          <w:p>
+            <w:pPr>
+              <w:jc w:val="left"/>
+            </w:pPr>
+            <w:r>
+              <w:rPr>
+                <w:b w:val="false"/>
+                <w:bCs w:val="false"/>
+                <w:sz w:val="18"/>
+                <w:szCs w:val="18"/>
+              </w:rPr>
+              <w:t xml:space="preserve">local_epochs</w:t>
+            </w:r>
+          </w:p>
+        </w:tc>
+        <w:tc>
+          <w:tcPr>
+            <w:tcW w:type="dxa" w:w="1700"/>
+            <w:tcMar>
+              <w:top w:type="dxa" w:w="60"/>
+              <w:left w:type="dxa" w:w="100"/>
+              <w:bottom w:type="dxa" w:w="60"/>
+              <w:right w:type="dxa" w:w="100"/>
+            </w:tcMar>
+          </w:tcPr>
+          <w:p>
+            <w:pPr>
+              <w:jc w:val="right"/>
+            </w:pPr>
+            <w:r>
+              <w:rPr>
+                <w:rFonts w:ascii="Consolas" w:cs="Consolas" w:eastAsia="Consolas" w:hAnsi="Consolas"/>
+                <w:b w:val="false"/>
+                <w:bCs w:val="false"/>
+                <w:sz w:val="18"/>
+                <w:szCs w:val="18"/>
+              </w:rPr>
+              <w:t xml:space="preserve">2</w:t>
+            </w:r>
+          </w:p>
+        </w:tc>
+        <w:tc>
+          <w:tcPr>
+            <w:tcW w:type="dxa" w:w="5060"/>
+            <w:tcMar>
+              <w:top w:type="dxa" w:w="60"/>
+              <w:left w:type="dxa" w:w="100"/>
+              <w:bottom w:type="dxa" w:w="60"/>
+              <w:right w:type="dxa" w:w="100"/>
+            </w:tcMar>
+          </w:tcPr>
+          <w:p>
+            <w:pPr>
+              <w:jc w:val="right"/>
+            </w:pPr>
+            <w:r>
+              <w:rPr>
+                <w:rFonts w:ascii="Consolas" w:cs="Consolas" w:eastAsia="Consolas" w:hAnsi="Consolas"/>
+                <w:b w:val="false"/>
+                <w:bCs w:val="false"/>
+                <w:sz w:val="18"/>
+                <w:szCs w:val="18"/>
+              </w:rPr>
+              <w:t xml:space="preserve">More local work means fewer rounds but more drift</w:t>
+            </w:r>
+          </w:p>
+        </w:tc>
+      </w:tr>
+      <w:tr>
+        <w:tc>
+          <w:tcPr>
+            <w:tcW w:type="dxa" w:w="2600"/>
+            <w:tcMar>
+              <w:top w:type="dxa" w:w="60"/>
+              <w:left w:type="dxa" w:w="100"/>
+              <w:bottom w:type="dxa" w:w="60"/>
+              <w:right w:type="dxa" w:w="100"/>
+            </w:tcMar>
+          </w:tcPr>
+          <w:p>
+            <w:pPr>
+              <w:jc w:val="left"/>
+            </w:pPr>
+            <w:r>
+              <w:rPr>
+                <w:b w:val="false"/>
+                <w:bCs w:val="false"/>
+                <w:sz w:val="18"/>
+                <w:szCs w:val="18"/>
+              </w:rPr>
+              <w:t xml:space="preserve">client_fraction</w:t>
+            </w:r>
+          </w:p>
+        </w:tc>
+        <w:tc>
+          <w:tcPr>
+            <w:tcW w:type="dxa" w:w="1700"/>
+            <w:tcMar>
+              <w:top w:type="dxa" w:w="60"/>
+              <w:left w:type="dxa" w:w="100"/>
+              <w:bottom w:type="dxa" w:w="60"/>
+              <w:right w:type="dxa" w:w="100"/>
+            </w:tcMar>
+          </w:tcPr>
+          <w:p>
+            <w:pPr>
+              <w:jc w:val="right"/>
+            </w:pPr>
+            <w:r>
+              <w:rPr>
+                <w:rFonts w:ascii="Consolas" w:cs="Consolas" w:eastAsia="Consolas" w:hAnsi="Consolas"/>
+                <w:b w:val="false"/>
+                <w:bCs w:val="false"/>
+                <w:sz w:val="18"/>
+                <w:szCs w:val="18"/>
+              </w:rPr>
+              <w:t xml:space="preserve">1.0</w:t>
+            </w:r>
+          </w:p>
+        </w:tc>
+        <w:tc>
+          <w:tcPr>
+            <w:tcW w:type="dxa" w:w="5060"/>
+            <w:tcMar>
+              <w:top w:type="dxa" w:w="60"/>
+              <w:left w:type="dxa" w:w="100"/>
+              <w:bottom w:type="dxa" w:w="60"/>
+              <w:right w:type="dxa" w:w="100"/>
+            </w:tcMar>
+          </w:tcPr>
+          <w:p>
+            <w:pPr>
+              <w:jc w:val="right"/>
+            </w:pPr>
+            <w:r>
+              <w:rPr>
+                <w:rFonts w:ascii="Consolas" w:cs="Consolas" w:eastAsia="Consolas" w:hAnsi="Consolas"/>
+                <w:b w:val="false"/>
+                <w:bCs w:val="false"/>
+                <w:sz w:val="18"/>
+                <w:szCs w:val="18"/>
+              </w:rPr>
+              <w:t xml:space="preserve">Every station every round</w:t>
+            </w:r>
+          </w:p>
+        </w:tc>
+      </w:tr>
+      <w:tr>
+        <w:tc>
+          <w:tcPr>
+            <w:tcW w:type="dxa" w:w="2600"/>
+            <w:tcMar>
+              <w:top w:type="dxa" w:w="60"/>
+              <w:left w:type="dxa" w:w="100"/>
+              <w:bottom w:type="dxa" w:w="60"/>
+              <w:right w:type="dxa" w:w="100"/>
+            </w:tcMar>
+          </w:tcPr>
+          <w:p>
+            <w:pPr>
+              <w:jc w:val="left"/>
+            </w:pPr>
+            <w:r>
+              <w:rPr>
+                <w:b w:val="false"/>
+                <w:bCs w:val="false"/>
+                <w:sz w:val="18"/>
+                <w:szCs w:val="18"/>
+              </w:rPr>
+              <w:t xml:space="preserve">aggregation scheme</w:t>
+            </w:r>
+          </w:p>
+        </w:tc>
+        <w:tc>
+          <w:tcPr>
+            <w:tcW w:type="dxa" w:w="1700"/>
+            <w:tcMar>
+              <w:top w:type="dxa" w:w="60"/>
+              <w:left w:type="dxa" w:w="100"/>
+              <w:bottom w:type="dxa" w:w="60"/>
+              <w:right w:type="dxa" w:w="100"/>
+            </w:tcMar>
+          </w:tcPr>
+          <w:p>
+            <w:pPr>
+              <w:jc w:val="right"/>
+            </w:pPr>
+            <w:r>
+              <w:rPr>
+                <w:rFonts w:ascii="Consolas" w:cs="Consolas" w:eastAsia="Consolas" w:hAnsi="Consolas"/>
+                <w:b w:val="false"/>
+                <w:bCs w:val="false"/>
+                <w:sz w:val="18"/>
+                <w:szCs w:val="18"/>
+              </w:rPr>
+              <w:t xml:space="preserve">region_first</w:t>
+            </w:r>
+          </w:p>
+        </w:tc>
+        <w:tc>
+          <w:tcPr>
+            <w:tcW w:type="dxa" w:w="5060"/>
+            <w:tcMar>
+              <w:top w:type="dxa" w:w="60"/>
+              <w:left w:type="dxa" w:w="100"/>
+              <w:bottom w:type="dxa" w:w="60"/>
+              <w:right w:type="dxa" w:w="100"/>
+            </w:tcMar>
+          </w:tcPr>
+          <w:p>
+            <w:pPr>
+              <w:jc w:val="right"/>
+            </w:pPr>
+            <w:r>
+              <w:rPr>
+                <w:rFonts w:ascii="Consolas" w:cs="Consolas" w:eastAsia="Consolas" w:hAnsi="Consolas"/>
+                <w:b w:val="false"/>
+                <w:bCs w:val="false"/>
+                <w:sz w:val="18"/>
+                <w:szCs w:val="18"/>
+              </w:rPr>
+              <w:t xml:space="preserve">Equal weight per region, not per reading</w:t>
+            </w:r>
+          </w:p>
+        </w:tc>
+      </w:tr>
+      <w:tr>
+        <w:tc>
+          <w:tcPr>
+            <w:tcW w:type="dxa" w:w="2600"/>
+            <w:tcMar>
+              <w:top w:type="dxa" w:w="60"/>
+              <w:left w:type="dxa" w:w="100"/>
+              <w:bottom w:type="dxa" w:w="60"/>
+              <w:right w:type="dxa" w:w="100"/>
+            </w:tcMar>
+          </w:tcPr>
+          <w:p>
+            <w:pPr>
+              <w:jc w:val="left"/>
+            </w:pPr>
+            <w:r>
+              <w:rPr>
+                <w:b w:val="false"/>
+                <w:bCs w:val="false"/>
+                <w:sz w:val="18"/>
+                <w:szCs w:val="18"/>
+              </w:rPr>
+              <w:t xml:space="preserve">target_fpr_overall</w:t>
+            </w:r>
+          </w:p>
+        </w:tc>
+        <w:tc>
+          <w:tcPr>
+            <w:tcW w:type="dxa" w:w="1700"/>
+            <w:tcMar>
+              <w:top w:type="dxa" w:w="60"/>
+              <w:left w:type="dxa" w:w="100"/>
+              <w:bottom w:type="dxa" w:w="60"/>
+              <w:right w:type="dxa" w:w="100"/>
+            </w:tcMar>
+          </w:tcPr>
+          <w:p>
+            <w:pPr>
+              <w:jc w:val="right"/>
+            </w:pPr>
+            <w:r>
+              <w:rPr>
+                <w:rFonts w:ascii="Consolas" w:cs="Consolas" w:eastAsia="Consolas" w:hAnsi="Consolas"/>
+                <w:b w:val="false"/>
+                <w:bCs w:val="false"/>
+                <w:sz w:val="18"/>
+                <w:szCs w:val="18"/>
+              </w:rPr>
+              <w:t xml:space="preserve">0.005 or 0.20</w:t>
+            </w:r>
+          </w:p>
+        </w:tc>
+        <w:tc>
+          <w:tcPr>
+            <w:tcW w:type="dxa" w:w="5060"/>
+            <w:tcMar>
+              <w:top w:type="dxa" w:w="60"/>
+              <w:left w:type="dxa" w:w="100"/>
+              <w:bottom w:type="dxa" w:w="60"/>
+              <w:right w:type="dxa" w:w="100"/>
+            </w:tcMar>
+          </w:tcPr>
+          <w:p>
+            <w:pPr>
+              <w:jc w:val="right"/>
+            </w:pPr>
+            <w:r>
+              <w:rPr>
+                <w:rFonts w:ascii="Consolas" w:cs="Consolas" w:eastAsia="Consolas" w:hAnsi="Consolas"/>
+                <w:b w:val="false"/>
+                <w:bCs w:val="false"/>
+                <w:sz w:val="18"/>
+                <w:szCs w:val="18"/>
+              </w:rPr>
+              <w:t xml:space="preserve">Two operating points, alert and review</w:t>
+            </w:r>
+          </w:p>
+        </w:tc>
+      </w:tr>
+      <w:tr>
+        <w:tc>
+          <w:tcPr>
+            <w:tcW w:type="dxa" w:w="2600"/>
+            <w:tcMar>
+              <w:top w:type="dxa" w:w="60"/>
+              <w:left w:type="dxa" w:w="100"/>
+              <w:bottom w:type="dxa" w:w="60"/>
+              <w:right w:type="dxa" w:w="100"/>
+            </w:tcMar>
+          </w:tcPr>
+          <w:p>
+            <w:pPr>
+              <w:jc w:val="left"/>
+            </w:pPr>
+            <w:r>
+              <w:rPr>
+                <w:b w:val="false"/>
+                <w:bCs w:val="false"/>
+                <w:sz w:val="18"/>
+                <w:szCs w:val="18"/>
+              </w:rPr>
+              <w:t xml:space="preserve">min_neighbours</w:t>
+            </w:r>
+          </w:p>
+        </w:tc>
+        <w:tc>
+          <w:tcPr>
+            <w:tcW w:type="dxa" w:w="1700"/>
+            <w:tcMar>
+              <w:top w:type="dxa" w:w="60"/>
+              <w:left w:type="dxa" w:w="100"/>
+              <w:bottom w:type="dxa" w:w="60"/>
+              <w:right w:type="dxa" w:w="100"/>
+            </w:tcMar>
+          </w:tcPr>
+          <w:p>
+            <w:pPr>
+              <w:jc w:val="right"/>
+            </w:pPr>
+            <w:r>
+              <w:rPr>
+                <w:rFonts w:ascii="Consolas" w:cs="Consolas" w:eastAsia="Consolas" w:hAnsi="Consolas"/>
+                <w:b w:val="false"/>
+                <w:bCs w:val="false"/>
+                <w:sz w:val="18"/>
+                <w:szCs w:val="18"/>
+              </w:rPr>
+              <w:t xml:space="preserve">2</w:t>
+            </w:r>
+          </w:p>
+        </w:tc>
+        <w:tc>
+          <w:tcPr>
+            <w:tcW w:type="dxa" w:w="5060"/>
+            <w:tcMar>
+              <w:top w:type="dxa" w:w="60"/>
+              <w:left w:type="dxa" w:w="100"/>
+              <w:bottom w:type="dxa" w:w="60"/>
+              <w:right w:type="dxa" w:w="100"/>
+            </w:tcMar>
+          </w:tcPr>
+          <w:p>
+            <w:pPr>
+              <w:jc w:val="right"/>
+            </w:pPr>
+            <w:r>
+              <w:rPr>
+                <w:rFonts w:ascii="Consolas" w:cs="Consolas" w:eastAsia="Consolas" w:hAnsi="Consolas"/>
+                <w:b w:val="false"/>
+                <w:bCs w:val="false"/>
+                <w:sz w:val="18"/>
+                <w:szCs w:val="18"/>
+              </w:rPr>
+              <w:t xml:space="preserve">Below this there is no consensus to disagree with</w:t>
+            </w:r>
+          </w:p>
+        </w:tc>
+      </w:tr>
+      <w:tr>
+        <w:tc>
+          <w:tcPr>
+            <w:tcW w:type="dxa" w:w="2600"/>
+            <w:tcMar>
+              <w:top w:type="dxa" w:w="60"/>
+              <w:left w:type="dxa" w:w="100"/>
+              <w:bottom w:type="dxa" w:w="60"/>
+              <w:right w:type="dxa" w:w="100"/>
+            </w:tcMar>
+          </w:tcPr>
+          <w:p>
+            <w:pPr>
+              <w:jc w:val="left"/>
+            </w:pPr>
+            <w:r>
+              <w:rPr>
+                <w:b w:val="false"/>
+                <w:bCs w:val="false"/>
+                <w:sz w:val="18"/>
+                <w:szCs w:val="18"/>
+              </w:rPr>
+              <w:t xml:space="preserve">drift_sigma_per_72h</w:t>
+            </w:r>
+          </w:p>
+        </w:tc>
+        <w:tc>
+          <w:tcPr>
+            <w:tcW w:type="dxa" w:w="1700"/>
+            <w:tcMar>
+              <w:top w:type="dxa" w:w="60"/>
+              <w:left w:type="dxa" w:w="100"/>
+              <w:bottom w:type="dxa" w:w="60"/>
+              <w:right w:type="dxa" w:w="100"/>
+            </w:tcMar>
+          </w:tcPr>
+          <w:p>
+            <w:pPr>
+              <w:jc w:val="right"/>
+            </w:pPr>
+            <w:r>
+              <w:rPr>
+                <w:rFonts w:ascii="Consolas" w:cs="Consolas" w:eastAsia="Consolas" w:hAnsi="Consolas"/>
+                <w:b w:val="false"/>
+                <w:bCs w:val="false"/>
+                <w:sz w:val="18"/>
+                <w:szCs w:val="18"/>
+              </w:rPr>
+              <w:t xml:space="preserve">0.01 to 2.0</w:t>
+            </w:r>
+          </w:p>
+        </w:tc>
+        <w:tc>
+          <w:tcPr>
+            <w:tcW w:type="dxa" w:w="5060"/>
+            <w:tcMar>
+              <w:top w:type="dxa" w:w="60"/>
+              <w:left w:type="dxa" w:w="100"/>
+              <w:bottom w:type="dxa" w:w="60"/>
+              <w:right w:type="dxa" w:w="100"/>
+            </w:tcMar>
+          </w:tcPr>
+          <w:p>
+            <w:pPr>
+              <w:jc w:val="right"/>
+            </w:pPr>
+            <w:r>
+              <w:rPr>
+                <w:rFonts w:ascii="Consolas" w:cs="Consolas" w:eastAsia="Consolas" w:hAnsi="Consolas"/>
+                <w:b w:val="false"/>
+                <w:bCs w:val="false"/>
+                <w:sz w:val="18"/>
+                <w:szCs w:val="18"/>
+              </w:rPr>
+              <w:t xml:space="preserve">Anchored at the measured real drift rate</w:t>
+            </w:r>
+          </w:p>
+        </w:tc>
+      </w:tr>
+    </w:tbl>
+    <w:p>
+      <w:pPr>
+        <w:spacing w:after="160"/>
+      </w:pPr>
+    </w:p>
+    <w:p>
+      <w:pPr>
+        <w:spacing w:after="120"/>
+      </w:pPr>
+      <w:r>
+        <w:t xml:space="preserve">Why region-first weighting rather than sample count: plain federated averaging weights a client by its data volume, which lets a data-rich region dominate the global model. With a single region it reduces to uniform, which is the right behaviour, because a station with a longer record should not outvote one with a shorter record.</w:t>
+      </w:r>
+    </w:p>
+    <w:p>
+      <w:r>
+        <w:br w:type="page"/>
+      </w:r>
+    </w:p>
+    <w:p>
+      <w:pPr>
+        <w:pStyle w:val="Heading1"/>
+        <w:spacing w:after="160" w:before="360"/>
+      </w:pPr>
+      <w:bookmarkStart w:name="_Toc35" w:id="35"/>
+      <w:r>
+        <w:t xml:space="preserve">7. Code Walkthrough</w:t>
+      </w:r>
+      <w:bookmarkEnd w:id="35"/>
+    </w:p>
+    <w:p>
+      <w:pPr>
+        <w:spacing w:after="120"/>
+      </w:pPr>
+      <w:r>
+        <w:t xml:space="preserve">Roughly 12,000 lines across 54 files. The largest modules and what they carry.</w:t>
+      </w:r>
+    </w:p>
+    <w:tbl>
+      <w:tblPr>
+        <w:tblW w:type="dxa" w:w="9360"/>
+        <w:tblBorders>
+          <w:top w:val="single" w:color="auto" w:sz="4"/>
+          <w:left w:val="single" w:color="auto" w:sz="4"/>
+          <w:bottom w:val="single" w:color="auto" w:sz="4"/>
+          <w:right w:val="single" w:color="auto" w:sz="4"/>
+          <w:insideH w:val="single" w:color="auto" w:sz="4"/>
+          <w:insideV w:val="single" w:color="auto" w:sz="4"/>
+        </w:tblBorders>
+      </w:tblPr>
+      <w:tblGrid>
+        <w:gridCol w:w="3400"/>
+        <w:gridCol w:w="1200"/>
+        <w:gridCol w:w="4760"/>
+      </w:tblGrid>
+      <w:tr>
+        <w:trPr>
+          <w:tblHeader/>
+        </w:trPr>
+        <w:tc>
+          <w:tcPr>
+            <w:tcW w:type="dxa" w:w="3400"/>
+            <w:shd w:fill="EEF3F3" w:val="clear"/>
+            <w:tcMar>
+              <w:top w:type="dxa" w:w="60"/>
+              <w:left w:type="dxa" w:w="100"/>
+              <w:bottom w:type="dxa" w:w="60"/>
+              <w:right w:type="dxa" w:w="100"/>
+            </w:tcMar>
+          </w:tcPr>
+          <w:p>
+            <w:pPr>
+              <w:jc w:val="left"/>
+            </w:pPr>
+            <w:r>
+              <w:rPr>
+                <w:b/>
+                <w:bCs/>
+                <w:sz w:val="18"/>
+                <w:szCs w:val="18"/>
+              </w:rPr>
+              <w:t xml:space="preserve">Module</w:t>
+            </w:r>
+          </w:p>
+        </w:tc>
+        <w:tc>
+          <w:tcPr>
+            <w:tcW w:type="dxa" w:w="1200"/>
+            <w:shd w:fill="EEF3F3" w:val="clear"/>
+            <w:tcMar>
+              <w:top w:type="dxa" w:w="60"/>
+              <w:left w:type="dxa" w:w="100"/>
+              <w:bottom w:type="dxa" w:w="60"/>
+              <w:right w:type="dxa" w:w="100"/>
+            </w:tcMar>
+          </w:tcPr>
+          <w:p>
+            <w:pPr>
+              <w:jc w:val="right"/>
+            </w:pPr>
+            <w:r>
+              <w:rPr>
+                <w:b/>
+                <w:bCs/>
+                <w:sz w:val="18"/>
+                <w:szCs w:val="18"/>
+              </w:rPr>
+              <w:t xml:space="preserve">Lines</w:t>
+            </w:r>
+          </w:p>
+        </w:tc>
+        <w:tc>
+          <w:tcPr>
+            <w:tcW w:type="dxa" w:w="4760"/>
+            <w:shd w:fill="EEF3F3" w:val="clear"/>
+            <w:tcMar>
+              <w:top w:type="dxa" w:w="60"/>
+              <w:left w:type="dxa" w:w="100"/>
+              <w:bottom w:type="dxa" w:w="60"/>
+              <w:right w:type="dxa" w:w="100"/>
+            </w:tcMar>
+          </w:tcPr>
+          <w:p>
+            <w:pPr>
+              <w:jc w:val="right"/>
+            </w:pPr>
+            <w:r>
+              <w:rPr>
+                <w:b/>
+                <w:bCs/>
+                <w:sz w:val="18"/>
+                <w:szCs w:val="18"/>
+              </w:rPr>
+              <w:t xml:space="preserve">Responsibility</w:t>
+            </w:r>
+          </w:p>
+        </w:tc>
+      </w:tr>
+      <w:tr>
+        <w:tc>
+          <w:tcPr>
+            <w:tcW w:type="dxa" w:w="3400"/>
+            <w:tcMar>
+              <w:top w:type="dxa" w:w="60"/>
+              <w:left w:type="dxa" w:w="100"/>
+              <w:bottom w:type="dxa" w:w="60"/>
+              <w:right w:type="dxa" w:w="100"/>
+            </w:tcMar>
+          </w:tcPr>
+          <w:p>
+            <w:pPr>
+              <w:jc w:val="left"/>
+            </w:pPr>
+            <w:r>
+              <w:rPr>
+                <w:b w:val="false"/>
+                <w:bCs w:val="false"/>
+                <w:sz w:val="18"/>
+                <w:szCs w:val="18"/>
+              </w:rPr>
+              <w:t xml:space="preserve">baselines/ladder.py</w:t>
+            </w:r>
+          </w:p>
+        </w:tc>
+        <w:tc>
+          <w:tcPr>
+            <w:tcW w:type="dxa" w:w="1200"/>
+            <w:tcMar>
+              <w:top w:type="dxa" w:w="60"/>
+              <w:left w:type="dxa" w:w="100"/>
+              <w:bottom w:type="dxa" w:w="60"/>
+              <w:right w:type="dxa" w:w="100"/>
+            </w:tcMar>
+          </w:tcPr>
+          <w:p>
+            <w:pPr>
+              <w:jc w:val="right"/>
+            </w:pPr>
+            <w:r>
+              <w:rPr>
+                <w:rFonts w:ascii="Consolas" w:cs="Consolas" w:eastAsia="Consolas" w:hAnsi="Consolas"/>
+                <w:b w:val="false"/>
+                <w:bCs w:val="false"/>
+                <w:sz w:val="18"/>
+                <w:szCs w:val="18"/>
+              </w:rPr>
+              <w:t xml:space="preserve">1201</w:t>
+            </w:r>
+          </w:p>
+        </w:tc>
+        <w:tc>
+          <w:tcPr>
+            <w:tcW w:type="dxa" w:w="4760"/>
+            <w:tcMar>
+              <w:top w:type="dxa" w:w="60"/>
+              <w:left w:type="dxa" w:w="100"/>
+              <w:bottom w:type="dxa" w:w="60"/>
+              <w:right w:type="dxa" w:w="100"/>
+            </w:tcMar>
+          </w:tcPr>
+          <w:p>
+            <w:pPr>
+              <w:jc w:val="right"/>
+            </w:pPr>
+            <w:r>
+              <w:rPr>
+                <w:rFonts w:ascii="Consolas" w:cs="Consolas" w:eastAsia="Consolas" w:hAnsi="Consolas"/>
+                <w:b w:val="false"/>
+                <w:bCs w:val="false"/>
+                <w:sz w:val="18"/>
+                <w:szCs w:val="18"/>
+              </w:rPr>
+              <w:t xml:space="preserve">All six rungs and the shared scoring path</w:t>
+            </w:r>
+          </w:p>
+        </w:tc>
+      </w:tr>
+      <w:tr>
+        <w:tc>
+          <w:tcPr>
+            <w:tcW w:type="dxa" w:w="3400"/>
+            <w:tcMar>
+              <w:top w:type="dxa" w:w="60"/>
+              <w:left w:type="dxa" w:w="100"/>
+              <w:bottom w:type="dxa" w:w="60"/>
+              <w:right w:type="dxa" w:w="100"/>
+            </w:tcMar>
+          </w:tcPr>
+          <w:p>
+            <w:pPr>
+              <w:jc w:val="left"/>
+            </w:pPr>
+            <w:r>
+              <w:rPr>
+                <w:b w:val="false"/>
+                <w:bCs w:val="false"/>
+                <w:sz w:val="18"/>
+                <w:szCs w:val="18"/>
+              </w:rPr>
+              <w:t xml:space="preserve">data/harmonize.py</w:t>
+            </w:r>
+          </w:p>
+        </w:tc>
+        <w:tc>
+          <w:tcPr>
+            <w:tcW w:type="dxa" w:w="1200"/>
+            <w:tcMar>
+              <w:top w:type="dxa" w:w="60"/>
+              <w:left w:type="dxa" w:w="100"/>
+              <w:bottom w:type="dxa" w:w="60"/>
+              <w:right w:type="dxa" w:w="100"/>
+            </w:tcMar>
+          </w:tcPr>
+          <w:p>
+            <w:pPr>
+              <w:jc w:val="right"/>
+            </w:pPr>
+            <w:r>
+              <w:rPr>
+                <w:rFonts w:ascii="Consolas" w:cs="Consolas" w:eastAsia="Consolas" w:hAnsi="Consolas"/>
+                <w:b w:val="false"/>
+                <w:bCs w:val="false"/>
+                <w:sz w:val="18"/>
+                <w:szCs w:val="18"/>
+              </w:rPr>
+              <w:t xml:space="preserve">820</w:t>
+            </w:r>
+          </w:p>
+        </w:tc>
+        <w:tc>
+          <w:tcPr>
+            <w:tcW w:type="dxa" w:w="4760"/>
+            <w:tcMar>
+              <w:top w:type="dxa" w:w="60"/>
+              <w:left w:type="dxa" w:w="100"/>
+              <w:bottom w:type="dxa" w:w="60"/>
+              <w:right w:type="dxa" w:w="100"/>
+            </w:tcMar>
+          </w:tcPr>
+          <w:p>
+            <w:pPr>
+              <w:jc w:val="right"/>
+            </w:pPr>
+            <w:r>
+              <w:rPr>
+                <w:rFonts w:ascii="Consolas" w:cs="Consolas" w:eastAsia="Consolas" w:hAnsi="Consolas"/>
+                <w:b w:val="false"/>
+                <w:bCs w:val="false"/>
+                <w:sz w:val="18"/>
+                <w:szCs w:val="18"/>
+              </w:rPr>
+              <w:t xml:space="preserve">Every source into one schema, units, sentinels</w:t>
+            </w:r>
+          </w:p>
+        </w:tc>
+      </w:tr>
+      <w:tr>
+        <w:tc>
+          <w:tcPr>
+            <w:tcW w:type="dxa" w:w="3400"/>
+            <w:tcMar>
+              <w:top w:type="dxa" w:w="60"/>
+              <w:left w:type="dxa" w:w="100"/>
+              <w:bottom w:type="dxa" w:w="60"/>
+              <w:right w:type="dxa" w:w="100"/>
+            </w:tcMar>
+          </w:tcPr>
+          <w:p>
+            <w:pPr>
+              <w:jc w:val="left"/>
+            </w:pPr>
+            <w:r>
+              <w:rPr>
+                <w:b w:val="false"/>
+                <w:bCs w:val="false"/>
+                <w:sz w:val="18"/>
+                <w:szCs w:val="18"/>
+              </w:rPr>
+              <w:t xml:space="preserve">preprocessing/pipeline.py</w:t>
+            </w:r>
+          </w:p>
+        </w:tc>
+        <w:tc>
+          <w:tcPr>
+            <w:tcW w:type="dxa" w:w="1200"/>
+            <w:tcMar>
+              <w:top w:type="dxa" w:w="60"/>
+              <w:left w:type="dxa" w:w="100"/>
+              <w:bottom w:type="dxa" w:w="60"/>
+              <w:right w:type="dxa" w:w="100"/>
+            </w:tcMar>
+          </w:tcPr>
+          <w:p>
+            <w:pPr>
+              <w:jc w:val="right"/>
+            </w:pPr>
+            <w:r>
+              <w:rPr>
+                <w:rFonts w:ascii="Consolas" w:cs="Consolas" w:eastAsia="Consolas" w:hAnsi="Consolas"/>
+                <w:b w:val="false"/>
+                <w:bCs w:val="false"/>
+                <w:sz w:val="18"/>
+                <w:szCs w:val="18"/>
+              </w:rPr>
+              <w:t xml:space="preserve">488</w:t>
+            </w:r>
+          </w:p>
+        </w:tc>
+        <w:tc>
+          <w:tcPr>
+            <w:tcW w:type="dxa" w:w="4760"/>
+            <w:tcMar>
+              <w:top w:type="dxa" w:w="60"/>
+              <w:left w:type="dxa" w:w="100"/>
+              <w:bottom w:type="dxa" w:w="60"/>
+              <w:right w:type="dxa" w:w="100"/>
+            </w:tcMar>
+          </w:tcPr>
+          <w:p>
+            <w:pPr>
+              <w:jc w:val="right"/>
+            </w:pPr>
+            <w:r>
+              <w:rPr>
+                <w:rFonts w:ascii="Consolas" w:cs="Consolas" w:eastAsia="Consolas" w:hAnsi="Consolas"/>
+                <w:b w:val="false"/>
+                <w:bCs w:val="false"/>
+                <w:sz w:val="18"/>
+                <w:szCs w:val="18"/>
+              </w:rPr>
+              <w:t xml:space="preserve">Orchestration, rate import, manifests</w:t>
+            </w:r>
+          </w:p>
+        </w:tc>
+      </w:tr>
+      <w:tr>
+        <w:tc>
+          <w:tcPr>
+            <w:tcW w:type="dxa" w:w="3400"/>
+            <w:tcMar>
+              <w:top w:type="dxa" w:w="60"/>
+              <w:left w:type="dxa" w:w="100"/>
+              <w:bottom w:type="dxa" w:w="60"/>
+              <w:right w:type="dxa" w:w="100"/>
+            </w:tcMar>
+          </w:tcPr>
+          <w:p>
+            <w:pPr>
+              <w:jc w:val="left"/>
+            </w:pPr>
+            <w:r>
+              <w:rPr>
+                <w:b w:val="false"/>
+                <w:bCs w:val="false"/>
+                <w:sz w:val="18"/>
+                <w:szCs w:val="18"/>
+              </w:rPr>
+              <w:t xml:space="preserve">data/fetch_cpcb.py</w:t>
+            </w:r>
+          </w:p>
+        </w:tc>
+        <w:tc>
+          <w:tcPr>
+            <w:tcW w:type="dxa" w:w="1200"/>
+            <w:tcMar>
+              <w:top w:type="dxa" w:w="60"/>
+              <w:left w:type="dxa" w:w="100"/>
+              <w:bottom w:type="dxa" w:w="60"/>
+              <w:right w:type="dxa" w:w="100"/>
+            </w:tcMar>
+          </w:tcPr>
+          <w:p>
+            <w:pPr>
+              <w:jc w:val="right"/>
+            </w:pPr>
+            <w:r>
+              <w:rPr>
+                <w:rFonts w:ascii="Consolas" w:cs="Consolas" w:eastAsia="Consolas" w:hAnsi="Consolas"/>
+                <w:b w:val="false"/>
+                <w:bCs w:val="false"/>
+                <w:sz w:val="18"/>
+                <w:szCs w:val="18"/>
+              </w:rPr>
+              <w:t xml:space="preserve">385</w:t>
+            </w:r>
+          </w:p>
+        </w:tc>
+        <w:tc>
+          <w:tcPr>
+            <w:tcW w:type="dxa" w:w="4760"/>
+            <w:tcMar>
+              <w:top w:type="dxa" w:w="60"/>
+              <w:left w:type="dxa" w:w="100"/>
+              <w:bottom w:type="dxa" w:w="60"/>
+              <w:right w:type="dxa" w:w="100"/>
+            </w:tcMar>
+          </w:tcPr>
+          <w:p>
+            <w:pPr>
+              <w:jc w:val="right"/>
+            </w:pPr>
+            <w:r>
+              <w:rPr>
+                <w:rFonts w:ascii="Consolas" w:cs="Consolas" w:eastAsia="Consolas" w:hAnsi="Consolas"/>
+                <w:b w:val="false"/>
+                <w:bCs w:val="false"/>
+                <w:sz w:val="18"/>
+                <w:szCs w:val="18"/>
+              </w:rPr>
+              <w:t xml:space="preserve">Discovery and archive download with retry</w:t>
+            </w:r>
+          </w:p>
+        </w:tc>
+      </w:tr>
+      <w:tr>
+        <w:tc>
+          <w:tcPr>
+            <w:tcW w:type="dxa" w:w="3400"/>
+            <w:tcMar>
+              <w:top w:type="dxa" w:w="60"/>
+              <w:left w:type="dxa" w:w="100"/>
+              <w:bottom w:type="dxa" w:w="60"/>
+              <w:right w:type="dxa" w:w="100"/>
+            </w:tcMar>
+          </w:tcPr>
+          <w:p>
+            <w:pPr>
+              <w:jc w:val="left"/>
+            </w:pPr>
+            <w:r>
+              <w:rPr>
+                <w:b w:val="false"/>
+                <w:bCs w:val="false"/>
+                <w:sz w:val="18"/>
+                <w:szCs w:val="18"/>
+              </w:rPr>
+              <w:t xml:space="preserve">evaluation/report.py</w:t>
+            </w:r>
+          </w:p>
+        </w:tc>
+        <w:tc>
+          <w:tcPr>
+            <w:tcW w:type="dxa" w:w="1200"/>
+            <w:tcMar>
+              <w:top w:type="dxa" w:w="60"/>
+              <w:left w:type="dxa" w:w="100"/>
+              <w:bottom w:type="dxa" w:w="60"/>
+              <w:right w:type="dxa" w:w="100"/>
+            </w:tcMar>
+          </w:tcPr>
+          <w:p>
+            <w:pPr>
+              <w:jc w:val="right"/>
+            </w:pPr>
+            <w:r>
+              <w:rPr>
+                <w:rFonts w:ascii="Consolas" w:cs="Consolas" w:eastAsia="Consolas" w:hAnsi="Consolas"/>
+                <w:b w:val="false"/>
+                <w:bCs w:val="false"/>
+                <w:sz w:val="18"/>
+                <w:szCs w:val="18"/>
+              </w:rPr>
+              <w:t xml:space="preserve">385</w:t>
+            </w:r>
+          </w:p>
+        </w:tc>
+        <w:tc>
+          <w:tcPr>
+            <w:tcW w:type="dxa" w:w="4760"/>
+            <w:tcMar>
+              <w:top w:type="dxa" w:w="60"/>
+              <w:left w:type="dxa" w:w="100"/>
+              <w:bottom w:type="dxa" w:w="60"/>
+              <w:right w:type="dxa" w:w="100"/>
+            </w:tcMar>
+          </w:tcPr>
+          <w:p>
+            <w:pPr>
+              <w:jc w:val="right"/>
+            </w:pPr>
+            <w:r>
+              <w:rPr>
+                <w:rFonts w:ascii="Consolas" w:cs="Consolas" w:eastAsia="Consolas" w:hAnsi="Consolas"/>
+                <w:b w:val="false"/>
+                <w:bCs w:val="false"/>
+                <w:sz w:val="18"/>
+                <w:szCs w:val="18"/>
+              </w:rPr>
+              <w:t xml:space="preserve">Grouped reporting, raises on a pooled figure</w:t>
+            </w:r>
+          </w:p>
+        </w:tc>
+      </w:tr>
+      <w:tr>
+        <w:tc>
+          <w:tcPr>
+            <w:tcW w:type="dxa" w:w="3400"/>
+            <w:tcMar>
+              <w:top w:type="dxa" w:w="60"/>
+              <w:left w:type="dxa" w:w="100"/>
+              <w:bottom w:type="dxa" w:w="60"/>
+              <w:right w:type="dxa" w:w="100"/>
+            </w:tcMar>
+          </w:tcPr>
+          <w:p>
+            <w:pPr>
+              <w:jc w:val="left"/>
+            </w:pPr>
+            <w:r>
+              <w:rPr>
+                <w:b w:val="false"/>
+                <w:bCs w:val="false"/>
+                <w:sz w:val="18"/>
+                <w:szCs w:val="18"/>
+              </w:rPr>
+              <w:t xml:space="preserve">preprocessing/fault_labels.py</w:t>
+            </w:r>
+          </w:p>
+        </w:tc>
+        <w:tc>
+          <w:tcPr>
+            <w:tcW w:type="dxa" w:w="1200"/>
+            <w:tcMar>
+              <w:top w:type="dxa" w:w="60"/>
+              <w:left w:type="dxa" w:w="100"/>
+              <w:bottom w:type="dxa" w:w="60"/>
+              <w:right w:type="dxa" w:w="100"/>
+            </w:tcMar>
+          </w:tcPr>
+          <w:p>
+            <w:pPr>
+              <w:jc w:val="right"/>
+            </w:pPr>
+            <w:r>
+              <w:rPr>
+                <w:rFonts w:ascii="Consolas" w:cs="Consolas" w:eastAsia="Consolas" w:hAnsi="Consolas"/>
+                <w:b w:val="false"/>
+                <w:bCs w:val="false"/>
+                <w:sz w:val="18"/>
+                <w:szCs w:val="18"/>
+              </w:rPr>
+              <w:t xml:space="preserve">377</w:t>
+            </w:r>
+          </w:p>
+        </w:tc>
+        <w:tc>
+          <w:tcPr>
+            <w:tcW w:type="dxa" w:w="4760"/>
+            <w:tcMar>
+              <w:top w:type="dxa" w:w="60"/>
+              <w:left w:type="dxa" w:w="100"/>
+              <w:bottom w:type="dxa" w:w="60"/>
+              <w:right w:type="dxa" w:w="100"/>
+            </w:tcMar>
+          </w:tcPr>
+          <w:p>
+            <w:pPr>
+              <w:jc w:val="right"/>
+            </w:pPr>
+            <w:r>
+              <w:rPr>
+                <w:rFonts w:ascii="Consolas" w:cs="Consolas" w:eastAsia="Consolas" w:hAnsi="Consolas"/>
+                <w:b w:val="false"/>
+                <w:bCs w:val="false"/>
+                <w:sz w:val="18"/>
+                <w:szCs w:val="18"/>
+              </w:rPr>
+              <w:t xml:space="preserve">Rate-matched synthetic injection</w:t>
+            </w:r>
+          </w:p>
+        </w:tc>
+      </w:tr>
+      <w:tr>
+        <w:tc>
+          <w:tcPr>
+            <w:tcW w:type="dxa" w:w="3400"/>
+            <w:tcMar>
+              <w:top w:type="dxa" w:w="60"/>
+              <w:left w:type="dxa" w:w="100"/>
+              <w:bottom w:type="dxa" w:w="60"/>
+              <w:right w:type="dxa" w:w="100"/>
+            </w:tcMar>
+          </w:tcPr>
+          <w:p>
+            <w:pPr>
+              <w:jc w:val="left"/>
+            </w:pPr>
+            <w:r>
+              <w:rPr>
+                <w:b w:val="false"/>
+                <w:bCs w:val="false"/>
+                <w:sz w:val="18"/>
+                <w:szCs w:val="18"/>
+              </w:rPr>
+              <w:t xml:space="preserve">data/station_metadata.py</w:t>
+            </w:r>
+          </w:p>
+        </w:tc>
+        <w:tc>
+          <w:tcPr>
+            <w:tcW w:type="dxa" w:w="1200"/>
+            <w:tcMar>
+              <w:top w:type="dxa" w:w="60"/>
+              <w:left w:type="dxa" w:w="100"/>
+              <w:bottom w:type="dxa" w:w="60"/>
+              <w:right w:type="dxa" w:w="100"/>
+            </w:tcMar>
+          </w:tcPr>
+          <w:p>
+            <w:pPr>
+              <w:jc w:val="right"/>
+            </w:pPr>
+            <w:r>
+              <w:rPr>
+                <w:rFonts w:ascii="Consolas" w:cs="Consolas" w:eastAsia="Consolas" w:hAnsi="Consolas"/>
+                <w:b w:val="false"/>
+                <w:bCs w:val="false"/>
+                <w:sz w:val="18"/>
+                <w:szCs w:val="18"/>
+              </w:rPr>
+              <w:t xml:space="preserve">377</w:t>
+            </w:r>
+          </w:p>
+        </w:tc>
+        <w:tc>
+          <w:tcPr>
+            <w:tcW w:type="dxa" w:w="4760"/>
+            <w:tcMar>
+              <w:top w:type="dxa" w:w="60"/>
+              <w:left w:type="dxa" w:w="100"/>
+              <w:bottom w:type="dxa" w:w="60"/>
+              <w:right w:type="dxa" w:w="100"/>
+            </w:tcMar>
+          </w:tcPr>
+          <w:p>
+            <w:pPr>
+              <w:jc w:val="right"/>
+            </w:pPr>
+            <w:r>
+              <w:rPr>
+                <w:rFonts w:ascii="Consolas" w:cs="Consolas" w:eastAsia="Consolas" w:hAnsi="Consolas"/>
+                <w:b w:val="false"/>
+                <w:bCs w:val="false"/>
+                <w:sz w:val="18"/>
+                <w:szCs w:val="18"/>
+              </w:rPr>
+              <w:t xml:space="preserve">Identity, class and coordinates</w:t>
+            </w:r>
+          </w:p>
+        </w:tc>
+      </w:tr>
+      <w:tr>
+        <w:tc>
+          <w:tcPr>
+            <w:tcW w:type="dxa" w:w="3400"/>
+            <w:tcMar>
+              <w:top w:type="dxa" w:w="60"/>
+              <w:left w:type="dxa" w:w="100"/>
+              <w:bottom w:type="dxa" w:w="60"/>
+              <w:right w:type="dxa" w:w="100"/>
+            </w:tcMar>
+          </w:tcPr>
+          <w:p>
+            <w:pPr>
+              <w:jc w:val="left"/>
+            </w:pPr>
+            <w:r>
+              <w:rPr>
+                <w:b w:val="false"/>
+                <w:bCs w:val="false"/>
+                <w:sz w:val="18"/>
+                <w:szCs w:val="18"/>
+              </w:rPr>
+              <w:t xml:space="preserve">preprocessing/windowing.py</w:t>
+            </w:r>
+          </w:p>
+        </w:tc>
+        <w:tc>
+          <w:tcPr>
+            <w:tcW w:type="dxa" w:w="1200"/>
+            <w:tcMar>
+              <w:top w:type="dxa" w:w="60"/>
+              <w:left w:type="dxa" w:w="100"/>
+              <w:bottom w:type="dxa" w:w="60"/>
+              <w:right w:type="dxa" w:w="100"/>
+            </w:tcMar>
+          </w:tcPr>
+          <w:p>
+            <w:pPr>
+              <w:jc w:val="right"/>
+            </w:pPr>
+            <w:r>
+              <w:rPr>
+                <w:rFonts w:ascii="Consolas" w:cs="Consolas" w:eastAsia="Consolas" w:hAnsi="Consolas"/>
+                <w:b w:val="false"/>
+                <w:bCs w:val="false"/>
+                <w:sz w:val="18"/>
+                <w:szCs w:val="18"/>
+              </w:rPr>
+              <w:t xml:space="preserve">371</w:t>
+            </w:r>
+          </w:p>
+        </w:tc>
+        <w:tc>
+          <w:tcPr>
+            <w:tcW w:type="dxa" w:w="4760"/>
+            <w:tcMar>
+              <w:top w:type="dxa" w:w="60"/>
+              <w:left w:type="dxa" w:w="100"/>
+              <w:bottom w:type="dxa" w:w="60"/>
+              <w:right w:type="dxa" w:w="100"/>
+            </w:tcMar>
+          </w:tcPr>
+          <w:p>
+            <w:pPr>
+              <w:jc w:val="right"/>
+            </w:pPr>
+            <w:r>
+              <w:rPr>
+                <w:rFonts w:ascii="Consolas" w:cs="Consolas" w:eastAsia="Consolas" w:hAnsi="Consolas"/>
+                <w:b w:val="false"/>
+                <w:bCs w:val="false"/>
+                <w:sz w:val="18"/>
+                <w:szCs w:val="18"/>
+              </w:rPr>
+              <w:t xml:space="preserve">Windows, splits and label carriage</w:t>
+            </w:r>
+          </w:p>
+        </w:tc>
+      </w:tr>
+      <w:tr>
+        <w:tc>
+          <w:tcPr>
+            <w:tcW w:type="dxa" w:w="3400"/>
+            <w:tcMar>
+              <w:top w:type="dxa" w:w="60"/>
+              <w:left w:type="dxa" w:w="100"/>
+              <w:bottom w:type="dxa" w:w="60"/>
+              <w:right w:type="dxa" w:w="100"/>
+            </w:tcMar>
+          </w:tcPr>
+          <w:p>
+            <w:pPr>
+              <w:jc w:val="left"/>
+            </w:pPr>
+            <w:r>
+              <w:rPr>
+                <w:b w:val="false"/>
+                <w:bCs w:val="false"/>
+                <w:sz w:val="18"/>
+                <w:szCs w:val="18"/>
+              </w:rPr>
+              <w:t xml:space="preserve">models/decision_layer.py</w:t>
+            </w:r>
+          </w:p>
+        </w:tc>
+        <w:tc>
+          <w:tcPr>
+            <w:tcW w:type="dxa" w:w="1200"/>
+            <w:tcMar>
+              <w:top w:type="dxa" w:w="60"/>
+              <w:left w:type="dxa" w:w="100"/>
+              <w:bottom w:type="dxa" w:w="60"/>
+              <w:right w:type="dxa" w:w="100"/>
+            </w:tcMar>
+          </w:tcPr>
+          <w:p>
+            <w:pPr>
+              <w:jc w:val="right"/>
+            </w:pPr>
+            <w:r>
+              <w:rPr>
+                <w:rFonts w:ascii="Consolas" w:cs="Consolas" w:eastAsia="Consolas" w:hAnsi="Consolas"/>
+                <w:b w:val="false"/>
+                <w:bCs w:val="false"/>
+                <w:sz w:val="18"/>
+                <w:szCs w:val="18"/>
+              </w:rPr>
+              <w:t xml:space="preserve">348</w:t>
+            </w:r>
+          </w:p>
+        </w:tc>
+        <w:tc>
+          <w:tcPr>
+            <w:tcW w:type="dxa" w:w="4760"/>
+            <w:tcMar>
+              <w:top w:type="dxa" w:w="60"/>
+              <w:left w:type="dxa" w:w="100"/>
+              <w:bottom w:type="dxa" w:w="60"/>
+              <w:right w:type="dxa" w:w="100"/>
+            </w:tcMar>
+          </w:tcPr>
+          <w:p>
+            <w:pPr>
+              <w:jc w:val="right"/>
+            </w:pPr>
+            <w:r>
+              <w:rPr>
+                <w:rFonts w:ascii="Consolas" w:cs="Consolas" w:eastAsia="Consolas" w:hAnsi="Consolas"/>
+                <w:b w:val="false"/>
+                <w:bCs w:val="false"/>
+                <w:sz w:val="18"/>
+                <w:szCs w:val="18"/>
+              </w:rPr>
+              <w:t xml:space="preserve">Four detectors and their budgets</w:t>
+            </w:r>
+          </w:p>
+        </w:tc>
+      </w:tr>
+      <w:tr>
+        <w:tc>
+          <w:tcPr>
+            <w:tcW w:type="dxa" w:w="3400"/>
+            <w:tcMar>
+              <w:top w:type="dxa" w:w="60"/>
+              <w:left w:type="dxa" w:w="100"/>
+              <w:bottom w:type="dxa" w:w="60"/>
+              <w:right w:type="dxa" w:w="100"/>
+            </w:tcMar>
+          </w:tcPr>
+          <w:p>
+            <w:pPr>
+              <w:jc w:val="left"/>
+            </w:pPr>
+            <w:r>
+              <w:rPr>
+                <w:b w:val="false"/>
+                <w:bCs w:val="false"/>
+                <w:sz w:val="18"/>
+                <w:szCs w:val="18"/>
+              </w:rPr>
+              <w:t xml:space="preserve">evaluation/metrics.py</w:t>
+            </w:r>
+          </w:p>
+        </w:tc>
+        <w:tc>
+          <w:tcPr>
+            <w:tcW w:type="dxa" w:w="1200"/>
+            <w:tcMar>
+              <w:top w:type="dxa" w:w="60"/>
+              <w:left w:type="dxa" w:w="100"/>
+              <w:bottom w:type="dxa" w:w="60"/>
+              <w:right w:type="dxa" w:w="100"/>
+            </w:tcMar>
+          </w:tcPr>
+          <w:p>
+            <w:pPr>
+              <w:jc w:val="right"/>
+            </w:pPr>
+            <w:r>
+              <w:rPr>
+                <w:rFonts w:ascii="Consolas" w:cs="Consolas" w:eastAsia="Consolas" w:hAnsi="Consolas"/>
+                <w:b w:val="false"/>
+                <w:bCs w:val="false"/>
+                <w:sz w:val="18"/>
+                <w:szCs w:val="18"/>
+              </w:rPr>
+              <w:t xml:space="preserve">337</w:t>
+            </w:r>
+          </w:p>
+        </w:tc>
+        <w:tc>
+          <w:tcPr>
+            <w:tcW w:type="dxa" w:w="4760"/>
+            <w:tcMar>
+              <w:top w:type="dxa" w:w="60"/>
+              <w:left w:type="dxa" w:w="100"/>
+              <w:bottom w:type="dxa" w:w="60"/>
+              <w:right w:type="dxa" w:w="100"/>
+            </w:tcMar>
+          </w:tcPr>
+          <w:p>
+            <w:pPr>
+              <w:jc w:val="right"/>
+            </w:pPr>
+            <w:r>
+              <w:rPr>
+                <w:rFonts w:ascii="Consolas" w:cs="Consolas" w:eastAsia="Consolas" w:hAnsi="Consolas"/>
+                <w:b w:val="false"/>
+                <w:bCs w:val="false"/>
+                <w:sz w:val="18"/>
+                <w:szCs w:val="18"/>
+              </w:rPr>
+              <w:t xml:space="preserve">All metrics and the extreme mask</w:t>
+            </w:r>
+          </w:p>
+        </w:tc>
+      </w:tr>
+      <w:tr>
+        <w:tc>
+          <w:tcPr>
+            <w:tcW w:type="dxa" w:w="3400"/>
+            <w:tcMar>
+              <w:top w:type="dxa" w:w="60"/>
+              <w:left w:type="dxa" w:w="100"/>
+              <w:bottom w:type="dxa" w:w="60"/>
+              <w:right w:type="dxa" w:w="100"/>
+            </w:tcMar>
+          </w:tcPr>
+          <w:p>
+            <w:pPr>
+              <w:jc w:val="left"/>
+            </w:pPr>
+            <w:r>
+              <w:rPr>
+                <w:b w:val="false"/>
+                <w:bCs w:val="false"/>
+                <w:sz w:val="18"/>
+                <w:szCs w:val="18"/>
+              </w:rPr>
+              <w:t xml:space="preserve">models/server_gnn.py</w:t>
+            </w:r>
+          </w:p>
+        </w:tc>
+        <w:tc>
+          <w:tcPr>
+            <w:tcW w:type="dxa" w:w="1200"/>
+            <w:tcMar>
+              <w:top w:type="dxa" w:w="60"/>
+              <w:left w:type="dxa" w:w="100"/>
+              <w:bottom w:type="dxa" w:w="60"/>
+              <w:right w:type="dxa" w:w="100"/>
+            </w:tcMar>
+          </w:tcPr>
+          <w:p>
+            <w:pPr>
+              <w:jc w:val="right"/>
+            </w:pPr>
+            <w:r>
+              <w:rPr>
+                <w:rFonts w:ascii="Consolas" w:cs="Consolas" w:eastAsia="Consolas" w:hAnsi="Consolas"/>
+                <w:b w:val="false"/>
+                <w:bCs w:val="false"/>
+                <w:sz w:val="18"/>
+                <w:szCs w:val="18"/>
+              </w:rPr>
+              <w:t xml:space="preserve">317</w:t>
+            </w:r>
+          </w:p>
+        </w:tc>
+        <w:tc>
+          <w:tcPr>
+            <w:tcW w:type="dxa" w:w="4760"/>
+            <w:tcMar>
+              <w:top w:type="dxa" w:w="60"/>
+              <w:left w:type="dxa" w:w="100"/>
+              <w:bottom w:type="dxa" w:w="60"/>
+              <w:right w:type="dxa" w:w="100"/>
+            </w:tcMar>
+          </w:tcPr>
+          <w:p>
+            <w:pPr>
+              <w:jc w:val="right"/>
+            </w:pPr>
+            <w:r>
+              <w:rPr>
+                <w:rFonts w:ascii="Consolas" w:cs="Consolas" w:eastAsia="Consolas" w:hAnsi="Consolas"/>
+                <w:b w:val="false"/>
+                <w:bCs w:val="false"/>
+                <w:sz w:val="18"/>
+                <w:szCs w:val="18"/>
+              </w:rPr>
+              <w:t xml:space="preserve">Graph, reconstruction, spatial agreement</w:t>
+            </w:r>
+          </w:p>
+        </w:tc>
+      </w:tr>
+      <w:tr>
+        <w:tc>
+          <w:tcPr>
+            <w:tcW w:type="dxa" w:w="3400"/>
+            <w:tcMar>
+              <w:top w:type="dxa" w:w="60"/>
+              <w:left w:type="dxa" w:w="100"/>
+              <w:bottom w:type="dxa" w:w="60"/>
+              <w:right w:type="dxa" w:w="100"/>
+            </w:tcMar>
+          </w:tcPr>
+          <w:p>
+            <w:pPr>
+              <w:jc w:val="left"/>
+            </w:pPr>
+            <w:r>
+              <w:rPr>
+                <w:b w:val="false"/>
+                <w:bCs w:val="false"/>
+                <w:sz w:val="18"/>
+                <w:szCs w:val="18"/>
+              </w:rPr>
+              <w:t xml:space="preserve">models/node_gru.py</w:t>
+            </w:r>
+          </w:p>
+        </w:tc>
+        <w:tc>
+          <w:tcPr>
+            <w:tcW w:type="dxa" w:w="1200"/>
+            <w:tcMar>
+              <w:top w:type="dxa" w:w="60"/>
+              <w:left w:type="dxa" w:w="100"/>
+              <w:bottom w:type="dxa" w:w="60"/>
+              <w:right w:type="dxa" w:w="100"/>
+            </w:tcMar>
+          </w:tcPr>
+          <w:p>
+            <w:pPr>
+              <w:jc w:val="right"/>
+            </w:pPr>
+            <w:r>
+              <w:rPr>
+                <w:rFonts w:ascii="Consolas" w:cs="Consolas" w:eastAsia="Consolas" w:hAnsi="Consolas"/>
+                <w:b w:val="false"/>
+                <w:bCs w:val="false"/>
+                <w:sz w:val="18"/>
+                <w:szCs w:val="18"/>
+              </w:rPr>
+              <w:t xml:space="preserve">302</w:t>
+            </w:r>
+          </w:p>
+        </w:tc>
+        <w:tc>
+          <w:tcPr>
+            <w:tcW w:type="dxa" w:w="4760"/>
+            <w:tcMar>
+              <w:top w:type="dxa" w:w="60"/>
+              <w:left w:type="dxa" w:w="100"/>
+              <w:bottom w:type="dxa" w:w="60"/>
+              <w:right w:type="dxa" w:w="100"/>
+            </w:tcMar>
+          </w:tcPr>
+          <w:p>
+            <w:pPr>
+              <w:jc w:val="right"/>
+            </w:pPr>
+            <w:r>
+              <w:rPr>
+                <w:rFonts w:ascii="Consolas" w:cs="Consolas" w:eastAsia="Consolas" w:hAnsi="Consolas"/>
+                <w:b w:val="false"/>
+                <w:bCs w:val="false"/>
+                <w:sz w:val="18"/>
+                <w:szCs w:val="18"/>
+              </w:rPr>
+              <w:t xml:space="preserve">Encoder-decoder and teacher forcing</w:t>
+            </w:r>
+          </w:p>
+        </w:tc>
+      </w:tr>
+      <w:tr>
+        <w:tc>
+          <w:tcPr>
+            <w:tcW w:type="dxa" w:w="3400"/>
+            <w:tcMar>
+              <w:top w:type="dxa" w:w="60"/>
+              <w:left w:type="dxa" w:w="100"/>
+              <w:bottom w:type="dxa" w:w="60"/>
+              <w:right w:type="dxa" w:w="100"/>
+            </w:tcMar>
+          </w:tcPr>
+          <w:p>
+            <w:pPr>
+              <w:jc w:val="left"/>
+            </w:pPr>
+            <w:r>
+              <w:rPr>
+                <w:b w:val="false"/>
+                <w:bCs w:val="false"/>
+                <w:sz w:val="18"/>
+                <w:szCs w:val="18"/>
+              </w:rPr>
+              <w:t xml:space="preserve">federated/server.py</w:t>
+            </w:r>
+          </w:p>
+        </w:tc>
+        <w:tc>
+          <w:tcPr>
+            <w:tcW w:type="dxa" w:w="1200"/>
+            <w:tcMar>
+              <w:top w:type="dxa" w:w="60"/>
+              <w:left w:type="dxa" w:w="100"/>
+              <w:bottom w:type="dxa" w:w="60"/>
+              <w:right w:type="dxa" w:w="100"/>
+            </w:tcMar>
+          </w:tcPr>
+          <w:p>
+            <w:pPr>
+              <w:jc w:val="right"/>
+            </w:pPr>
+            <w:r>
+              <w:rPr>
+                <w:rFonts w:ascii="Consolas" w:cs="Consolas" w:eastAsia="Consolas" w:hAnsi="Consolas"/>
+                <w:b w:val="false"/>
+                <w:bCs w:val="false"/>
+                <w:sz w:val="18"/>
+                <w:szCs w:val="18"/>
+              </w:rPr>
+              <w:t xml:space="preserve">294</w:t>
+            </w:r>
+          </w:p>
+        </w:tc>
+        <w:tc>
+          <w:tcPr>
+            <w:tcW w:type="dxa" w:w="4760"/>
+            <w:tcMar>
+              <w:top w:type="dxa" w:w="60"/>
+              <w:left w:type="dxa" w:w="100"/>
+              <w:bottom w:type="dxa" w:w="60"/>
+              <w:right w:type="dxa" w:w="100"/>
+            </w:tcMar>
+          </w:tcPr>
+          <w:p>
+            <w:pPr>
+              <w:jc w:val="right"/>
+            </w:pPr>
+            <w:r>
+              <w:rPr>
+                <w:rFonts w:ascii="Consolas" w:cs="Consolas" w:eastAsia="Consolas" w:hAnsi="Consolas"/>
+                <w:b w:val="false"/>
+                <w:bCs w:val="false"/>
+                <w:sz w:val="18"/>
+                <w:szCs w:val="18"/>
+              </w:rPr>
+              <w:t xml:space="preserve">Averaging, split learning, comms accounting</w:t>
+            </w:r>
+          </w:p>
+        </w:tc>
+      </w:tr>
+      <w:tr>
+        <w:tc>
+          <w:tcPr>
+            <w:tcW w:type="dxa" w:w="3400"/>
+            <w:tcMar>
+              <w:top w:type="dxa" w:w="60"/>
+              <w:left w:type="dxa" w:w="100"/>
+              <w:bottom w:type="dxa" w:w="60"/>
+              <w:right w:type="dxa" w:w="100"/>
+            </w:tcMar>
+          </w:tcPr>
+          <w:p>
+            <w:pPr>
+              <w:jc w:val="left"/>
+            </w:pPr>
+            <w:r>
+              <w:rPr>
+                <w:b w:val="false"/>
+                <w:bCs w:val="false"/>
+                <w:sz w:val="18"/>
+                <w:szCs w:val="18"/>
+              </w:rPr>
+              <w:t xml:space="preserve">evaluation/uncertainty.py</w:t>
+            </w:r>
+          </w:p>
+        </w:tc>
+        <w:tc>
+          <w:tcPr>
+            <w:tcW w:type="dxa" w:w="1200"/>
+            <w:tcMar>
+              <w:top w:type="dxa" w:w="60"/>
+              <w:left w:type="dxa" w:w="100"/>
+              <w:bottom w:type="dxa" w:w="60"/>
+              <w:right w:type="dxa" w:w="100"/>
+            </w:tcMar>
+          </w:tcPr>
+          <w:p>
+            <w:pPr>
+              <w:jc w:val="right"/>
+            </w:pPr>
+            <w:r>
+              <w:rPr>
+                <w:rFonts w:ascii="Consolas" w:cs="Consolas" w:eastAsia="Consolas" w:hAnsi="Consolas"/>
+                <w:b w:val="false"/>
+                <w:bCs w:val="false"/>
+                <w:sz w:val="18"/>
+                <w:szCs w:val="18"/>
+              </w:rPr>
+              <w:t xml:space="preserve">270</w:t>
+            </w:r>
+          </w:p>
+        </w:tc>
+        <w:tc>
+          <w:tcPr>
+            <w:tcW w:type="dxa" w:w="4760"/>
+            <w:tcMar>
+              <w:top w:type="dxa" w:w="60"/>
+              <w:left w:type="dxa" w:w="100"/>
+              <w:bottom w:type="dxa" w:w="60"/>
+              <w:right w:type="dxa" w:w="100"/>
+            </w:tcMar>
+          </w:tcPr>
+          <w:p>
+            <w:pPr>
+              <w:jc w:val="right"/>
+            </w:pPr>
+            <w:r>
+              <w:rPr>
+                <w:rFonts w:ascii="Consolas" w:cs="Consolas" w:eastAsia="Consolas" w:hAnsi="Consolas"/>
+                <w:b w:val="false"/>
+                <w:bCs w:val="false"/>
+                <w:sz w:val="18"/>
+                <w:szCs w:val="18"/>
+              </w:rPr>
+              <w:t xml:space="preserve">Bootstrap and paired differences</w:t>
+            </w:r>
+          </w:p>
+        </w:tc>
+      </w:tr>
+      <w:tr>
+        <w:tc>
+          <w:tcPr>
+            <w:tcW w:type="dxa" w:w="3400"/>
+            <w:tcMar>
+              <w:top w:type="dxa" w:w="60"/>
+              <w:left w:type="dxa" w:w="100"/>
+              <w:bottom w:type="dxa" w:w="60"/>
+              <w:right w:type="dxa" w:w="100"/>
+            </w:tcMar>
+          </w:tcPr>
+          <w:p>
+            <w:pPr>
+              <w:jc w:val="left"/>
+            </w:pPr>
+            <w:r>
+              <w:rPr>
+                <w:b w:val="false"/>
+                <w:bCs w:val="false"/>
+                <w:sz w:val="18"/>
+                <w:szCs w:val="18"/>
+              </w:rPr>
+              <w:t xml:space="preserve">federated/client.py</w:t>
+            </w:r>
+          </w:p>
+        </w:tc>
+        <w:tc>
+          <w:tcPr>
+            <w:tcW w:type="dxa" w:w="1200"/>
+            <w:tcMar>
+              <w:top w:type="dxa" w:w="60"/>
+              <w:left w:type="dxa" w:w="100"/>
+              <w:bottom w:type="dxa" w:w="60"/>
+              <w:right w:type="dxa" w:w="100"/>
+            </w:tcMar>
+          </w:tcPr>
+          <w:p>
+            <w:pPr>
+              <w:jc w:val="right"/>
+            </w:pPr>
+            <w:r>
+              <w:rPr>
+                <w:rFonts w:ascii="Consolas" w:cs="Consolas" w:eastAsia="Consolas" w:hAnsi="Consolas"/>
+                <w:b w:val="false"/>
+                <w:bCs w:val="false"/>
+                <w:sz w:val="18"/>
+                <w:szCs w:val="18"/>
+              </w:rPr>
+              <w:t xml:space="preserve">196</w:t>
+            </w:r>
+          </w:p>
+        </w:tc>
+        <w:tc>
+          <w:tcPr>
+            <w:tcW w:type="dxa" w:w="4760"/>
+            <w:tcMar>
+              <w:top w:type="dxa" w:w="60"/>
+              <w:left w:type="dxa" w:w="100"/>
+              <w:bottom w:type="dxa" w:w="60"/>
+              <w:right w:type="dxa" w:w="100"/>
+            </w:tcMar>
+          </w:tcPr>
+          <w:p>
+            <w:pPr>
+              <w:jc w:val="right"/>
+            </w:pPr>
+            <w:r>
+              <w:rPr>
+                <w:rFonts w:ascii="Consolas" w:cs="Consolas" w:eastAsia="Consolas" w:hAnsi="Consolas"/>
+                <w:b w:val="false"/>
+                <w:bCs w:val="false"/>
+                <w:sz w:val="18"/>
+                <w:szCs w:val="18"/>
+              </w:rPr>
+              <w:t xml:space="preserve">The upload object and the privacy guard</w:t>
+            </w:r>
+          </w:p>
+        </w:tc>
+      </w:tr>
+    </w:tbl>
+    <w:p>
+      <w:pPr>
+        <w:spacing w:after="160"/>
+      </w:pPr>
+    </w:p>
+    <w:p>
+      <w:pPr>
+        <w:spacing w:after="120"/>
+      </w:pPr>
+      <w:r>
+        <w:t xml:space="preserve">Three files carry disproportionate weight. The privacy guard in the client reads the permitted field list from configuration and asserts every outbound payload against it on every upload of every round, inside the training loop rather than in tests. The leak detector in the normalization module is recursive and deliberately over-eager, because a false positive costs a developer thirty seconds while a false negative silently voids the project central claim. And the reporting module raises on a pooled number by design, so producing a misleading aggregate requires deliberately bypassing it.</w:t>
+      </w:r>
+    </w:p>
+    <w:p>
+      <w:r>
+        <w:br w:type="page"/>
+      </w:r>
+    </w:p>
+    <w:p>
+      <w:pPr>
+        <w:pStyle w:val="Heading1"/>
+        <w:spacing w:after="160" w:before="360"/>
+      </w:pPr>
+      <w:bookmarkStart w:name="_Toc36" w:id="36"/>
+      <w:r>
+        <w:t xml:space="preserve">8. The Dataset, and the Discovery That Reshaped the Project</w:t>
+      </w:r>
+      <w:bookmarkEnd w:id="36"/>
+    </w:p>
+    <w:p>
+      <w:pPr>
+        <w:pStyle w:val="Heading2"/>
+        <w:spacing w:after="120" w:before="280"/>
+      </w:pPr>
+      <w:bookmarkStart w:name="_Toc37" w:id="37"/>
+      <w:r>
         <w:t xml:space="preserve">3.1 Source</w:t>
       </w:r>
-      <w:bookmarkEnd w:id="14"/>
+      <w:bookmarkEnd w:id="37"/>
     </w:p>
     <w:tbl>
       <w:tblPr>
@@ -2970,11 +8867,11 @@
         <w:pStyle w:val="Heading2"/>
         <w:spacing w:after="120" w:before="280"/>
       </w:pPr>
-      <w:bookmarkStart w:name="_Toc15" w:id="15"/>
+      <w:bookmarkStart w:name="_Toc38" w:id="38"/>
       <w:r>
         <w:t xml:space="preserve">3.2 The finding that broke the original plan</w:t>
       </w:r>
-      <w:bookmarkEnd w:id="15"/>
+      <w:bookmarkEnd w:id="38"/>
     </w:p>
     <w:p>
       <w:pPr>
@@ -3016,11 +8913,11 @@
         <w:pStyle w:val="Heading2"/>
         <w:spacing w:after="120" w:before="280"/>
       </w:pPr>
-      <w:bookmarkStart w:name="_Toc16" w:id="16"/>
+      <w:bookmarkStart w:name="_Toc39" w:id="39"/>
       <w:r>
         <w:t xml:space="preserve">3.3 What replaced it, and what that costs</w:t>
       </w:r>
-      <w:bookmarkEnd w:id="16"/>
+      <w:bookmarkEnd w:id="39"/>
     </w:p>
     <w:p>
       <w:pPr>
@@ -3043,11 +8940,11 @@
         <w:pStyle w:val="Heading2"/>
         <w:spacing w:after="120" w:before="280"/>
       </w:pPr>
-      <w:bookmarkStart w:name="_Toc17" w:id="17"/>
+      <w:bookmarkStart w:name="_Toc40" w:id="40"/>
       <w:r>
         <w:t xml:space="preserve">3.4 Six fault types, and why one number hides everything</w:t>
       </w:r>
-      <w:bookmarkEnd w:id="17"/>
+      <w:bookmarkEnd w:id="40"/>
     </w:p>
     <w:tbl>
       <w:tblPr>
@@ -3653,11 +9550,11 @@
         <w:pStyle w:val="Heading2"/>
         <w:spacing w:after="120" w:before="280"/>
       </w:pPr>
-      <w:bookmarkStart w:name="_Toc18" w:id="18"/>
+      <w:bookmarkStart w:name="_Toc41" w:id="41"/>
       <w:r>
         <w:t xml:space="preserve">3.5 The drift injector was wrong, twice</w:t>
       </w:r>
-      <w:bookmarkEnd w:id="18"/>
+      <w:bookmarkEnd w:id="41"/>
     </w:p>
     <w:p>
       <w:pPr>
@@ -3685,22 +9582,22 @@
         <w:pStyle w:val="Heading1"/>
         <w:spacing w:after="160" w:before="360"/>
       </w:pPr>
-      <w:bookmarkStart w:name="_Toc19" w:id="19"/>
-      <w:r>
-        <w:t xml:space="preserve">4. Pipeline and Code Structure</w:t>
-      </w:r>
-      <w:bookmarkEnd w:id="19"/>
+      <w:bookmarkStart w:name="_Toc42" w:id="42"/>
+      <w:r>
+        <w:t xml:space="preserve">9. Pipeline and Code Structure</w:t>
+      </w:r>
+      <w:bookmarkEnd w:id="42"/>
     </w:p>
     <w:p>
       <w:pPr>
         <w:pStyle w:val="Heading2"/>
         <w:spacing w:after="120" w:before="280"/>
       </w:pPr>
-      <w:bookmarkStart w:name="_Toc20" w:id="20"/>
+      <w:bookmarkStart w:name="_Toc43" w:id="43"/>
       <w:r>
         <w:t xml:space="preserve">4.1 Preprocessing, run independently per station</w:t>
       </w:r>
-      <w:bookmarkEnd w:id="20"/>
+      <w:bookmarkEnd w:id="43"/>
     </w:p>
     <w:tbl>
       <w:tblPr>
@@ -4374,11 +10271,11 @@
         <w:pStyle w:val="Heading2"/>
         <w:spacing w:after="120" w:before="280"/>
       </w:pPr>
-      <w:bookmarkStart w:name="_Toc21" w:id="21"/>
+      <w:bookmarkStart w:name="_Toc44" w:id="44"/>
       <w:r>
         <w:t xml:space="preserve">4.2 Repository layout</w:t>
       </w:r>
-      <w:bookmarkEnd w:id="21"/>
+      <w:bookmarkEnd w:id="44"/>
     </w:p>
     <w:tbl>
       <w:tblPr>
@@ -4888,11 +10785,11 @@
         <w:pStyle w:val="Heading1"/>
         <w:spacing w:after="160" w:before="360"/>
       </w:pPr>
-      <w:bookmarkStart w:name="_Toc22" w:id="22"/>
-      <w:r>
-        <w:t xml:space="preserve">5. The Baseline Ladder</w:t>
-      </w:r>
-      <w:bookmarkEnd w:id="22"/>
+      <w:bookmarkStart w:name="_Toc45" w:id="45"/>
+      <w:r>
+        <w:t xml:space="preserve">10. The Baseline Ladder</w:t>
+      </w:r>
+      <w:bookmarkEnd w:id="45"/>
     </w:p>
     <w:p>
       <w:pPr>
@@ -5511,22 +11408,22 @@
         <w:pStyle w:val="Heading1"/>
         <w:spacing w:after="160" w:before="360"/>
       </w:pPr>
-      <w:bookmarkStart w:name="_Toc23" w:id="23"/>
-      <w:r>
-        <w:t xml:space="preserve">6. Results</w:t>
-      </w:r>
-      <w:bookmarkEnd w:id="23"/>
+      <w:bookmarkStart w:name="_Toc46" w:id="46"/>
+      <w:r>
+        <w:t xml:space="preserve">11. Results</w:t>
+      </w:r>
+      <w:bookmarkEnd w:id="46"/>
     </w:p>
     <w:p>
       <w:pPr>
         <w:pStyle w:val="Heading2"/>
         <w:spacing w:after="120" w:before="280"/>
       </w:pPr>
-      <w:bookmarkStart w:name="_Toc24" w:id="24"/>
+      <w:bookmarkStart w:name="_Toc47" w:id="47"/>
       <w:r>
         <w:t xml:space="preserve">6.1 At 30 stations — does spatial reasoning help?</w:t>
       </w:r>
-      <w:bookmarkEnd w:id="24"/>
+      <w:bookmarkEnd w:id="47"/>
     </w:p>
     <w:p>
       <w:pPr>
@@ -6113,11 +12010,11 @@
         <w:pStyle w:val="Heading2"/>
         <w:spacing w:after="120" w:before="280"/>
       </w:pPr>
-      <w:bookmarkStart w:name="_Toc25" w:id="25"/>
+      <w:bookmarkStart w:name="_Toc48" w:id="48"/>
       <w:r>
         <w:t xml:space="preserve">6.2 What privacy costs</w:t>
       </w:r>
-      <w:bookmarkEnd w:id="25"/>
+      <w:bookmarkEnd w:id="48"/>
     </w:p>
     <w:p>
       <w:pPr>
@@ -6132,11 +12029,11 @@
         <w:pStyle w:val="Heading2"/>
         <w:spacing w:after="120" w:before="280"/>
       </w:pPr>
-      <w:bookmarkStart w:name="_Toc26" w:id="26"/>
+      <w:bookmarkStart w:name="_Toc49" w:id="49"/>
       <w:r>
         <w:t xml:space="preserve">6.3 At 69 stations — two things become established</w:t>
       </w:r>
-      <w:bookmarkEnd w:id="26"/>
+      <w:bookmarkEnd w:id="49"/>
     </w:p>
     <w:tbl>
       <w:tblPr>
@@ -6704,11 +12601,11 @@
         <w:pStyle w:val="Heading2"/>
         <w:spacing w:after="120" w:before="280"/>
       </w:pPr>
-      <w:bookmarkStart w:name="_Toc27" w:id="27"/>
+      <w:bookmarkStart w:name="_Toc50" w:id="50"/>
       <w:r>
         <w:t xml:space="preserve">6.4 Per fault type — the sharpest result</w:t>
       </w:r>
-      <w:bookmarkEnd w:id="27"/>
+      <w:bookmarkEnd w:id="50"/>
     </w:p>
     <w:tbl>
       <w:tblPr>
@@ -7494,11 +13391,11 @@
         <w:pStyle w:val="Heading2"/>
         <w:spacing w:after="120" w:before="280"/>
       </w:pPr>
-      <w:bookmarkStart w:name="_Toc28" w:id="28"/>
+      <w:bookmarkStart w:name="_Toc51" w:id="51"/>
       <w:r>
         <w:t xml:space="preserve">6.5 Forecasting — a reversal at full scale</w:t>
       </w:r>
-      <w:bookmarkEnd w:id="28"/>
+      <w:bookmarkEnd w:id="51"/>
     </w:p>
     <w:tbl>
       <w:tblPr>
@@ -7880,22 +13777,22 @@
         <w:pStyle w:val="Heading1"/>
         <w:spacing w:after="160" w:before="360"/>
       </w:pPr>
-      <w:bookmarkStart w:name="_Toc29" w:id="29"/>
-      <w:r>
-        <w:t xml:space="preserve">7. The Privacy Amendment</w:t>
-      </w:r>
-      <w:bookmarkEnd w:id="29"/>
+      <w:bookmarkStart w:name="_Toc52" w:id="52"/>
+      <w:r>
+        <w:t xml:space="preserve">12. The Privacy Amendment</w:t>
+      </w:r>
+      <w:bookmarkEnd w:id="52"/>
     </w:p>
     <w:p>
       <w:pPr>
         <w:pStyle w:val="Heading2"/>
         <w:spacing w:after="120" w:before="280"/>
       </w:pPr>
-      <w:bookmarkStart w:name="_Toc30" w:id="30"/>
+      <w:bookmarkStart w:name="_Toc53" w:id="53"/>
       <w:r>
         <w:t xml:space="preserve">7.1 Why it was necessary</w:t>
       </w:r>
-      <w:bookmarkEnd w:id="30"/>
+      <w:bookmarkEnd w:id="53"/>
     </w:p>
     <w:p>
       <w:pPr>
@@ -7910,11 +13807,11 @@
         <w:pStyle w:val="Heading2"/>
         <w:spacing w:after="120" w:before="280"/>
       </w:pPr>
-      <w:bookmarkStart w:name="_Toc31" w:id="31"/>
+      <w:bookmarkStart w:name="_Toc54" w:id="54"/>
       <w:r>
         <w:t xml:space="preserve">7.2 What was decided, and why it is defensible</w:t>
       </w:r>
-      <w:bookmarkEnd w:id="31"/>
+      <w:bookmarkEnd w:id="54"/>
     </w:p>
     <w:p>
       <w:pPr>
@@ -7937,11 +13834,11 @@
         <w:pStyle w:val="Heading2"/>
         <w:spacing w:after="120" w:before="280"/>
       </w:pPr>
-      <w:bookmarkStart w:name="_Toc32" w:id="32"/>
+      <w:bookmarkStart w:name="_Toc55" w:id="55"/>
       <w:r>
         <w:t xml:space="preserve">7.3 What it costs</w:t>
       </w:r>
-      <w:bookmarkEnd w:id="32"/>
+      <w:bookmarkEnd w:id="55"/>
     </w:p>
     <w:p>
       <w:pPr>
@@ -7967,11 +13864,11 @@
         <w:pStyle w:val="Heading2"/>
         <w:spacing w:after="120" w:before="280"/>
       </w:pPr>
-      <w:bookmarkStart w:name="_Toc33" w:id="33"/>
+      <w:bookmarkStart w:name="_Toc56" w:id="56"/>
       <w:r>
         <w:t xml:space="preserve">7.4 The measured scope is narrower than designed</w:t>
       </w:r>
-      <w:bookmarkEnd w:id="33"/>
+      <w:bookmarkEnd w:id="56"/>
     </w:p>
     <w:tbl>
       <w:tblPr>
@@ -8571,11 +14468,11 @@
         <w:pStyle w:val="Heading1"/>
         <w:spacing w:after="160" w:before="360"/>
       </w:pPr>
-      <w:bookmarkStart w:name="_Toc34" w:id="34"/>
-      <w:r>
-        <w:t xml:space="preserve">8. Real Co-Located Fault Labels</w:t>
-      </w:r>
-      <w:bookmarkEnd w:id="34"/>
+      <w:bookmarkStart w:name="_Toc57" w:id="57"/>
+      <w:r>
+        <w:t xml:space="preserve">13. Real Co-Located Fault Labels</w:t>
+      </w:r>
+      <w:bookmarkEnd w:id="57"/>
     </w:p>
     <w:p>
       <w:pPr>
@@ -8590,11 +14487,11 @@
         <w:pStyle w:val="Heading2"/>
         <w:spacing w:after="120" w:before="280"/>
       </w:pPr>
-      <w:bookmarkStart w:name="_Toc35" w:id="35"/>
+      <w:bookmarkStart w:name="_Toc58" w:id="58"/>
       <w:r>
         <w:t xml:space="preserve">8.1 The data</w:t>
       </w:r>
-      <w:bookmarkEnd w:id="35"/>
+      <w:bookmarkEnd w:id="58"/>
     </w:p>
     <w:p>
       <w:pPr>
@@ -9170,11 +15067,11 @@
         <w:pStyle w:val="Heading2"/>
         <w:spacing w:after="120" w:before="280"/>
       </w:pPr>
-      <w:bookmarkStart w:name="_Toc36" w:id="36"/>
+      <w:bookmarkStart w:name="_Toc59" w:id="59"/>
       <w:r>
         <w:t xml:space="preserve">8.2 What counts as a fault</w:t>
       </w:r>
-      <w:bookmarkEnd w:id="36"/>
+      <w:bookmarkEnd w:id="59"/>
     </w:p>
     <w:p>
       <w:pPr>
@@ -9189,11 +15086,11 @@
         <w:pStyle w:val="Heading2"/>
         <w:spacing w:after="120" w:before="280"/>
       </w:pPr>
-      <w:bookmarkStart w:name="_Toc37" w:id="37"/>
+      <w:bookmarkStart w:name="_Toc60" w:id="60"/>
       <w:r>
         <w:t xml:space="preserve">8.3 The finding visible before any model ran</w:t>
       </w:r>
-      <w:bookmarkEnd w:id="37"/>
+      <w:bookmarkEnd w:id="60"/>
     </w:p>
     <w:p>
       <w:pPr>
@@ -9227,11 +15124,11 @@
         <w:pStyle w:val="Heading2"/>
         <w:spacing w:after="120" w:before="280"/>
       </w:pPr>
-      <w:bookmarkStart w:name="_Toc38" w:id="38"/>
+      <w:bookmarkStart w:name="_Toc61" w:id="61"/>
       <w:r>
         <w:t xml:space="preserve">8.4 Measured</w:t>
       </w:r>
-      <w:bookmarkEnd w:id="38"/>
+      <w:bookmarkEnd w:id="61"/>
     </w:p>
     <w:tbl>
       <w:tblPr>
@@ -9705,11 +15602,11 @@
         <w:pStyle w:val="Heading2"/>
         <w:spacing w:after="120" w:before="280"/>
       </w:pPr>
-      <w:bookmarkStart w:name="_Toc39" w:id="39"/>
+      <w:bookmarkStart w:name="_Toc62" w:id="62"/>
       <w:r>
         <w:t xml:space="preserve">8.5 One result that is unambiguously bad</w:t>
       </w:r>
-      <w:bookmarkEnd w:id="39"/>
+      <w:bookmarkEnd w:id="62"/>
     </w:p>
     <w:p>
       <w:pPr>
@@ -9724,11 +15621,11 @@
         <w:pStyle w:val="Heading2"/>
         <w:spacing w:after="120" w:before="280"/>
       </w:pPr>
-      <w:bookmarkStart w:name="_Toc40" w:id="40"/>
+      <w:bookmarkStart w:name="_Toc63" w:id="63"/>
       <w:r>
         <w:t xml:space="preserve">8.6 Caveats, which are large</w:t>
       </w:r>
-      <w:bookmarkEnd w:id="40"/>
+      <w:bookmarkEnd w:id="63"/>
     </w:p>
     <w:p>
       <w:pPr>
@@ -9800,11 +15697,11 @@
         <w:pStyle w:val="Heading1"/>
         <w:spacing w:after="160" w:before="360"/>
       </w:pPr>
-      <w:bookmarkStart w:name="_Toc41" w:id="41"/>
-      <w:r>
-        <w:t xml:space="preserve">9. Scaling: Three Walls, Three Different Causes</w:t>
-      </w:r>
-      <w:bookmarkEnd w:id="41"/>
+      <w:bookmarkStart w:name="_Toc64" w:id="64"/>
+      <w:r>
+        <w:t xml:space="preserve">14. Scaling: Three Walls, Three Different Causes</w:t>
+      </w:r>
+      <w:bookmarkEnd w:id="64"/>
     </w:p>
     <w:p>
       <w:pPr>
@@ -9819,11 +15716,11 @@
         <w:pStyle w:val="Heading2"/>
         <w:spacing w:after="120" w:before="280"/>
       </w:pPr>
-      <w:bookmarkStart w:name="_Toc42" w:id="42"/>
+      <w:bookmarkStart w:name="_Toc65" w:id="65"/>
       <w:r>
         <w:t xml:space="preserve">9.1 Wall one — zero common window origins</w:t>
       </w:r>
-      <w:bookmarkEnd w:id="42"/>
+      <w:bookmarkEnd w:id="65"/>
     </w:p>
     <w:tbl>
       <w:tblPr>
@@ -10268,11 +16165,11 @@
         <w:pStyle w:val="Heading2"/>
         <w:spacing w:after="120" w:before="280"/>
       </w:pPr>
-      <w:bookmarkStart w:name="_Toc43" w:id="43"/>
+      <w:bookmarkStart w:name="_Toc66" w:id="66"/>
       <w:r>
         <w:t xml:space="preserve">9.2 Wall two — stations with no scoreable overlap</w:t>
       </w:r>
-      <w:bookmarkEnd w:id="43"/>
+      <w:bookmarkEnd w:id="66"/>
     </w:p>
     <w:p>
       <w:pPr>
@@ -10287,11 +16184,11 @@
         <w:pStyle w:val="Heading2"/>
         <w:spacing w:after="120" w:before="280"/>
       </w:pPr>
-      <w:bookmarkStart w:name="_Toc44" w:id="44"/>
+      <w:bookmarkStart w:name="_Toc67" w:id="67"/>
       <w:r>
         <w:t xml:space="preserve">9.3 Wall three — memory, twice, for different reasons</w:t>
       </w:r>
-      <w:bookmarkEnd w:id="44"/>
+      <w:bookmarkEnd w:id="67"/>
     </w:p>
     <w:p>
       <w:pPr>
@@ -10306,11 +16203,11 @@
         <w:pStyle w:val="Heading2"/>
         <w:spacing w:after="120" w:before="280"/>
       </w:pPr>
-      <w:bookmarkStart w:name="_Toc45" w:id="45"/>
+      <w:bookmarkStart w:name="_Toc68" w:id="68"/>
       <w:r>
         <w:t xml:space="preserve">9.4 The discrete GPU was never being used</w:t>
       </w:r>
-      <w:bookmarkEnd w:id="45"/>
+      <w:bookmarkEnd w:id="68"/>
     </w:p>
     <w:p>
       <w:pPr>
@@ -10330,11 +16227,11 @@
         <w:pStyle w:val="Heading1"/>
         <w:spacing w:after="160" w:before="360"/>
       </w:pPr>
-      <w:bookmarkStart w:name="_Toc46" w:id="46"/>
-      <w:r>
-        <w:t xml:space="preserve">10. Generalization to Delhi</w:t>
-      </w:r>
-      <w:bookmarkEnd w:id="46"/>
+      <w:bookmarkStart w:name="_Toc69" w:id="69"/>
+      <w:r>
+        <w:t xml:space="preserve">15. Generalization to Delhi</w:t>
+      </w:r>
+      <w:bookmarkEnd w:id="69"/>
     </w:p>
     <w:p>
       <w:pPr>
@@ -10349,11 +16246,11 @@
         <w:pStyle w:val="Heading2"/>
         <w:spacing w:after="120" w:before="280"/>
       </w:pPr>
-      <w:bookmarkStart w:name="_Toc47" w:id="47"/>
+      <w:bookmarkStart w:name="_Toc70" w:id="70"/>
       <w:r>
         <w:t xml:space="preserve">10.1 Forecasting transfers better than predicted</w:t>
       </w:r>
-      <w:bookmarkEnd w:id="47"/>
+      <w:bookmarkEnd w:id="70"/>
     </w:p>
     <w:tbl>
       <w:tblPr>
@@ -10790,11 +16687,11 @@
         <w:pStyle w:val="Heading2"/>
         <w:spacing w:after="120" w:before="280"/>
       </w:pPr>
-      <w:bookmarkStart w:name="_Toc48" w:id="48"/>
+      <w:bookmarkStart w:name="_Toc71" w:id="71"/>
       <w:r>
         <w:t xml:space="preserve">10.2 What actually breaks: calibration stability</w:t>
       </w:r>
-      <w:bookmarkEnd w:id="48"/>
+      <w:bookmarkEnd w:id="71"/>
     </w:p>
     <w:tbl>
       <w:tblPr>
@@ -11242,11 +17139,11 @@
         <w:pStyle w:val="Heading2"/>
         <w:spacing w:after="120" w:before="280"/>
       </w:pPr>
-      <w:bookmarkStart w:name="_Toc49" w:id="49"/>
+      <w:bookmarkStart w:name="_Toc72" w:id="72"/>
       <w:r>
         <w:t xml:space="preserve">10.3 The counterintuitive consequence</w:t>
       </w:r>
-      <w:bookmarkEnd w:id="49"/>
+      <w:bookmarkEnd w:id="72"/>
     </w:p>
     <w:p>
       <w:pPr>
@@ -11266,29 +17163,37 @@
         <w:pStyle w:val="Heading1"/>
         <w:spacing w:after="160" w:before="360"/>
       </w:pPr>
-      <w:bookmarkStart w:name="_Toc50" w:id="50"/>
-      <w:r>
-        <w:t xml:space="preserve">11. What Did Not Work</w:t>
-      </w:r>
-      <w:bookmarkEnd w:id="50"/>
+      <w:bookmarkStart w:name="_Toc73" w:id="73"/>
+      <w:r>
+        <w:t xml:space="preserve">16. A Confound in the Headline Comparison</w:t>
+      </w:r>
+      <w:bookmarkEnd w:id="73"/>
+    </w:p>
+    <w:p>
+      <w:pPr>
+        <w:spacing w:after="120"/>
+      </w:pPr>
+      <w:r>
+        <w:t xml:space="preserve">Found while investigating how to improve accuracy. It is placed before the summary because it qualifies much of what precedes it.</w:t>
+      </w:r>
     </w:p>
     <w:p>
       <w:pPr>
         <w:pStyle w:val="Heading2"/>
         <w:spacing w:after="120" w:before="280"/>
       </w:pPr>
-      <w:bookmarkStart w:name="_Toc51" w:id="51"/>
-      <w:r>
-        <w:t xml:space="preserve">11.1 Clustered aggregation — measured and rejected</w:t>
-      </w:r>
-      <w:bookmarkEnd w:id="51"/>
+      <w:bookmarkStart w:name="_Toc74" w:id="74"/>
+      <w:r>
+        <w:t xml:space="preserve">11A.1 What the code actually does</w:t>
+      </w:r>
+      <w:bookmarkEnd w:id="74"/>
     </w:p>
     <w:p>
       <w:pPr>
         <w:spacing w:after="120"/>
       </w:pPr>
       <w:r>
-        <w:t xml:space="preserve">Community-based aggregation is worse on forecast error at every horizon and on F1, better only on the false-positive control. The reason matters more than the result: clustering split the stations into communities of 18, 9, 1, 1 and 1, and equal weight per community hands three singleton stations 60% of the global model between them. The rule exists so that a crowd cannot outvote a lone station; at this community structure it overcorrects into exactly the opposite failure.</w:t>
+        <w:t xml:space="preserve">The scoring function branches on one condition: if a spatial argument is supplied it builds the four-detector ensemble, and otherwise it falls back to a plain residual threshold. Only rung 6 is passed that argument. The saved records confirm the consequence directly: rungs 4 and 5 carry no per-detector scores at all, while rung 6 carries all four.</w:t>
       </w:r>
     </w:p>
     <w:p>
@@ -11296,18 +17201,18 @@
         <w:pStyle w:val="Heading2"/>
         <w:spacing w:after="120" w:before="280"/>
       </w:pPr>
-      <w:bookmarkStart w:name="_Toc52" w:id="52"/>
-      <w:r>
-        <w:t xml:space="preserve">11.2 Federation does not help forecasting at moderate scale</w:t>
-      </w:r>
-      <w:bookmarkEnd w:id="52"/>
+      <w:bookmarkStart w:name="_Toc75" w:id="75"/>
+      <w:r>
+        <w:t xml:space="preserve">11A.2 Why that matters</w:t>
+      </w:r>
+      <w:bookmarkEnd w:id="75"/>
     </w:p>
     <w:p>
       <w:pPr>
         <w:spacing w:after="120"/>
       </w:pPr>
       <w:r>
-        <w:t xml:space="preserve">At 30 stations, purely local per-station models beat the federated global model at every horizon. One shared forecaster across heterogeneous stations is worse than many local ones. Federation earns its place through the spatial half, not through weight sharing. At 69 stations the comparison changes, for the structural reason given in Section 6.5.</w:t>
+        <w:t xml:space="preserve">The rung 6 against rung 5 comparison was intended to isolate the graph layer. It did not. It changed two things at once: it added cross-station spatial reasoning, which was the intended variable, and it swapped a plain residual threshold for a four-detector ensemble including a low-variance test, which is purely local and needs no neighbours, no graph, no embeddings and no federation.</w:t>
       </w:r>
     </w:p>
     <w:p>
@@ -11315,18 +17220,510 @@
         <w:pStyle w:val="Heading2"/>
         <w:spacing w:after="120" w:before="280"/>
       </w:pPr>
-      <w:bookmarkStart w:name="_Toc53" w:id="53"/>
-      <w:r>
-        <w:t xml:space="preserve">11.3 Drift remains largely unsolved</w:t>
-      </w:r>
-      <w:bookmarkEnd w:id="53"/>
+      <w:bookmarkStart w:name="_Toc76" w:id="76"/>
+      <w:r>
+        <w:t xml:space="preserve">11A.3 Which of the two produced the gain</w:t>
+      </w:r>
+      <w:bookmarkEnd w:id="76"/>
     </w:p>
     <w:p>
       <w:pPr>
         <w:spacing w:after="120"/>
       </w:pPr>
       <w:r>
-        <w:t xml:space="preserve">Per-reading drift recall is about 0.013 even at full scale. The station-level channel works but identifies stations, not readings.</w:t>
+        <w:t xml:space="preserve">Both rungs share identical forecasts, so the per-detector scores saved for rung 6 can be recombined offline to separate the effects. At a one-hour horizon across 69 stations:</w:t>
+      </w:r>
+    </w:p>
+    <w:tbl>
+      <w:tblPr>
+        <w:tblW w:type="dxa" w:w="9360"/>
+        <w:tblBorders>
+          <w:top w:val="single" w:color="auto" w:sz="4"/>
+          <w:left w:val="single" w:color="auto" w:sz="4"/>
+          <w:bottom w:val="single" w:color="auto" w:sz="4"/>
+          <w:right w:val="single" w:color="auto" w:sz="4"/>
+          <w:insideH w:val="single" w:color="auto" w:sz="4"/>
+          <w:insideV w:val="single" w:color="auto" w:sz="4"/>
+        </w:tblBorders>
+      </w:tblPr>
+      <w:tblGrid>
+        <w:gridCol w:w="3360"/>
+        <w:gridCol w:w="1500"/>
+        <w:gridCol w:w="1500"/>
+        <w:gridCol w:w="1500"/>
+        <w:gridCol w:w="1500"/>
+      </w:tblGrid>
+      <w:tr>
+        <w:trPr>
+          <w:tblHeader/>
+        </w:trPr>
+        <w:tc>
+          <w:tcPr>
+            <w:tcW w:type="dxa" w:w="3360"/>
+            <w:shd w:fill="EEF3F3" w:val="clear"/>
+            <w:tcMar>
+              <w:top w:type="dxa" w:w="60"/>
+              <w:left w:type="dxa" w:w="100"/>
+              <w:bottom w:type="dxa" w:w="60"/>
+              <w:right w:type="dxa" w:w="100"/>
+            </w:tcMar>
+          </w:tcPr>
+          <w:p>
+            <w:pPr>
+              <w:jc w:val="left"/>
+            </w:pPr>
+            <w:r>
+              <w:rPr>
+                <w:b/>
+                <w:bCs/>
+                <w:sz w:val="18"/>
+                <w:szCs w:val="18"/>
+              </w:rPr>
+              <w:t xml:space="preserve">Configuration</w:t>
+            </w:r>
+          </w:p>
+        </w:tc>
+        <w:tc>
+          <w:tcPr>
+            <w:tcW w:type="dxa" w:w="1500"/>
+            <w:shd w:fill="EEF3F3" w:val="clear"/>
+            <w:tcMar>
+              <w:top w:type="dxa" w:w="60"/>
+              <w:left w:type="dxa" w:w="100"/>
+              <w:bottom w:type="dxa" w:w="60"/>
+              <w:right w:type="dxa" w:w="100"/>
+            </w:tcMar>
+          </w:tcPr>
+          <w:p>
+            <w:pPr>
+              <w:jc w:val="right"/>
+            </w:pPr>
+            <w:r>
+              <w:rPr>
+                <w:b/>
+                <w:bCs/>
+                <w:sz w:val="18"/>
+                <w:szCs w:val="18"/>
+              </w:rPr>
+              <w:t xml:space="preserve">Precision</w:t>
+            </w:r>
+          </w:p>
+        </w:tc>
+        <w:tc>
+          <w:tcPr>
+            <w:tcW w:type="dxa" w:w="1500"/>
+            <w:shd w:fill="EEF3F3" w:val="clear"/>
+            <w:tcMar>
+              <w:top w:type="dxa" w:w="60"/>
+              <w:left w:type="dxa" w:w="100"/>
+              <w:bottom w:type="dxa" w:w="60"/>
+              <w:right w:type="dxa" w:w="100"/>
+            </w:tcMar>
+          </w:tcPr>
+          <w:p>
+            <w:pPr>
+              <w:jc w:val="right"/>
+            </w:pPr>
+            <w:r>
+              <w:rPr>
+                <w:b/>
+                <w:bCs/>
+                <w:sz w:val="18"/>
+                <w:szCs w:val="18"/>
+              </w:rPr>
+              <w:t xml:space="preserve">Recall</w:t>
+            </w:r>
+          </w:p>
+        </w:tc>
+        <w:tc>
+          <w:tcPr>
+            <w:tcW w:type="dxa" w:w="1500"/>
+            <w:shd w:fill="EEF3F3" w:val="clear"/>
+            <w:tcMar>
+              <w:top w:type="dxa" w:w="60"/>
+              <w:left w:type="dxa" w:w="100"/>
+              <w:bottom w:type="dxa" w:w="60"/>
+              <w:right w:type="dxa" w:w="100"/>
+            </w:tcMar>
+          </w:tcPr>
+          <w:p>
+            <w:pPr>
+              <w:jc w:val="right"/>
+            </w:pPr>
+            <w:r>
+              <w:rPr>
+                <w:b/>
+                <w:bCs/>
+                <w:sz w:val="18"/>
+                <w:szCs w:val="18"/>
+              </w:rPr>
+              <w:t xml:space="preserve">F1</w:t>
+            </w:r>
+          </w:p>
+        </w:tc>
+        <w:tc>
+          <w:tcPr>
+            <w:tcW w:type="dxa" w:w="1500"/>
+            <w:shd w:fill="EEF3F3" w:val="clear"/>
+            <w:tcMar>
+              <w:top w:type="dxa" w:w="60"/>
+              <w:left w:type="dxa" w:w="100"/>
+              <w:bottom w:type="dxa" w:w="60"/>
+              <w:right w:type="dxa" w:w="100"/>
+            </w:tcMar>
+          </w:tcPr>
+          <w:p>
+            <w:pPr>
+              <w:jc w:val="right"/>
+            </w:pPr>
+            <w:r>
+              <w:rPr>
+                <w:b/>
+                <w:bCs/>
+                <w:sz w:val="18"/>
+                <w:szCs w:val="18"/>
+              </w:rPr>
+              <w:t xml:space="preserve">stuck_at</w:t>
+            </w:r>
+          </w:p>
+        </w:tc>
+      </w:tr>
+      <w:tr>
+        <w:tc>
+          <w:tcPr>
+            <w:tcW w:type="dxa" w:w="3360"/>
+            <w:tcMar>
+              <w:top w:type="dxa" w:w="60"/>
+              <w:left w:type="dxa" w:w="100"/>
+              <w:bottom w:type="dxa" w:w="60"/>
+              <w:right w:type="dxa" w:w="100"/>
+            </w:tcMar>
+          </w:tcPr>
+          <w:p>
+            <w:pPr>
+              <w:jc w:val="left"/>
+            </w:pPr>
+            <w:r>
+              <w:rPr>
+                <w:b w:val="false"/>
+                <w:bCs w:val="false"/>
+                <w:sz w:val="18"/>
+                <w:szCs w:val="18"/>
+              </w:rPr>
+              <w:t xml:space="preserve">Local detectors only</w:t>
+            </w:r>
+          </w:p>
+        </w:tc>
+        <w:tc>
+          <w:tcPr>
+            <w:tcW w:type="dxa" w:w="1500"/>
+            <w:tcMar>
+              <w:top w:type="dxa" w:w="60"/>
+              <w:left w:type="dxa" w:w="100"/>
+              <w:bottom w:type="dxa" w:w="60"/>
+              <w:right w:type="dxa" w:w="100"/>
+            </w:tcMar>
+          </w:tcPr>
+          <w:p>
+            <w:pPr>
+              <w:jc w:val="right"/>
+            </w:pPr>
+            <w:r>
+              <w:rPr>
+                <w:rFonts w:ascii="Consolas" w:cs="Consolas" w:eastAsia="Consolas" w:hAnsi="Consolas"/>
+                <w:b w:val="false"/>
+                <w:bCs w:val="false"/>
+                <w:sz w:val="18"/>
+                <w:szCs w:val="18"/>
+              </w:rPr>
+              <w:t xml:space="preserve">0.589</w:t>
+            </w:r>
+          </w:p>
+        </w:tc>
+        <w:tc>
+          <w:tcPr>
+            <w:tcW w:type="dxa" w:w="1500"/>
+            <w:tcMar>
+              <w:top w:type="dxa" w:w="60"/>
+              <w:left w:type="dxa" w:w="100"/>
+              <w:bottom w:type="dxa" w:w="60"/>
+              <w:right w:type="dxa" w:w="100"/>
+            </w:tcMar>
+          </w:tcPr>
+          <w:p>
+            <w:pPr>
+              <w:jc w:val="right"/>
+            </w:pPr>
+            <w:r>
+              <w:rPr>
+                <w:rFonts w:ascii="Consolas" w:cs="Consolas" w:eastAsia="Consolas" w:hAnsi="Consolas"/>
+                <w:b w:val="false"/>
+                <w:bCs w:val="false"/>
+                <w:sz w:val="18"/>
+                <w:szCs w:val="18"/>
+              </w:rPr>
+              <w:t xml:space="preserve">0.273</w:t>
+            </w:r>
+          </w:p>
+        </w:tc>
+        <w:tc>
+          <w:tcPr>
+            <w:tcW w:type="dxa" w:w="1500"/>
+            <w:tcMar>
+              <w:top w:type="dxa" w:w="60"/>
+              <w:left w:type="dxa" w:w="100"/>
+              <w:bottom w:type="dxa" w:w="60"/>
+              <w:right w:type="dxa" w:w="100"/>
+            </w:tcMar>
+          </w:tcPr>
+          <w:p>
+            <w:pPr>
+              <w:jc w:val="right"/>
+            </w:pPr>
+            <w:r>
+              <w:rPr>
+                <w:rFonts w:ascii="Consolas" w:cs="Consolas" w:eastAsia="Consolas" w:hAnsi="Consolas"/>
+                <w:b w:val="false"/>
+                <w:bCs w:val="false"/>
+                <w:sz w:val="18"/>
+                <w:szCs w:val="18"/>
+              </w:rPr>
+              <w:t xml:space="preserve">0.373</w:t>
+            </w:r>
+          </w:p>
+        </w:tc>
+        <w:tc>
+          <w:tcPr>
+            <w:tcW w:type="dxa" w:w="1500"/>
+            <w:tcMar>
+              <w:top w:type="dxa" w:w="60"/>
+              <w:left w:type="dxa" w:w="100"/>
+              <w:bottom w:type="dxa" w:w="60"/>
+              <w:right w:type="dxa" w:w="100"/>
+            </w:tcMar>
+          </w:tcPr>
+          <w:p>
+            <w:pPr>
+              <w:jc w:val="right"/>
+            </w:pPr>
+            <w:r>
+              <w:rPr>
+                <w:rFonts w:ascii="Consolas" w:cs="Consolas" w:eastAsia="Consolas" w:hAnsi="Consolas"/>
+                <w:b w:val="false"/>
+                <w:bCs w:val="false"/>
+                <w:sz w:val="18"/>
+                <w:szCs w:val="18"/>
+              </w:rPr>
+              <w:t xml:space="preserve">0.266</w:t>
+            </w:r>
+          </w:p>
+        </w:tc>
+      </w:tr>
+      <w:tr>
+        <w:tc>
+          <w:tcPr>
+            <w:tcW w:type="dxa" w:w="3360"/>
+            <w:tcMar>
+              <w:top w:type="dxa" w:w="60"/>
+              <w:left w:type="dxa" w:w="100"/>
+              <w:bottom w:type="dxa" w:w="60"/>
+              <w:right w:type="dxa" w:w="100"/>
+            </w:tcMar>
+          </w:tcPr>
+          <w:p>
+            <w:pPr>
+              <w:jc w:val="left"/>
+            </w:pPr>
+            <w:r>
+              <w:rPr>
+                <w:b w:val="false"/>
+                <w:bCs w:val="false"/>
+                <w:sz w:val="18"/>
+                <w:szCs w:val="18"/>
+              </w:rPr>
+              <w:t xml:space="preserve">Local plus spatial</w:t>
+            </w:r>
+          </w:p>
+        </w:tc>
+        <w:tc>
+          <w:tcPr>
+            <w:tcW w:type="dxa" w:w="1500"/>
+            <w:tcMar>
+              <w:top w:type="dxa" w:w="60"/>
+              <w:left w:type="dxa" w:w="100"/>
+              <w:bottom w:type="dxa" w:w="60"/>
+              <w:right w:type="dxa" w:w="100"/>
+            </w:tcMar>
+          </w:tcPr>
+          <w:p>
+            <w:pPr>
+              <w:jc w:val="right"/>
+            </w:pPr>
+            <w:r>
+              <w:rPr>
+                <w:rFonts w:ascii="Consolas" w:cs="Consolas" w:eastAsia="Consolas" w:hAnsi="Consolas"/>
+                <w:b w:val="false"/>
+                <w:bCs w:val="false"/>
+                <w:sz w:val="18"/>
+                <w:szCs w:val="18"/>
+              </w:rPr>
+              <w:t xml:space="preserve">0.569</w:t>
+            </w:r>
+          </w:p>
+        </w:tc>
+        <w:tc>
+          <w:tcPr>
+            <w:tcW w:type="dxa" w:w="1500"/>
+            <w:tcMar>
+              <w:top w:type="dxa" w:w="60"/>
+              <w:left w:type="dxa" w:w="100"/>
+              <w:bottom w:type="dxa" w:w="60"/>
+              <w:right w:type="dxa" w:w="100"/>
+            </w:tcMar>
+          </w:tcPr>
+          <w:p>
+            <w:pPr>
+              <w:jc w:val="right"/>
+            </w:pPr>
+            <w:r>
+              <w:rPr>
+                <w:rFonts w:ascii="Consolas" w:cs="Consolas" w:eastAsia="Consolas" w:hAnsi="Consolas"/>
+                <w:b w:val="false"/>
+                <w:bCs w:val="false"/>
+                <w:sz w:val="18"/>
+                <w:szCs w:val="18"/>
+              </w:rPr>
+              <w:t xml:space="preserve">0.259</w:t>
+            </w:r>
+          </w:p>
+        </w:tc>
+        <w:tc>
+          <w:tcPr>
+            <w:tcW w:type="dxa" w:w="1500"/>
+            <w:tcMar>
+              <w:top w:type="dxa" w:w="60"/>
+              <w:left w:type="dxa" w:w="100"/>
+              <w:bottom w:type="dxa" w:w="60"/>
+              <w:right w:type="dxa" w:w="100"/>
+            </w:tcMar>
+          </w:tcPr>
+          <w:p>
+            <w:pPr>
+              <w:jc w:val="right"/>
+            </w:pPr>
+            <w:r>
+              <w:rPr>
+                <w:rFonts w:ascii="Consolas" w:cs="Consolas" w:eastAsia="Consolas" w:hAnsi="Consolas"/>
+                <w:b w:val="false"/>
+                <w:bCs w:val="false"/>
+                <w:sz w:val="18"/>
+                <w:szCs w:val="18"/>
+              </w:rPr>
+              <w:t xml:space="preserve">0.356</w:t>
+            </w:r>
+          </w:p>
+        </w:tc>
+        <w:tc>
+          <w:tcPr>
+            <w:tcW w:type="dxa" w:w="1500"/>
+            <w:tcMar>
+              <w:top w:type="dxa" w:w="60"/>
+              <w:left w:type="dxa" w:w="100"/>
+              <w:bottom w:type="dxa" w:w="60"/>
+              <w:right w:type="dxa" w:w="100"/>
+            </w:tcMar>
+          </w:tcPr>
+          <w:p>
+            <w:pPr>
+              <w:jc w:val="right"/>
+            </w:pPr>
+            <w:r>
+              <w:rPr>
+                <w:rFonts w:ascii="Consolas" w:cs="Consolas" w:eastAsia="Consolas" w:hAnsi="Consolas"/>
+                <w:b w:val="false"/>
+                <w:bCs w:val="false"/>
+                <w:sz w:val="18"/>
+                <w:szCs w:val="18"/>
+              </w:rPr>
+              <w:t xml:space="preserve">0.264</w:t>
+            </w:r>
+          </w:p>
+        </w:tc>
+      </w:tr>
+    </w:tbl>
+    <w:p>
+      <w:pPr>
+        <w:spacing w:after="160"/>
+      </w:pPr>
+    </w:p>
+    <w:p>
+      <w:pPr>
+        <w:pBdr>
+          <w:left w:val="single" w:color="0C6D6D" w:sz="12" w:space="8"/>
+        </w:pBdr>
+        <w:spacing w:after="160"/>
+        <w:ind w:left="180"/>
+      </w:pPr>
+      <w:r>
+        <w:rPr>
+          <w:i/>
+          <w:iCs/>
+          <w:color w:val="5A6D6C"/>
+          <w:sz w:val="20"/>
+          <w:szCs w:val="20"/>
+        </w:rPr>
+        <w:t xml:space="preserve">Adding the spatial detector makes precision, recall, F1, stuck-at and dropout all worse. Only drift improves, from 0.004 to 0.012. The celebrated result, stuck-at rising from 0.001 to 0.378 and the claim that neighbours detect faults no local model can, is the low-variance detector rather than the neighbours. A frozen sensor has near-zero variance, which is visible in the station own history.</w:t>
+      </w:r>
+    </w:p>
+    <w:p>
+      <w:pPr>
+        <w:pStyle w:val="Heading2"/>
+        <w:spacing w:after="120" w:before="280"/>
+      </w:pPr>
+      <w:bookmarkStart w:name="_Toc77" w:id="77"/>
+      <w:r>
+        <w:t xml:space="preserve">11A.4 What this does and does not invalidate</w:t>
+      </w:r>
+      <w:bookmarkEnd w:id="77"/>
+    </w:p>
+    <w:p>
+      <w:pPr>
+        <w:spacing w:after="120"/>
+      </w:pPr>
+      <w:r>
+        <w:t xml:space="preserve">Invalidated as stated: every rung 6 against rung 5 detection comparison, including the F1 gain of 0.062 at 69 stations and the per-subtype intervals. The correct comparison requires giving rung 5 the same ensemble without the spatial detector. Predicted outcome: rung 5 rises from 0.322 to about 0.397 at a three-hour horizon, and rung 6 advantage becomes roughly minus 0.005.</w:t>
+      </w:r>
+    </w:p>
+    <w:p>
+      <w:pPr>
+        <w:spacing w:after="120"/>
+      </w:pPr>
+      <w:r>
+        <w:t xml:space="preserve">Not invalidated: everything that does not depend on the detector mix, which is the forecasting comparisons, the communication costs, the privacy cost in forecasting terms, the Delhi transfer, the scaling findings, and the real co-located experiment.</w:t>
+      </w:r>
+    </w:p>
+    <w:p>
+      <w:pPr>
+        <w:pStyle w:val="Heading2"/>
+        <w:spacing w:after="120" w:before="280"/>
+      </w:pPr>
+      <w:bookmarkStart w:name="_Toc78" w:id="78"/>
+      <w:r>
+        <w:t xml:space="preserve">11A.5 Why it was not caught earlier</w:t>
+      </w:r>
+      <w:bookmarkEnd w:id="78"/>
+    </w:p>
+    <w:p>
+      <w:pPr>
+        <w:spacing w:after="120"/>
+      </w:pPr>
+      <w:r>
+        <w:t xml:space="preserve">The per-detector scores were persisted specifically so that combination rules could be swept offline without retraining. Nobody swept them until the question became how to improve accuracy, because until then the rung 6 advantage looked like evidence that the mechanism worked. A result in the expected direction attracts less scrutiny than a surprising one, which is the general lesson.</w:t>
+      </w:r>
+    </w:p>
+    <w:p>
+      <w:r>
+        <w:br w:type="page"/>
       </w:r>
     </w:p>
     <w:p>
@@ -11334,11 +17731,79 @@
         <w:pStyle w:val="Heading1"/>
         <w:spacing w:after="160" w:before="360"/>
       </w:pPr>
-      <w:bookmarkStart w:name="_Toc54" w:id="54"/>
-      <w:r>
-        <w:t xml:space="preserve">12. Engineering Lessons</w:t>
-      </w:r>
-      <w:bookmarkEnd w:id="54"/>
+      <w:bookmarkStart w:name="_Toc79" w:id="79"/>
+      <w:r>
+        <w:t xml:space="preserve">17. What Did Not Work</w:t>
+      </w:r>
+      <w:bookmarkEnd w:id="79"/>
+    </w:p>
+    <w:p>
+      <w:pPr>
+        <w:pStyle w:val="Heading2"/>
+        <w:spacing w:after="120" w:before="280"/>
+      </w:pPr>
+      <w:bookmarkStart w:name="_Toc80" w:id="80"/>
+      <w:r>
+        <w:t xml:space="preserve">11.1 Clustered aggregation — measured and rejected</w:t>
+      </w:r>
+      <w:bookmarkEnd w:id="80"/>
+    </w:p>
+    <w:p>
+      <w:pPr>
+        <w:spacing w:after="120"/>
+      </w:pPr>
+      <w:r>
+        <w:t xml:space="preserve">Community-based aggregation is worse on forecast error at every horizon and on F1, better only on the false-positive control. The reason matters more than the result: clustering split the stations into communities of 18, 9, 1, 1 and 1, and equal weight per community hands three singleton stations 60% of the global model between them. The rule exists so that a crowd cannot outvote a lone station; at this community structure it overcorrects into exactly the opposite failure.</w:t>
+      </w:r>
+    </w:p>
+    <w:p>
+      <w:pPr>
+        <w:pStyle w:val="Heading2"/>
+        <w:spacing w:after="120" w:before="280"/>
+      </w:pPr>
+      <w:bookmarkStart w:name="_Toc81" w:id="81"/>
+      <w:r>
+        <w:t xml:space="preserve">11.2 Federation does not help forecasting at moderate scale</w:t>
+      </w:r>
+      <w:bookmarkEnd w:id="81"/>
+    </w:p>
+    <w:p>
+      <w:pPr>
+        <w:spacing w:after="120"/>
+      </w:pPr>
+      <w:r>
+        <w:t xml:space="preserve">At 30 stations, purely local per-station models beat the federated global model at every horizon. One shared forecaster across heterogeneous stations is worse than many local ones. Federation earns its place through the spatial half, not through weight sharing. At 69 stations the comparison changes, for the structural reason given in Section 6.5.</w:t>
+      </w:r>
+    </w:p>
+    <w:p>
+      <w:pPr>
+        <w:pStyle w:val="Heading2"/>
+        <w:spacing w:after="120" w:before="280"/>
+      </w:pPr>
+      <w:bookmarkStart w:name="_Toc82" w:id="82"/>
+      <w:r>
+        <w:t xml:space="preserve">11.3 Drift remains largely unsolved</w:t>
+      </w:r>
+      <w:bookmarkEnd w:id="82"/>
+    </w:p>
+    <w:p>
+      <w:pPr>
+        <w:spacing w:after="120"/>
+      </w:pPr>
+      <w:r>
+        <w:t xml:space="preserve">Per-reading drift recall is about 0.013 even at full scale. The station-level channel works but identifies stations, not readings.</w:t>
+      </w:r>
+    </w:p>
+    <w:p>
+      <w:pPr>
+        <w:pStyle w:val="Heading1"/>
+        <w:spacing w:after="160" w:before="360"/>
+      </w:pPr>
+      <w:bookmarkStart w:name="_Toc83" w:id="83"/>
+      <w:r>
+        <w:t xml:space="preserve">18. Engineering Lessons</w:t>
+      </w:r>
+      <w:bookmarkEnd w:id="83"/>
     </w:p>
     <w:p>
       <w:pPr>
@@ -11415,22 +17880,41 @@
         <w:pStyle w:val="Heading1"/>
         <w:spacing w:after="160" w:before="360"/>
       </w:pPr>
-      <w:bookmarkStart w:name="_Toc55" w:id="55"/>
-      <w:r>
-        <w:t xml:space="preserve">13. Honest Summary</w:t>
-      </w:r>
-      <w:bookmarkEnd w:id="55"/>
+      <w:bookmarkStart w:name="_Toc84" w:id="84"/>
+      <w:r>
+        <w:t xml:space="preserve">19. Honest Summary</w:t>
+      </w:r>
+      <w:bookmarkEnd w:id="84"/>
     </w:p>
     <w:p>
       <w:pPr>
         <w:pStyle w:val="Heading2"/>
         <w:spacing w:after="120" w:before="280"/>
       </w:pPr>
-      <w:bookmarkStart w:name="_Toc56" w:id="56"/>
+      <w:bookmarkStart w:name="_Toc85" w:id="85"/>
       <w:r>
         <w:t xml:space="preserve">What is established</w:t>
       </w:r>
-      <w:bookmarkEnd w:id="56"/>
+      <w:bookmarkEnd w:id="85"/>
+    </w:p>
+    <w:p>
+      <w:pPr>
+        <w:pBdr>
+          <w:left w:val="single" w:color="0C6D6D" w:sz="12" w:space="8"/>
+        </w:pBdr>
+        <w:spacing w:after="160"/>
+        <w:ind w:left="180"/>
+      </w:pPr>
+      <w:r>
+        <w:rPr>
+          <w:i/>
+          <w:iCs/>
+          <w:color w:val="5A6D6C"/>
+          <w:sz w:val="20"/>
+          <w:szCs w:val="20"/>
+        </w:rPr>
+        <w:t xml:space="preserve">Read with the confound section attached: the rung 6 against rung 5 detection comparisons changed the detector ensemble as well as the spatial mechanism, and on controlled recombination the spatial detector currently costs more than it contributes. The measured gains belong to a local low-variance detector. What follows is reported as measured.</w:t>
+      </w:r>
     </w:p>
     <w:p>
       <w:pPr>
@@ -11445,11 +17929,11 @@
         <w:pStyle w:val="Heading2"/>
         <w:spacing w:after="120" w:before="280"/>
       </w:pPr>
-      <w:bookmarkStart w:name="_Toc57" w:id="57"/>
+      <w:bookmarkStart w:name="_Toc86" w:id="86"/>
       <w:r>
         <w:t xml:space="preserve">What is specific and mechanical</w:t>
       </w:r>
-      <w:bookmarkEnd w:id="57"/>
+      <w:bookmarkEnd w:id="86"/>
     </w:p>
     <w:p>
       <w:pPr>
@@ -11464,11 +17948,11 @@
         <w:pStyle w:val="Heading2"/>
         <w:spacing w:after="120" w:before="280"/>
       </w:pPr>
-      <w:bookmarkStart w:name="_Toc58" w:id="58"/>
+      <w:bookmarkStart w:name="_Toc87" w:id="87"/>
       <w:r>
         <w:t xml:space="preserve">What is not solved</w:t>
       </w:r>
-      <w:bookmarkEnd w:id="58"/>
+      <w:bookmarkEnd w:id="87"/>
     </w:p>
     <w:p>
       <w:pPr>
@@ -11483,11 +17967,11 @@
         <w:pStyle w:val="Heading2"/>
         <w:spacing w:after="120" w:before="280"/>
       </w:pPr>
-      <w:bookmarkStart w:name="_Toc59" w:id="59"/>
+      <w:bookmarkStart w:name="_Toc88" w:id="88"/>
       <w:r>
         <w:t xml:space="preserve">What the project cannot yet claim</w:t>
       </w:r>
-      <w:bookmarkEnd w:id="59"/>
+      <w:bookmarkEnd w:id="88"/>
     </w:p>
     <w:p>
       <w:pPr>
